--- a/hin/docx/59.content.docx
+++ b/hin/docx/59.content.docx
@@ -28,49 +28,15 @@
       </w:r>
     </w:p>
     <w:p>
-      <w:pPr>
-        <w:pStyle w:val="Heading2"/>
-      </w:pPr>
-      <w:r>
-        <w:rPr>
-          <w:lang w:val="hi_IN" w:bidi="hi_IN"/>
-        </w:rPr>
-        <w:t>License Information</w:t>
-      </w:r>
-      <w:r>
-        <w:rPr>
-          <w:lang w:val="hi_IN" w:bidi="hi_IN"/>
-        </w:rPr>
-      </w:r>
-    </w:p>
-    <w:p>
-      <w:pPr/>
-      <w:r>
-        <w:rPr>
-          <w:lang w:val="hi_IN" w:bidi="hi_IN"/>
-        </w:rPr>
-      </w:r>
-      <w:r>
-        <w:rPr>
-          <w:b/>
-          <w:lang w:val="hi_IN" w:bidi="hi_IN"/>
-        </w:rPr>
-        <w:t>अनुवाद नोट्स (अनफोल्डिंग वर्ड)</w:t>
-      </w:r>
-      <w:r>
-        <w:rPr>
-          <w:lang w:val="hi_IN" w:bidi="hi_IN"/>
-        </w:rPr>
-        <w:t xml:space="preserve"> (Hindi) is based on</w:t>
-      </w:r>
-      <w:r>
-        <w:rPr>
-          <w:lang w:val="hi_IN" w:bidi="hi_IN"/>
-        </w:rPr>
-        <w:t xml:space="preserve">: </w:t>
-      </w:r>
-      <w:r>
-        <w:rPr>
+      <w:pPr/>
+      <w:r>
+        <w:rPr>
+          <w:lang w:val="hi_IN" w:bidi="hi_IN"/>
+        </w:rPr>
+      </w:r>
+      <w:r>
+        <w:rPr>
+          <w:b/>
           <w:lang w:val="hi_IN" w:bidi="hi_IN"/>
         </w:rPr>
         <w:t>unfoldingWord® Translation Notes</w:t>
@@ -79,62 +45,31 @@
         <w:rPr>
           <w:lang w:val="hi_IN" w:bidi="hi_IN"/>
         </w:rPr>
-        <w:t xml:space="preserve">, </w:t>
-      </w:r>
-      <w:hyperlink r:id="rId13">
-        <w:r>
-          <w:rPr>
-            <w:lang w:val="hi_IN" w:bidi="hi_IN"/>
-          </w:rPr>
-          <w:rPr>
-            <w:color w:val="0000EE"/>
-            <w:u w:val="single"/>
-          </w:rPr>
-          <w:t>unfoldingWord</w:t>
-        </w:r>
-      </w:hyperlink>
-      <w:r>
-        <w:rPr>
-          <w:lang w:val="hi_IN" w:bidi="hi_IN"/>
-        </w:rPr>
-        <w:t xml:space="preserve">, 2022, which is licensed under a </w:t>
-      </w:r>
-      <w:hyperlink r:id="rId14">
-        <w:r>
-          <w:rPr>
-            <w:lang w:val="hi_IN" w:bidi="hi_IN"/>
-          </w:rPr>
-          <w:rPr>
-            <w:color w:val="0000EE"/>
-            <w:u w:val="single"/>
-          </w:rPr>
-          <w:t>CC BY-SA 4.0 license</w:t>
-        </w:r>
-      </w:hyperlink>
-      <w:r>
-        <w:rPr>
-          <w:lang w:val="hi_IN" w:bidi="hi_IN"/>
-        </w:rPr>
-        <w:t>.</w:t>
-      </w:r>
-      <w:r>
-        <w:rPr>
-          <w:lang w:val="hi_IN" w:bidi="hi_IN"/>
-        </w:rPr>
-      </w:r>
-    </w:p>
-    <w:p>
-      <w:pPr/>
-      <w:r>
-        <w:rPr>
-          <w:lang w:val="hi_IN" w:bidi="hi_IN"/>
-        </w:rPr>
-      </w:r>
-      <w:r>
-        <w:rPr>
-          <w:lang w:val="hi_IN" w:bidi="hi_IN"/>
-        </w:rPr>
-        <w:t>This PDF version is provided under the same license.</w:t>
+        <w:t xml:space="preserve"> © 2022 unfoldingWord. Released under CC BY-SA 4.0 license. </w:t>
+      </w:r>
+      <w:r>
+        <w:rPr>
+          <w:lang w:val="hi_IN" w:bidi="hi_IN"/>
+        </w:rPr>
+        <w:t>unfoldingWord® Translation Notes</w:t>
+      </w:r>
+      <w:r>
+        <w:rPr>
+          <w:lang w:val="hi_IN" w:bidi="hi_IN"/>
+        </w:rPr>
+        <w:t xml:space="preserve"> has been adapted in the following languages: Tok Pisin, Arabic (عربي), French (Français), Hindi (हिंदी), Indonesian (Bahasa Indonesia), Portuguese (Português), Russian (Русский), Spanish (Español), Swahili (Kiswahili), and Simplified Chinese (简体中文) from </w:t>
+      </w:r>
+      <w:r>
+        <w:rPr>
+          <w:lang w:val="hi_IN" w:bidi="hi_IN"/>
+        </w:rPr>
+        <w:t>unfoldingWord® Translation Notes</w:t>
+      </w:r>
+      <w:r>
+        <w:rPr>
+          <w:lang w:val="hi_IN" w:bidi="hi_IN"/>
+        </w:rPr>
+        <w:t xml:space="preserve"> © 2022 unfoldingWord. Released under CC BY-SA 4.0 license by Mission Mutual</w:t>
       </w:r>
       <w:r>
         <w:rPr>
@@ -3700,7 +3635,7 @@
         </w:rPr>
         <w:t xml:space="preserve"> शब्द को लाक्षणिक भाषा में काम में लेता है जिसका अर्थ है, यीशु में साथी विश्वासी| देखें कि आपने इसका अनुवाद \n</w:t>
       </w:r>
-      <w:hyperlink r:id="rId15">
+      <w:hyperlink r:id="rId13">
         <w:r>
           <w:rPr>
             <w:lang w:val="hi_IN" w:bidi="hi_IN"/>
@@ -6230,7 +6165,7 @@
         </w:rPr>
         <w:t xml:space="preserve"> शब्द का अर्थ वही हो सकता है जो </w:t>
       </w:r>
-      <w:hyperlink r:id="rId16">
+      <w:hyperlink r:id="rId14">
         <w:r>
           <w:rPr>
             <w:lang w:val="hi_IN" w:bidi="hi_IN"/>
@@ -8368,7 +8303,7 @@
         </w:rPr>
         <w:t xml:space="preserve">"याकूब </w:t>
       </w:r>
-      <w:hyperlink r:id="rId17">
+      <w:hyperlink r:id="rId15">
         <w:r>
           <w:rPr>
             <w:lang w:val="hi_IN" w:bidi="hi_IN"/>
@@ -8484,7 +8419,7 @@
         </w:rPr>
         <w:t>"देखें की आपने इसका अनुवाद \n</w:t>
       </w:r>
-      <w:hyperlink r:id="rId15">
+      <w:hyperlink r:id="rId13">
         <w:r>
           <w:rPr>
             <w:lang w:val="hi_IN" w:bidi="hi_IN"/>
@@ -8737,7 +8672,7 @@
         </w:rPr>
         <w:t xml:space="preserve"> एक ही आर्ट रखती हैं| याकूब इनको व्बलाघात के लिए एक साथ काम में लेता है| (जैसा </w:t>
       </w:r>
-      <w:hyperlink r:id="rId18">
+      <w:hyperlink r:id="rId16">
         <w:r>
           <w:rPr>
             <w:lang w:val="hi_IN" w:bidi="hi_IN"/>
@@ -10771,7 +10706,7 @@
         </w:rPr>
         <w:t xml:space="preserve">"देखें कि आपने इसका अनुवाद </w:t>
       </w:r>
-      <w:hyperlink r:id="rId19">
+      <w:hyperlink r:id="rId17">
         <w:r>
           <w:rPr>
             <w:lang w:val="hi_IN" w:bidi="hi_IN"/>
@@ -14436,7 +14371,7 @@
         </w:rPr>
         <w:t xml:space="preserve">"याकूब एक काल्पनिक परिस्थिति के प्रयोग द्वारा शिक्षा देना चाहता है| यह उदाहरण उस उदाहरण की विषमता में है जो उसने \n </w:t>
       </w:r>
-      <w:hyperlink r:id="rId20">
+      <w:hyperlink r:id="rId18">
         <w:r>
           <w:rPr>
             <w:lang w:val="hi_IN" w:bidi="hi_IN"/>
@@ -14702,7 +14637,7 @@
         </w:rPr>
         <w:t xml:space="preserve"> से याकूब का क्या तात्पर्य है, इसके अधिक वर्णन हेतु </w:t>
       </w:r>
-      <w:hyperlink r:id="rId21">
+      <w:hyperlink r:id="rId19">
         <w:r>
           <w:rPr>
             <w:lang w:val="hi_IN" w:bidi="hi_IN"/>
@@ -15053,7 +14988,7 @@
         </w:rPr>
         <w:t xml:space="preserve">"जैसा </w:t>
       </w:r>
-      <w:hyperlink r:id="rId18">
+      <w:hyperlink r:id="rId16">
         <w:r>
           <w:rPr>
             <w:lang w:val="hi_IN" w:bidi="hi_IN"/>
@@ -15071,7 +15006,7 @@
         </w:rPr>
         <w:t xml:space="preserve"> और </w:t>
       </w:r>
-      <w:hyperlink r:id="rId22">
+      <w:hyperlink r:id="rId20">
         <w:r>
           <w:rPr>
             <w:lang w:val="hi_IN" w:bidi="hi_IN"/>
@@ -16557,7 +16492,7 @@
         </w:rPr>
         <w:t xml:space="preserve"> जो बलाघात के लिए एक अतिकथन है| कोई मनुष्य अपने शब्दों पर नियंत्रण नहीं रखता है तौभी उस मनुष्य के धर्म में संभवतः कुछ मान्यता है| परन्तु याकूब इस बात पर बल देना चाहता है कि परमेश्वर से प्रेम करने का दावा करना और ऎसी बाते करना जिनसे अन्यों को दुःख हो और उनका तिरस्कार हो| वह इस विचार पर आगे </w:t>
       </w:r>
-      <w:hyperlink r:id="rId23">
+      <w:hyperlink r:id="rId21">
         <w:r>
           <w:rPr>
             <w:lang w:val="hi_IN" w:bidi="hi_IN"/>
@@ -17820,7 +17755,7 @@
         </w:rPr>
         <w:t xml:space="preserve"> शब्द का अनुवाद </w:t>
       </w:r>
-      <w:hyperlink r:id="rId15">
+      <w:hyperlink r:id="rId13">
         <w:r>
           <w:rPr>
             <w:lang w:val="hi_IN" w:bidi="hi_IN"/>
@@ -18262,7 +18197,7 @@
         </w:rPr>
         <w:t xml:space="preserve">"शिक्षा देने के लिए याकूब एक काल्पनिक परिस्थिति का प्रयोग करता है| वह ूिश पद में और अगले पद में परिस्थिति का वर्णन करता है और </w:t>
       </w:r>
-      <w:hyperlink r:id="rId24">
+      <w:hyperlink r:id="rId22">
         <w:r>
           <w:rPr>
             <w:lang w:val="hi_IN" w:bidi="hi_IN"/>
@@ -19930,7 +19865,7 @@
         </w:rPr>
         <w:t xml:space="preserve">"इस पद में याकूब उसी काल्पनिक परिस्थिति के परिणाम को प्रकट करता है जिसा वर्णन वह </w:t>
       </w:r>
-      <w:hyperlink r:id="rId25">
+      <w:hyperlink r:id="rId23">
         <w:r>
           <w:rPr>
             <w:lang w:val="hi_IN" w:bidi="hi_IN"/>
@@ -20562,7 +20497,7 @@
         </w:rPr>
         <w:t xml:space="preserve">"देखें कि आपने इसका अनुवाद </w:t>
       </w:r>
-      <w:hyperlink r:id="rId19">
+      <w:hyperlink r:id="rId17">
         <w:r>
           <w:rPr>
             <w:lang w:val="hi_IN" w:bidi="hi_IN"/>
@@ -21435,7 +21370,7 @@
         </w:rPr>
         <w:t xml:space="preserve">"यहाँ याकूब के कहने का अर्थ, </w:t>
       </w:r>
-      <w:hyperlink r:id="rId26">
+      <w:hyperlink r:id="rId24">
         <w:r>
           <w:rPr>
             <w:lang w:val="hi_IN" w:bidi="hi_IN"/>
@@ -22908,7 +22843,7 @@
         </w:rPr>
         <w:t xml:space="preserve">"याकूब इन शब्दों के उपयोग के द्वारा </w:t>
       </w:r>
-      <w:hyperlink r:id="rId27">
+      <w:hyperlink r:id="rId25">
         <w:r>
           <w:rPr>
             <w:lang w:val="hi_IN" w:bidi="hi_IN"/>
@@ -23113,7 +23048,7 @@
         </w:rPr>
         <w:t xml:space="preserve">"याकूब यहाँ लैव्यव्यवस्था </w:t>
       </w:r>
-      <w:hyperlink r:id="rId28">
+      <w:hyperlink r:id="rId26">
         <w:r>
           <w:rPr>
             <w:lang w:val="hi_IN" w:bidi="hi_IN"/>
@@ -25007,7 +24942,7 @@
         </w:rPr>
         <w:t xml:space="preserve">"जैसा </w:t>
       </w:r>
-      <w:hyperlink r:id="rId29">
+      <w:hyperlink r:id="rId27">
         <w:r>
           <w:rPr>
             <w:lang w:val="hi_IN" w:bidi="hi_IN"/>
@@ -25364,7 +25299,7 @@
         </w:rPr>
         <w:t xml:space="preserve"> की चर्चा करता है तो वह उस आज्ञा का सन्दर्भ दे रहा है जिसकी चर्चा उसने </w:t>
       </w:r>
-      <w:hyperlink r:id="rId30">
+      <w:hyperlink r:id="rId28">
         <w:r>
           <w:rPr>
             <w:lang w:val="hi_IN" w:bidi="hi_IN"/>
@@ -26361,7 +26296,7 @@
         </w:rPr>
         <w:t xml:space="preserve"> शब्द का अनुवाद </w:t>
       </w:r>
-      <w:hyperlink r:id="rId15">
+      <w:hyperlink r:id="rId13">
         <w:r>
           <w:rPr>
             <w:lang w:val="hi_IN" w:bidi="hi_IN"/>
@@ -28480,7 +28415,7 @@
         </w:rPr>
         <w:t xml:space="preserve">"याकूब शिक्षण साधन हेतु प्रश्न का प्रयोग करता है| यदि आपकी भाषा में सपष्ट हो सके तो आप उसके शब्दों का अनुवाद कथन रूप में या विस्मय बोधक वाक्य में कर सकते हैं| देखें कि आपने एक ऐसे ही वाक्यांश का आनुवाद </w:t>
       </w:r>
-      <w:hyperlink r:id="rId31">
+      <w:hyperlink r:id="rId29">
         <w:r>
           <w:rPr>
             <w:lang w:val="hi_IN" w:bidi="hi_IN"/>
@@ -28968,7 +28903,7 @@
         </w:rPr>
         <w:t xml:space="preserve"> के स्पष्टीकरण हेतु सहायक ही होगा कि उसका अभिप्राय ""तुम में से कोई"" हैहै जिसको संबोधित किया जा रहा है जैसा </w:t>
       </w:r>
-      <w:hyperlink r:id="rId32">
+      <w:hyperlink r:id="rId30">
         <w:r>
           <w:rPr>
             <w:lang w:val="hi_IN" w:bidi="hi_IN"/>
@@ -29306,7 +29241,7 @@
         </w:rPr>
         <w:t xml:space="preserve"> एकवचन में है क्योंकि याकूब उदाहरण देता है की कोई किसी व्यक्ति विशेष को संबोधित करे| तदोपरांत याकूब स्वयं ही इस पद के शेष भाग में और पद, </w:t>
       </w:r>
-      <w:hyperlink r:id="rId33">
+      <w:hyperlink r:id="rId31">
         <w:r>
           <w:rPr>
             <w:lang w:val="hi_IN" w:bidi="hi_IN"/>
@@ -30166,7 +30101,7 @@
         </w:rPr>
         <w:t xml:space="preserve">"जैसा याकूब: प्रस्तावना, भाग 1 में वर्णन किया गया है, याकूब के पत्र प्राप्तिकर्ता यीशु के विश्वासी ठेपरान्तु उनकी पृष्ठभूमि यहूदी थी| परिणामस्वरूप, उनको बोध होगा कि याकूब यहाँ अनिवार्य यहूदी विश्वास वचन का सन्दर्भ दे रहा है,""हे इस्राएल, सुन, यहोवा हमारा परमेश्वर है, यहोवा एक ही है|"" </w:t>
       </w:r>
-      <w:hyperlink r:id="rId34">
+      <w:hyperlink r:id="rId32">
         <w:r>
           <w:rPr>
             <w:lang w:val="hi_IN" w:bidi="hi_IN"/>
@@ -32563,7 +32498,7 @@
         </w:rPr>
         <w:t xml:space="preserve">"यह </w:t>
       </w:r>
-      <w:hyperlink r:id="rId35">
+      <w:hyperlink r:id="rId33">
         <w:r>
           <w:rPr>
             <w:lang w:val="hi_IN" w:bidi="hi_IN"/>
@@ -32679,7 +32614,7 @@
         </w:rPr>
         <w:t xml:space="preserve">"याकूब यह मानता है कि उसके पाठक जानते हैं कि </w:t>
       </w:r>
-      <w:hyperlink r:id="rId36">
+      <w:hyperlink r:id="rId34">
         <w:r>
           <w:rPr>
             <w:lang w:val="hi_IN" w:bidi="hi_IN"/>
@@ -32697,7 +32632,7 @@
         </w:rPr>
         <w:t xml:space="preserve"> में परमेश्वर इस्राएल को ""मेरे मित्र अब्राहम के वंश"" कहता है और \n</w:t>
       </w:r>
-      <w:hyperlink r:id="rId37">
+      <w:hyperlink r:id="rId35">
         <w:r>
           <w:rPr>
             <w:lang w:val="hi_IN" w:bidi="hi_IN"/>
@@ -34196,7 +34131,7 @@
         </w:rPr>
         <w:t xml:space="preserve">"याकूब इस शब्द के द्वारा एक सामान्य सिद्धांत का समावेश कराता है जो उस विवाद से निकाला जा सकता है जिसकी चर्चा वाहवाह </w:t>
       </w:r>
-      <w:hyperlink r:id="rId31">
+      <w:hyperlink r:id="rId29">
         <w:r>
           <w:rPr>
             <w:lang w:val="hi_IN" w:bidi="hi_IN"/>
@@ -34801,7 +34736,7 @@
         </w:rPr>
         <w:t xml:space="preserve">"देखें कि आपने </w:t>
       </w:r>
-      <w:hyperlink r:id="rId15">
+      <w:hyperlink r:id="rId13">
         <w:r>
           <w:rPr>
             <w:lang w:val="hi_IN" w:bidi="hi_IN"/>
@@ -35530,7 +35465,7 @@
         </w:rPr>
         <w:t xml:space="preserve">"जैसा </w:t>
       </w:r>
-      <w:hyperlink r:id="rId38">
+      <w:hyperlink r:id="rId36">
         <w:r>
           <w:rPr>
             <w:lang w:val="hi_IN" w:bidi="hi_IN"/>
@@ -35750,7 +35685,7 @@
         </w:rPr>
         <w:t xml:space="preserve">"जैसा </w:t>
       </w:r>
-      <w:hyperlink r:id="rId18">
+      <w:hyperlink r:id="rId16">
         <w:r>
           <w:rPr>
             <w:lang w:val="hi_IN" w:bidi="hi_IN"/>
@@ -35859,7 +35794,7 @@
         </w:rPr>
         <w:t xml:space="preserve">"जैसा </w:t>
       </w:r>
-      <w:hyperlink r:id="rId39">
+      <w:hyperlink r:id="rId37">
         <w:r>
           <w:rPr>
             <w:lang w:val="hi_IN" w:bidi="hi_IN"/>
@@ -42493,7 +42428,7 @@
         </w:rPr>
         <w:t xml:space="preserve"> शब्द का अनुवाद </w:t>
       </w:r>
-      <w:hyperlink r:id="rId40">
+      <w:hyperlink r:id="rId38">
         <w:r>
           <w:rPr>
             <w:lang w:val="hi_IN" w:bidi="hi_IN"/>
@@ -42667,7 +42602,7 @@
         </w:rPr>
         <w:t xml:space="preserve">"देखें कि आपने </w:t>
       </w:r>
-      <w:hyperlink r:id="rId15">
+      <w:hyperlink r:id="rId13">
         <w:r>
           <w:rPr>
             <w:lang w:val="hi_IN" w:bidi="hi_IN"/>
@@ -43570,7 +43505,7 @@
         </w:rPr>
         <w:t xml:space="preserve">"देखें कि आपने </w:t>
       </w:r>
-      <w:hyperlink r:id="rId15">
+      <w:hyperlink r:id="rId13">
         <w:r>
           <w:rPr>
             <w:lang w:val="hi_IN" w:bidi="hi_IN"/>
@@ -46550,7 +46485,7 @@
         </w:rPr>
         <w:t xml:space="preserve">"देखें कि आपने इसका अनुवाद </w:t>
       </w:r>
-      <w:hyperlink r:id="rId41">
+      <w:hyperlink r:id="rId39">
         <w:r>
           <w:rPr>
             <w:lang w:val="hi_IN" w:bidi="hi_IN"/>
@@ -47625,7 +47560,7 @@
         </w:rPr>
         <w:t xml:space="preserve">"जैसा </w:t>
       </w:r>
-      <w:hyperlink r:id="rId42">
+      <w:hyperlink r:id="rId40">
         <w:r>
           <w:rPr>
             <w:lang w:val="hi_IN" w:bidi="hi_IN"/>
@@ -48340,7 +48275,7 @@
         </w:rPr>
         <w:t xml:space="preserve"> शब्द का यथार्थ प्रयोग नहीं करता है| अपेक्षाकृत इसके अर्थ हो सकते हैं: (1) याकूब इस शब्द का प्रयोग लाक्षणिक और आत्मिक परिप्रेक्य में करता है कि ""घृणा"" का भाव प्रकट हो| इस उपयोग द्वारा यीशु और प्रेरितों की शिक्षाओं का प्रकाशन होता है| यीशु ने कहा था कि ""ह्त्या मत कर"" का प्रसंग क्रोध करने तथा मनुष्य का अपमान करने से भी है| (</w:t>
       </w:r>
-      <w:hyperlink r:id="rId43">
+      <w:hyperlink r:id="rId41">
         <w:r>
           <w:rPr>
             <w:lang w:val="hi_IN" w:bidi="hi_IN"/>
@@ -48358,7 +48293,7 @@
         </w:rPr>
         <w:t>). प्रेरित यूहन्ना ने लिखा है, ""जो कोई अपने भाई से बैर रखता है, वह हत्यारा है"" (</w:t>
       </w:r>
-      <w:hyperlink r:id="rId44">
+      <w:hyperlink r:id="rId42">
         <w:r>
           <w:rPr>
             <w:lang w:val="hi_IN" w:bidi="hi_IN"/>
@@ -48611,7 +48546,7 @@
         </w:rPr>
         <w:t xml:space="preserve">"जैसा </w:t>
       </w:r>
-      <w:hyperlink r:id="rId45">
+      <w:hyperlink r:id="rId43">
         <w:r>
           <w:rPr>
             <w:lang w:val="hi_IN" w:bidi="hi_IN"/>
@@ -49710,7 +49645,7 @@
         </w:rPr>
         <w:t xml:space="preserve">"जैसा </w:t>
       </w:r>
-      <w:hyperlink r:id="rId46">
+      <w:hyperlink r:id="rId44">
         <w:r>
           <w:rPr>
             <w:lang w:val="hi_IN" w:bidi="hi_IN"/>
@@ -50915,7 +50850,7 @@
         </w:rPr>
         <w:t xml:space="preserve"> का कर्ता हो सकता है, इस स्थिति में परमेश्वर उस क्रिया का कर्ता होगा| यह कथन भी व्यभिचार के रूपक से समन्वय में है| वैकल्पिक अनुवाद: ""परमेश्वर की लालसा जलनपूर्ण है कि हम उस आत्मा के अनुसार जीवन जीएं जिसको उसने हमारे भीतर अवस्थित किया है"" (3) इसका सन्दर्भ संभवतः मनुष्य की आत्मा से हो सकता है, इस स्थिति में यह कथन \n</w:t>
       </w:r>
-      <w:hyperlink r:id="rId47">
+      <w:hyperlink r:id="rId45">
         <w:r>
           <w:rPr>
             <w:lang w:val="hi_IN" w:bidi="hi_IN"/>
@@ -51448,7 +51383,7 @@
         </w:rPr>
         <w:t xml:space="preserve"> धर्मशास्त्र के सन्दर्भ में है, पिछले पद का पूर्ववर्ती है| यद्यपि, याकूब अब सामान्य शिक्षा की अपेक्षा एक निश्चित बाईबल अंश, \n </w:t>
       </w:r>
-      <w:hyperlink r:id="rId48">
+      <w:hyperlink r:id="rId46">
         <w:r>
           <w:rPr>
             <w:lang w:val="hi_IN" w:bidi="hi_IN"/>
@@ -53105,7 +53040,7 @@
         </w:rPr>
         <w:t xml:space="preserve">"देखें कि आपने इसका अनुवाद </w:t>
       </w:r>
-      <w:hyperlink r:id="rId49">
+      <w:hyperlink r:id="rId47">
         <w:r>
           <w:rPr>
             <w:lang w:val="hi_IN" w:bidi="hi_IN"/>
@@ -54455,7 +54390,7 @@
         </w:rPr>
         <w:t xml:space="preserve">"देखें कि आपने इस शब्द का अनुवाद </w:t>
       </w:r>
-      <w:hyperlink r:id="rId15">
+      <w:hyperlink r:id="rId13">
         <w:r>
           <w:rPr>
             <w:lang w:val="hi_IN" w:bidi="hi_IN"/>
@@ -54584,7 +54519,7 @@
         </w:rPr>
         <w:t xml:space="preserve"> से याकूब का वही अभिप्राय है जो </w:t>
       </w:r>
-      <w:hyperlink r:id="rId30">
+      <w:hyperlink r:id="rId28">
         <w:r>
           <w:rPr>
             <w:lang w:val="hi_IN" w:bidi="hi_IN"/>
@@ -54602,7 +54537,7 @@
         </w:rPr>
         <w:t xml:space="preserve"> में ""राज व्यवस्था"" से और </w:t>
       </w:r>
-      <w:hyperlink r:id="rId29">
+      <w:hyperlink r:id="rId27">
         <w:r>
           <w:rPr>
             <w:lang w:val="hi_IN" w:bidi="hi_IN"/>
@@ -54620,7 +54555,7 @@
         </w:rPr>
         <w:t xml:space="preserve"> और </w:t>
       </w:r>
-      <w:hyperlink r:id="rId21">
+      <w:hyperlink r:id="rId19">
         <w:r>
           <w:rPr>
             <w:lang w:val="hi_IN" w:bidi="hi_IN"/>
@@ -54638,7 +54573,7 @@
         </w:rPr>
         <w:t xml:space="preserve">.में""स्वतंत्रता की सिद्ध व्यवस्था"" से है| उसके कहने का अर्थ है, यह आज्ञा, ""अपने पदुई से अपने सामान प्रेम रख|"" याकूब अपने पाठकों को शिक्षा दे रहा है कि कहने या मानने से कि उनके साथी विश्वासी अनुचित काम कर रहे हैं तो वे इस आज्ञा का अनुपालन नहीं करते हैं और इस आज्ञा को वे अनुसरण हेतु महत्वपूर्ण नहीं मानते हैं| यदि आपके पाठकों के लिए सहायक सिद्ध हो सके तो आप इसका स्पष्ट संकेत दे सकते हैं| देखें कि आपने \n </w:t>
       </w:r>
-      <w:hyperlink r:id="rId30">
+      <w:hyperlink r:id="rId28">
         <w:r>
           <w:rPr>
             <w:lang w:val="hi_IN" w:bidi="hi_IN"/>
@@ -55563,7 +55498,7 @@
         </w:rPr>
         <w:t xml:space="preserve">"देखें कि आपने ""पडौसी शब्द का अनुवाद </w:t>
       </w:r>
-      <w:hyperlink r:id="rId30">
+      <w:hyperlink r:id="rId28">
         <w:r>
           <w:rPr>
             <w:lang w:val="hi_IN" w:bidi="hi_IN"/>
@@ -57020,7 +56955,7 @@
         </w:rPr>
         <w:t>"यह एक मुहावरा है| देखें कि आपने इसका अनुवाद \n</w:t>
       </w:r>
-      <w:hyperlink r:id="rId50">
+      <w:hyperlink r:id="rId48">
         <w:r>
           <w:rPr>
             <w:lang w:val="hi_IN" w:bidi="hi_IN"/>
@@ -57310,7 +57245,7 @@
         </w:rPr>
         <w:t xml:space="preserve">"अति संभव है कि याकूब उन विश्वासियों को सम्बोधिओत कर रहा है जी धनवान हैं, या कम से कम,वे धनवान लोग जो विश्वासियों की सभा में आते थे न कि धनवान अविश्वासियो को या सर्वनिष्ठ धनवानों को| ( इस पत्र का लक्ष्य था कि इसको उन सभाओं में पढ़ा जाए और याकूब </w:t>
       </w:r>
-      <w:hyperlink r:id="rId51">
+      <w:hyperlink r:id="rId49">
         <w:r>
           <w:rPr>
             <w:lang w:val="hi_IN" w:bidi="hi_IN"/>
@@ -57613,7 +57548,7 @@
         </w:rPr>
         <w:t xml:space="preserve">"यदि आपके पाठकों के लिए सहायक सिद्ध हो सके तो आप </w:t>
       </w:r>
-      <w:hyperlink r:id="rId52">
+      <w:hyperlink r:id="rId50">
         <w:r>
           <w:rPr>
             <w:lang w:val="hi_IN" w:bidi="hi_IN"/>
@@ -57631,7 +57566,7 @@
         </w:rPr>
         <w:t xml:space="preserve"> और </w:t>
       </w:r>
-      <w:hyperlink r:id="rId53">
+      <w:hyperlink r:id="rId51">
         <w:r>
           <w:rPr>
             <w:lang w:val="hi_IN" w:bidi="hi_IN"/>
@@ -57649,7 +57584,7 @@
         </w:rPr>
         <w:t xml:space="preserve"> को पद सेतु में संयोजित कर सकते हैं| आप </w:t>
       </w:r>
-      <w:hyperlink r:id="rId53">
+      <w:hyperlink r:id="rId51">
         <w:r>
           <w:rPr>
             <w:lang w:val="hi_IN" w:bidi="hi_IN"/>
@@ -57667,7 +57602,7 @@
         </w:rPr>
         <w:t xml:space="preserve"> के अंतिम वाक्य को पहले रख सकते हैं और उसके बाद सम्पूर्ण </w:t>
       </w:r>
-      <w:hyperlink r:id="rId52">
+      <w:hyperlink r:id="rId50">
         <w:r>
           <w:rPr>
             <w:lang w:val="hi_IN" w:bidi="hi_IN"/>
@@ -57685,7 +57620,7 @@
         </w:rPr>
         <w:t xml:space="preserve"> तदोपरांत शेष सम्पूर्ण </w:t>
       </w:r>
-      <w:hyperlink r:id="rId53">
+      <w:hyperlink r:id="rId51">
         <w:r>
           <w:rPr>
             <w:lang w:val="hi_IN" w:bidi="hi_IN"/>
@@ -58504,7 +58439,7 @@
         </w:rPr>
         <w:t xml:space="preserve">यदि आपने पद सेतु रचा है और आपने इस कथन,""तुम्हारे सोने-चांदी में काई लग गई है"" को </w:t>
       </w:r>
-      <w:hyperlink r:id="rId52">
+      <w:hyperlink r:id="rId50">
         <w:r>
           <w:rPr>
             <w:lang w:val="hi_IN" w:bidi="hi_IN"/>
@@ -59194,7 +59129,7 @@
         </w:rPr>
         <w:t xml:space="preserve"> में धन संचय किया है अर्थात उस समय में जब यीशु पुनः आने वाला है| यह अनुची काम है क्योंकि जब यीशु पुनः आएगा तब सांसारिक संपदा किसी काम की नहीं होगी| अधिकाधिक धनसंचय करने की अपेक्षा इन लोगों को अपनी धन-संपदा मनुष्यों के कल्याण में लगानी थी| वैकल्पिक अनुवाद: ""मनुष्यों की सहायता करने की अपेक्षा तुमने ऐसे समय में धन-संपदा का अनुचित उपार्जन किया है जब सांसारिक धन-संपदा का मूल्य ही नहीं रहेगा"" (2) संभवतः याकूब कह रहा है कि उनके अनुचित कार्य के द्वारा, जिसका वर्णन </w:t>
       </w:r>
-      <w:hyperlink r:id="rId54">
+      <w:hyperlink r:id="rId52">
         <w:r>
           <w:rPr>
             <w:lang w:val="hi_IN" w:bidi="hi_IN"/>
@@ -59323,7 +59258,7 @@
         </w:rPr>
         <w:t xml:space="preserve">"यदि उपरोक्त टिप्पणी में इस कथन की प्रथम व्याख्या सही है तो याकूब उस परिणाम का कारण देता है जिसका वर्णन उसने पिछले पद और इस पद के आरम्भ में किया है| यदि आपने </w:t>
       </w:r>
-      <w:hyperlink r:id="rId52">
+      <w:hyperlink r:id="rId50">
         <w:r>
           <w:rPr>
             <w:lang w:val="hi_IN" w:bidi="hi_IN"/>
@@ -60745,7 +60680,7 @@
         </w:rPr>
         <w:t>"संभवतः याकूब के कहने का अर्थ यह नहीं है कि इन धनवानों ने व्यक्तिगत रूप से ऐसा किया है|संभवतः वह \n</w:t>
       </w:r>
-      <w:hyperlink r:id="rId27">
+      <w:hyperlink r:id="rId25">
         <w:r>
           <w:rPr>
             <w:lang w:val="hi_IN" w:bidi="hi_IN"/>
@@ -61128,7 +61063,7 @@
         </w:rPr>
         <w:t xml:space="preserve">"उन सब बातों के प्रकाश में जो याकूब </w:t>
       </w:r>
-      <w:hyperlink r:id="rId55">
+      <w:hyperlink r:id="rId53">
         <w:r>
           <w:rPr>
             <w:lang w:val="hi_IN" w:bidi="hi_IN"/>
@@ -61348,7 +61283,7 @@
         </w:rPr>
         <w:t xml:space="preserve">"देखें कि आपने </w:t>
       </w:r>
-      <w:hyperlink r:id="rId15">
+      <w:hyperlink r:id="rId13">
         <w:r>
           <w:rPr>
             <w:lang w:val="hi_IN" w:bidi="hi_IN"/>
@@ -62553,7 +62488,7 @@
         </w:rPr>
         <w:t xml:space="preserve"> का अनुवाद </w:t>
       </w:r>
-      <w:hyperlink r:id="rId15">
+      <w:hyperlink r:id="rId13">
         <w:r>
           <w:rPr>
             <w:lang w:val="hi_IN" w:bidi="hi_IN"/>
@@ -63027,7 +62962,7 @@
         </w:rPr>
         <w:t xml:space="preserve">"देखें कि आपने </w:t>
       </w:r>
-      <w:hyperlink r:id="rId15">
+      <w:hyperlink r:id="rId13">
         <w:r>
           <w:rPr>
             <w:lang w:val="hi_IN" w:bidi="hi_IN"/>
@@ -63918,7 +63853,7 @@
         </w:rPr>
         <w:t xml:space="preserve">"देखें कि आपने </w:t>
       </w:r>
-      <w:hyperlink r:id="rId15">
+      <w:hyperlink r:id="rId13">
         <w:r>
           <w:rPr>
             <w:lang w:val="hi_IN" w:bidi="hi_IN"/>
@@ -67051,7 +66986,7 @@
         </w:rPr>
         <w:t xml:space="preserve">\nजैसा </w:t>
       </w:r>
-      <w:hyperlink r:id="rId56">
+      <w:hyperlink r:id="rId54">
         <w:r>
           <w:rPr>
             <w:lang w:val="hi_IN" w:bidi="hi_IN"/>
@@ -67173,7 +67108,7 @@
         </w:rPr>
         <w:t xml:space="preserve"> शब्द का अनुवाद </w:t>
       </w:r>
-      <w:hyperlink r:id="rId15">
+      <w:hyperlink r:id="rId13">
         <w:r>
           <w:rPr>
             <w:lang w:val="hi_IN" w:bidi="hi_IN"/>
@@ -67289,7 +67224,7 @@
         </w:rPr>
         <w:t xml:space="preserve">"जैसा </w:t>
       </w:r>
-      <w:hyperlink r:id="rId19">
+      <w:hyperlink r:id="rId17">
         <w:r>
           <w:rPr>
             <w:lang w:val="hi_IN" w:bidi="hi_IN"/>

--- a/hin/docx/59.content.docx
+++ b/hin/docx/59.content.docx
@@ -141,13 +141,6 @@
         <w:rPr>
           <w:lang w:val="hi_IN" w:bidi="hi_IN"/>
         </w:rPr>
-      </w:r>
-      <w:r>
-        <w:rPr>
-          <w:i/>
-          <w:lang w:val="hi_IN" w:bidi="hi_IN"/>
-        </w:rPr>
-        <w:t>याकूब 1:1 (#2), याकूब 1:1 (#2), याकूब 1:1 (#3), याकूब 1:1 (#3), याकूब 1:1 (#4), याकूब 1:1 (#4), याकूब 1:1 (#5), याकूब 1:2 (#1), याकूब 1:2 (#1), याकूब 1:2 (#2), याकूब 1:2 (#3), याकूब 1:2 (#4), याकूब 1:2 (#5), याकूब 1:3 (#1), याकूब 1:3 (#1), याकूब 1:4 (#1), याकूब 1:4 (#2), याकूब 1:4 (#3), याकूब 1:5 (#1), याकूब 1:5 (#2), याकूब 1:5 (#3), याकूब 1:6 (#1), याकूब 1:6 (#1), याकूब 1:6 (#2), याकूब 1:6 (#2), याकूब 1:6 (#3), याकूब 1:7 (#1), याकूब 1:8 (#1), याकूब 1:8 (#1), याकूब 1:8 (#2), याकूब 1:9 (#1), याकूब 1:9 (#1), याकूब 1:9 (#2), याकूब 1:9 (#3), याकूब 1:9 (#2), याकूब 1:10 (#1), याकूब 1:10 (#2), याकूब 1:10 (#1), याकूब 1:10 (#2), याकूब 1:10 (#3), याकूब 1:10 (#3), याकूब 1:10 (#4), याकूब 1:10 (#4), याकूब 1:11 (#1), याकूब 1:11 (#2), याकूब 1:11 (#3), याकूब 1:11 (#4), याकूब 1:11 (#5), याकूब 1:11 (#1), याकूब 1:11 (#6), याकूब 1:11 (#7), याकूब 1:11 (#2), याकूब 1:11 (#3), याकूब 1:12 (#2), याकूब 1:12 (#1), याकूब 1:12 (#3), याकूब 1:12 (#4), याकूब 1:12 (#2), याकूब 1:12 (#5), याकूब 1:12 (#3), याकूब 1:12 (#6), याकूब 1:13 (#2), याकूब 1:13 (#3), याकूब 1:13 (#4), याकूब 1:14 (#1), याकूब 1:14 (#2), याकूब 1:14 (#1), याकूब 1:14 (#2), याकूब 1:14 (#3), याकूब 1:15 (#1), याकूब 1:15 (#1), याकूब 1:15 (#2), याकूब 1:15 (#3), याकूब 1:16 (#1), याकूब 1:16 (#1), याकूब 1:16 (#2), याकूब 1:16 (#3), याकूब 1:17 (#1), याकूब 1:17 (#1), याकूब 1:17 (#2), याकूब 1:17 (#2), याकूब 1:17 (#3), याकूब 1:17 (#4), याकूब 1:17 (#5), याकूब 1:17 (#3), याकूब 1:18 (#1), याकूब 1:18 (#1), याकूब 1:18 (#2), याकूब 1:18 (#3), याकूब 1:18 (#2), याकूब 1:18 (#4), याकूब 1:18 (#5), याकूब 1:18 (#6), याकूब 1:18 (#7), याकूब 1:18 (#3), याकूब 1:19 (#1), याकूब 1:19 (#1), याकूब 1:19 (#1), याकूब 1:19 (#2), याकूब 1:19 (#3), याकूब 1:20 (#1), याकूब 1:20 (#1), याकूब 1:20 (#1), याकूब 1:21 (#1), याकूब 1:21 (#1), याकूब 1:21 (#2), याकूब 1:21 (#3), याकूब 1:21 (#2), याकूब 1:21 (#4), याकूब 1:21 (#5), याकूब 1:21 (#3), याकूब 1:21 (#6), याकूब 1:21 (#7), याकूब 1:22 (#1), याकूब 1:22 (#2), याकूब 1:22 (#1), याकूब 1:22 (#2), याकूब 1:23 (#1), याकूब 1:23 (#2), याकूब 1:23 (#2), याकूब 1:23 (#3), याकूब 1:23 (#3), याकूब 1:23 (#4), याकूब 1:23 (#4), याकूब 1:23 (#5), याकूब 1:24 (#1), याकूब 1:24 (#1), याकूब 1:24 (#1), याकूब 1:24 (#2), याकूब 1:24 (#3), याकूब 1:25 (#1), याकूब 1:25 (#1), याकूब 1:25 (#2), याकूब 1:25 (#2), याकूब 1:25 (#3), याकूब 1:25 (#4), याकूब 1:25 (#1), याकूब 1:25 (#5), याकूब 1:25 (#6), याकूब 1:25 (#7), याकूब 1:25 (#3), याकूब 1:25 (#8), याकूब 1:26 (#1), याकूब 1:26 (#1), याकूब 1:26 (#2), याकूब 1:26 (#3), याकूब 1:26 (#2), याकूब 1:26 (#4), याकूब 1:26 (#5), याकूब 1:27 (#1), याकूब 1:27 (#1), याकूब 1:27 (#2), याकूब 1:27 (#2), याकूब 1:27 (#3), याकूब 1:27 (#3), याकूब 1:27 (#4), याकूब 1:27 (#4), याकूब 1:27 (#5), याकूब 1:27 (#5), याकूब 2:1 (#2), याकूब 2:1 (#5), याकूब 2:1 (#3), याकूब 2:1 (#4), याकूब 2:2 (#1), याकूब 2:2 (#2), याकूब 2:2 (#1), याकूब 2:2 (#2), याकूब 2:2 (#3), याकूब 2:3 (#1), याकूब 2:3 (#2), याकूब 2:3 (#3), याकूब 2:3 (#4), याकूब 2:3 (#1), याकूब 2:3 (#5), याकूब 2:3 (#6), याकूब 2:3 (#7), याकूब 2:3 (#2), याकूब 2:3 (#3), याकूब 2:4 (#1), याकूब 2:4 (#2), याकूब 2:4 (#1), याकूब 2:4 (#3), याकूब 2:4 (#4), याकूब 2:5 (#1), याकूब 2:5 (#1), याकूब 2:5 (#2), याकूब 2:5 (#3), याकूब 2:5 (#2), याकूब 2:5 (#4), याकूब 2:5 (#3), याकूब 2:5 (#5), याकूब 2:5 (#4), याकूब 2:6 (#2), याकूब 2:6 (#1), याकूब 2:6 (#2), याकूब 2:6 (#3), याकूब 2:6 (#3), याकूब 2:6 (#4), याकूब 2:6 (#5), याकूब 2:6 (#6), याकूब 2:6 (#7), याकूब 2:7 (#1), याकूब 2:7 (#1), याकूब 2:7 (#2), याकूब 2:7 (#2), याकूब 2:7 (#3), याकूब 2:8 (#1), याकूब 2:8 (#2), याकूब 2:8 (#2), याकूब 2:8 (#3), याकूब 2:8 (#3), याकूब 2:8 (#4), याकूब 2:8 (#5), याकूब 2:9 (#1), याकूब 2:9 (#2), याकूब 2:9 (#3), याकूब 2:10 (#1), याकूब 2:10 (#1), याकूब 2:10 (#2), याकूब 2:10 (#3), याकूब 2:10 (#2), याकूब 2:10 (#3), याकूब 2:11 (#1), याकूब 2:11 (#1), याकूब 2:11 (#3), याकूब 2:12 (#1), याकूब 2:12 (#2), याकूब 2:12 (#4), याकूब 2:12 (#1), याकूब 2:12 (#2), याकूब 2:12 (#3), याकूब 2:13 (#1), याकूब 2:13 (#2), याकूब 2:13 (#1), याकूब 2:13 (#3), याकूब 2:13 (#4), याकूब 2:13 (#5), याकूब 2:14 (#2), याकूब 2:14 (#1), याकूब 2:14 (#2), याकूब 2:14 (#3), याकूब 2:14 (#3), याकूब 2:14 (#4), याकूब 2:14 (#4), याकूब 2:14 (#5), याकूब 2:14 (#5), याकूब 2:15 (#1), याकूब 2:15 (#1), याकूब 2:15 (#2), याकूब 2:16 (#1), याकूब 2:16 (#2), याकूब 2:16 (#3), याकूब 2:16 (#1), याकूब 2:16 (#2), याकूब 2:16 (#4), याकूब 2:16 (#5), याकूब 2:16 (#6), याकूब 2:16 (#3), याकूब 2:16 (#4), याकूब 2:16 (#7), याकूब 2:17 (#1), याकूब 2:17 (#1), याकूब 2:18 (#1), याकूब 2:18 (#2), याकूब 2:18 (#1), याकूब 2:18 (#3), याकूब 2:18 (#4), याकूब 2:18 (#5), याकूब 2:18 (#6), याकूब 2:18 (#2), याकूब 2:18 (#7), याकूब 2:18 (#8), याकूब 2:19 (#1), याकूब 2:19 (#2), याकूब 2:19 (#3), याकूब 2:19 (#1), याकूब 2:20 (#1), याकूब 2:20 (#1), याकूब 2:20 (#2), याकूब 2:20 (#3), याकूब 2:20 (#4), याकूब 2:20 (#2), याकूब 2:20 (#5), याकूब 2:20 (#6), याकूब 2:21 (#2), याकूब 2:21 (#1), याकूब 2:21 (#3), याकूब 2:21 (#2), याकूब 2:21 (#4), याकूब 2:21 (#4), याकूब 2:22 (#2), याकूब 2:22 (#3), याकूब 2:22 (#1), याकूब 2:22 (#2), याकूब 2:22 (#3), याकूब 2:23 (#1), याकूब 2:23 (#2), याकूब 2:23 (#1), याकूब 2:23 (#2), याकूब 2:24 (#1), याकूब 2:24 (#2), याकूब 2:24 (#3), याकूब 2:24 (#1), याकूब 2:24 (#4), याकूब 2:24 (#5), याकूब 2:25 (#2), याकूब 2:25 (#1), याकूब 2:25 (#1), याकूब 2:25 (#4), याकूब 2:25 (#3), याकूब 2:25 (#6), याकूब 2:26 (#1), याकूब 2:26 (#2), याकूब 2:26 (#1), याकूब 2:26 (#3), याकूब 3:1 (#1), याकूब 3:1 (#2), याकूब 3:1 (#1), याकूब 3:1 (#4), याकूब 3:1 (#3), याकूब 3:2 (#1), याकूब 3:2 (#2), याकूब 3:2 (#1), याकूब 3:2 (#2), याकूब 3:2 (#3), याकूब 3:2 (#4), याकूब 3:2 (#3), याकूब 3:2 (#5), याकूब 3:3 (#3), याकूब 3:3 (#2), याकूब 3:3 (#1), याकूब 3:3 (#2), याकूब 3:3 (#3), याकूब 3:4 (#1), याकूब 3:4 (#1), याकूब 3:4 (#2), याकूब 3:4 (#2), याकूब 3:4 (#3), याकूब 3:4 (#3), याकूब 3:4 (#4), याकूब 3:4 (#5), याकूब 3:4 (#6), याकूब 3:5 (#1), याकूब 3:5 (#1), याकूब 3:5 (#2), याकूब 3:5 (#3), याकूब 3:5 (#2), याकूब 3:5 (#3), याकूब 3:5 (#4), याकूब 3:5 (#4), याकूब 3:6 (#1), याकूब 3:6 (#1), याकूब 3:6 (#2), याकूब 3:6 (#2), याकूब 3:6 (#3), याकूब 3:6 (#4), याकूब 3:6 (#3), याकूब 3:6 (#6), याकूब 3:6 (#7), याकूब 3:6 (#4), याकूब 3:6 (#5), याकूब 3:6 (#8), याकूब 3:6 (#10), याकूब 3:6 (#11), याकूब 3:7 (#1), याकूब 3:7 (#2), याकूब 3:7 (#3), याकूब 3:7 (#4), याकूब 3:7 (#3), याकूब 3:7 (#1), याकूब 3:7 (#5), याकूब 3:7 (#6), याकूब 3:8 (#1), याकूब 3:8 (#1), याकूब 3:8 (#2), याकूब 3:8 (#3), याकूब 3:8 (#4), याकूब 3:8 (#2), याकूब 3:9 (#1), याकूब 3:9 (#1), याकूब 3:9 (#2), याकूब 3:9 (#2), याकूब 3:9 (#3), याकूब 3:9 (#4), याकूब 3:9 (#3), याकूब 3:10 (#1), याकूब 3:10 (#1), याकूब 3:10 (#2), याकूब 3:10 (#3), याकूब 3:10 (#2), याकूब 3:11 (#1), याकूब 3:11 (#2), याकूब 3:11 (#2), याकूब 3:11 (#3), याकूब 3:12 (#1), याकूब 3:12 (#1), याकूब 3:12 (#2), याकूब 3:12 (#2), याकूब 3:12 (#3), याकूब 3:12 (#3), याकूब 3:12 (#4), याकूब 3:12 (#5), याकूब 3:12 (#6), याकूब 3:12 (#7), याकूब 3:13 (#1), याकूब 3:13 (#1), याकूब 3:13 (#2), याकूब 3:13 (#2), याकूब 3:14 (#1), याकूब 3:14 (#1), याकूब 3:14 (#2), याकूब 3:14 (#3), याकूब 3:14 (#2), याकूब 3:14 (#4), याकूब 3:15 (#1), याकूब 3:15 (#2), याकूब 3:15 (#1), याकूब 3:15 (#3), याकूब 3:15 (#4), याकूब 3:15 (#5), याकूब 3:16 (#1), याकूब 3:16 (#1), याकूब 3:16 (#3), याकूब 3:17 (#1), याकूब 3:17 (#2), याकूब 3:17 (#3), याकूब 3:17 (#4), याकूब 3:18 (#1), याकूब 3:18 (#2), याकूब 3:18 (#1), याकूब 4:1 (#2), याकूब 4:1 (#4), याकूब 4:1 (#3), याकूब 4:1 (#3), याकूब 4:1 (#6), याकूब 4:1 (#5), याकूब 4:2 (#1), याकूब 4:2 (#2), याकूब 4:2 (#3), याकूब 4:2 (#1), याकूब 4:2 (#4), याकूब 4:2 (#5), याकूब 4:2 (#2), याकूब 4:2 (#6), याकूब 4:3 (#1), याकूब 4:3 (#1), याकूब 4:3 (#2), याकूब 4:4 (#1), याकूब 4:4 (#1), याकूब 4:4 (#2), याकूब 4:4 (#2), याकूब 4:4 (#3), याकूब 4:4 (#4), याकूब 4:4 (#5), याकूब 4:4 (#3), याकूब 4:4 (#4), याकूब 4:4 (#5), याकूब 4:4 (#6), याकूब 4:5 (#1), याकूब 4:5 (#1), याकूब 4:5 (#2), याकूब 4:5 (#2), याकूब 4:5 (#3), याकूब 4:6 (#1), याकूब 4:6 (#1), याकूब 4:6 (#2), याकूब 4:6 (#2), याकूब 4:6 (#3), याकूब 4:6 (#3), याकूब 4:7 (#2), याकूब 4:7 (#1), याकूब 4:7 (#1), याकूब 4:7 (#3), याकूब 4:7 (#4), याकूब 4:8 (#1), याकूब 4:8 (#2), याकूब 4:8 (#2), याकूब 4:8 (#4), याकूब 4:8 (#3), याकूब 4:8 (#4), याकूब 4:8 (#5), याकूब 4:8 (#5), याकूब 4:8 (#6), याकूब 4:8 (#6), याकूब 4:9 (#1), याकूब 4:9 (#1), याकूब 4:9 (#2), याकूब 4:9 (#3), याकूब 4:9 (#4), याकूब 4:9 (#2), याकूब 4:9 (#5), याकूब 4:10 (#1), याकूब 4:10 (#2), याकूब 4:10 (#1), याकूब 4:10 (#2), याकूब 4:11 (#2), याकूब 4:11 (#3), याकूब 4:11 (#1), याकूब 4:11 (#2), याकूब 4:11 (#3), याकूब 4:11 (#4), याकूब 4:12 (#1), याकूब 4:12 (#1), याकूब 4:12 (#2), याकूब 4:12 (#2), याकूब 4:12 (#3), याकूब 4:12 (#4), याकूब 4:13 (#1), याकूब 4:13 (#2), याकूब 4:13 (#3), याकूब 4:13 (#4), याकूब 4:13 (#1), याकूब 4:13 (#5), याकूब 4:14 (#1), याकूब 4:14 (#2), याकूब 4:15 (#2), याकूब 4:15 (#1), याकूब 4:15 (#2), याकूब 4:16 (#1), याकूब 4:17 (#1), याकूब 5:1 (#1), याकूब 5:1 (#2), याकूब 5:1 (#3), याकूब 5:1 (#2), याकूब 5:1 (#4), याकूब 5:1 (#3), याकूब 5:2 (#1), याकूब 5:2 (#1), याकूब 5:2 (#2), याकूब 5:2 (#2), याकूब 5:2 (#3), याकूब 5:3 (#1), याकूब 5:3 (#2), याकूब 5:3 (#1), याकूब 5:3 (#3), याकूब 5:3 (#2), याकूब 5:3 (#4), याकूब 5:3 (#3), याकूब 5:3 (#6), याकूब 5:3 (#7), याकूब 5:3 (#5), याकूब 5:3 (#4), याकूब 5:3 (#5), याकूब 5:3 (#8), याकूब 5:4 (#1), याकूब 5:4 (#2), याकूब 5:4 (#2), याकूब 5:4 (#3), याकूब 5:4 (#3), याकूब 5:4 (#4), याकूब 5:5 (#1), याकूब 5:5 (#1), याकूब 5:5 (#2), याकूब 5:5 (#2), याकूब 5:5 (#3), याकूब 5:6 (#1), याकूब 5:6 (#1), याकूब 5:6 (#2), याकूब 5:6 (#3), याकूब 5:6 (#2), याकूब 5:7 (#3), याकूब 5:7 (#1), याकूब 5:7 (#4), याकूब 5:7 (#2), याकूब 5:7 (#5), याकूब 5:7 (#3), याकूब 5:7 (#4), याकूब 5:7 (#5), याकूब 5:7 (#6), याकूब 5:8 (#1), याकूब 5:8 (#1), याकूब 5:8 (#2), याकूब 5:9 (#1), याकूब 5:9 (#3), याकूब 5:9 (#4), याकूब 5:9 (#5), याकूब 5:10 (#1), याकूब 5:10 (#2), याकूब 5:10 (#1), याकूब 5:10 (#2), याकूब 5:11 (#1), याकूब 5:11 (#2), याकूब 5:11 (#1), याकूब 5:11 (#2), याकूब 5:12 (#1), याकूब 5:12 (#2), याकूब 5:12 (#3), याकूब 5:12 (#1), याकूब 5:12 (#5), याकूब 5:12 (#6), याकूब 5:12 (#2), याकूब 5:13 (#1), याकूब 5:13 (#2), याकूब 5:14 (#1), याकूब 5:14 (#1), याकूब 5:14 (#2), याकूब 5:14 (#3), याकूब 5:14 (#2), याकूब 5:15 (#2), याकूब 5:15 (#1), याकूब 5:15 (#2), याकूब 5:15 (#1), याकूब 5:15 (#3), याकूब 5:15 (#3), याकूब 5:16 (#2), याकूब 5:16 (#4), याकूब 5:16 (#1), याकूब 5:16 (#2), याकूब 5:16 (#5), याकूब 5:17 (#1), याकूब 5:17 (#2), याकूब 5:17 (#1), याकूब 5:18 (#1), याकूब 5:18 (#1), याकूब 5:18 (#2), याकूब 5:19 (#1), याकूब 5:19 (#2), याकूब 5:19 (#1), याकूब 5:19 (#2), याकूब 5:19 (#3), याकूब 5:20 (#1), याकूब 5:20 (#2), याकूब 5:20 (#1), याकूब 5:20 (#3), याकूब 5:20 (#2), याकूब 5:20 (#4), याकूब 5:20 (#3)</w:t>
       </w:r>
       <w:r>
         <w:rPr>

--- a/hin/docx/59.content.docx
+++ b/hin/docx/59.content.docx
@@ -19,7 +19,7 @@
         <w:rPr>
           <w:lang w:val="hi_IN" w:bidi="hi_IN"/>
         </w:rPr>
-        <w:t>Resource: अनुवाद नोट्स (अनफोल्डिंग वर्ड)</w:t>
+        <w:t>Resource: unfoldingWord® Translation Notes</w:t>
       </w:r>
       <w:r>
         <w:rPr>
@@ -90,7 +90,7 @@
         <w:rPr>
           <w:lang w:val="hi_IN" w:bidi="hi_IN"/>
         </w:rPr>
-        <w:t>अनुवाद नोट्स (अनफोल्डिंग वर्ड)</w:t>
+        <w:t>unfoldingWord® Translation Notes</w:t>
       </w:r>
     </w:p>
     <w:p>

--- a/hin/docx/59.content.docx
+++ b/hin/docx/59.content.docx
@@ -55641,6 +55641,21 @@
           <w:b/>
           <w:lang w:val="hi_IN" w:bidi="hi_IN"/>
         </w:rPr>
+        <w:t>οἱ λέγοντες</w:t>
+      </w:r>
+    </w:p>
+    <w:p>
+      <w:pPr/>
+      <w:r>
+        <w:rPr>
+          <w:lang w:val="hi_IN" w:bidi="hi_IN"/>
+        </w:rPr>
+      </w:r>
+      <w:r>
+        <w:rPr>
+          <w:b/>
+          <w:lang w:val="hi_IN" w:bidi="hi_IN"/>
+        </w:rPr>
         <w:t>"जो"</w:t>
       </w:r>
       <w:r>
@@ -55668,7 +55683,7 @@
         <w:rPr>
           <w:lang w:val="hi_IN" w:bidi="hi_IN"/>
         </w:rPr>
-        <w:t>"याकूब अपने पाठकों के लिए आख्यान करते समय संबोधन कारक का उपयोग करता है| यदि आपकी भाषा में संबोधन कारक है तो उसको यहाँ काम में लेना उचित होगा| यदि नहीं तो आप इके अर्थ को किसी और प्रकार व्यक्त कर सकते हैं जो आपकी भाषा में प्रायोगिक होगा| (यदि आप ""तू"" शब्द काम में लेते हैं तो उसको बहुवचन में होना है क्योंकि याकूब जनसमूह को संबोधित कर रहा है|) वैकल्पिक अनुवाद: ""तुम जो कहते हो"""</w:t>
+        <w:t>वैकल्पिक अनुवाद: ""तुम जो कहते हो"""</w:t>
       </w:r>
       <w:r>
         <w:rPr>

--- a/hin/docx/59.content.docx
+++ b/hin/docx/59.content.docx
@@ -837,7 +837,7 @@
           <w:b/>
           <w:lang w:val="hi_IN" w:bidi="hi_IN"/>
         </w:rPr>
-        <w:t>χαίρειν.</w:t>
+        <w:t>χαίρειν</w:t>
       </w:r>
     </w:p>
     <w:p>
@@ -14307,7 +14307,7 @@
           <w:b/>
           <w:lang w:val="hi_IN" w:bidi="hi_IN"/>
         </w:rPr>
-        <w:t>ὁ δὲ παρακύψας εἰς νόμον τέλειον, τὸν τῆς ἐλευθερίας, καὶ παραμείνας &amp; οὗτος μακάριος &amp; ἔσται</w:t>
+        <w:t>ὁ δὲ παρακύψας εἰς νόμον τέλειον &amp; τῆς ἐλευθερίας, καὶ παραμείνας &amp; οὗτος μακάριος &amp; ἔσται</w:t>
       </w:r>
     </w:p>
     <w:p>
@@ -14547,7 +14547,7 @@
           <w:b/>
           <w:lang w:val="hi_IN" w:bidi="hi_IN"/>
         </w:rPr>
-        <w:t>νόμον τέλειον, τὸν τῆς ἐλευθερίας</w:t>
+        <w:t>νόμον τέλειον &amp; τῆς ἐλευθερίας</w:t>
       </w:r>
     </w:p>
     <w:p>
@@ -14702,7 +14702,7 @@
           <w:b/>
           <w:lang w:val="hi_IN" w:bidi="hi_IN"/>
         </w:rPr>
-        <w:t>νόμον τέλειον, τὸν τῆς ἐλευθερίας</w:t>
+        <w:t>νόμον τέλειον &amp; τῆς ἐλευθερίας</w:t>
       </w:r>
     </w:p>
     <w:p>
@@ -14813,7 +14813,7 @@
           <w:b/>
           <w:lang w:val="hi_IN" w:bidi="hi_IN"/>
         </w:rPr>
-        <w:t>νόμον τέλειον, τὸν τῆς ἐλευθερίας</w:t>
+        <w:t>νόμον τέλειον &amp; τῆς ἐλευθερίας</w:t>
       </w:r>
     </w:p>
     <w:p>
@@ -14937,7 +14937,7 @@
           <w:b/>
           <w:lang w:val="hi_IN" w:bidi="hi_IN"/>
         </w:rPr>
-        <w:t>νόμον τέλειον, τὸν τῆς ἐλευθερίας</w:t>
+        <w:t>νόμον τέλειον &amp; τῆς ἐλευθερίας</w:t>
       </w:r>
     </w:p>
     <w:p>
@@ -19814,7 +19814,7 @@
           <w:b/>
           <w:lang w:val="hi_IN" w:bidi="hi_IN"/>
         </w:rPr>
-        <w:t>οὐ διεκρίθητε ἐν ἑαυτοῖς, καὶ ἐγένεσθε κριταὶ διαλογισμῶν πονηρῶν?</w:t>
+        <w:t>οὐ διεκρίθητε ἐν ἑαυτοῖς, καὶ ἐγένεσθε κριταὶ διαλογισμῶν πονηρῶν</w:t>
       </w:r>
     </w:p>
     <w:p>
@@ -20028,7 +20028,7 @@
           <w:b/>
           <w:lang w:val="hi_IN" w:bidi="hi_IN"/>
         </w:rPr>
-        <w:t>οὐ διεκρίθητε ἐν ἑαυτοῖς, καὶ ἐγένεσθε κριταὶ διαλογισμῶν πονηρῶν?</w:t>
+        <w:t>οὐ διεκρίθητε ἐν ἑαυτοῖς, καὶ ἐγένεσθε κριταὶ διαλογισμῶν πονηρῶν</w:t>
       </w:r>
     </w:p>
     <w:p>
@@ -20542,7 +20542,7 @@
           <w:b/>
           <w:lang w:val="hi_IN" w:bidi="hi_IN"/>
         </w:rPr>
-        <w:t>οὐχ ὁ Θεὸς ἐξελέξατο τοὺς πτωχοὺς τῷ κόσμῳ, πλουσίους ἐν πίστει, καὶ κληρονόμους τῆς βασιλείας ἧς ἐπηγγείλατο τοῖς ἀγαπῶσιν αὐτόν?</w:t>
+        <w:t>οὐχ ὁ Θεὸς ἐξελέξατο τοὺς πτωχοὺς τῷ κόσμῳ, πλουσίους ἐν πίστει, καὶ κληρονόμους τῆς βασιλείας ἧς ἐπηγγείλατο τοῖς ἀγαπῶσιν αὐτόν</w:t>
       </w:r>
     </w:p>
     <w:p>
@@ -21637,7 +21637,7 @@
           <w:b/>
           <w:lang w:val="hi_IN" w:bidi="hi_IN"/>
         </w:rPr>
-        <w:t>οὐχ οἱ πλούσιοι καταδυναστεύουσιν ὑμῶν, καὶ αὐτοὶ ἕλκουσιν ὑμᾶς εἰς κριτήρια?</w:t>
+        <w:t>οὐχ οἱ πλούσιοι καταδυναστεύουσιν ὑμῶν, καὶ αὐτοὶ ἕλκουσιν ὑμᾶς εἰς κριτήρια</w:t>
       </w:r>
     </w:p>
     <w:p>
@@ -21735,7 +21735,7 @@
           <w:b/>
           <w:lang w:val="hi_IN" w:bidi="hi_IN"/>
         </w:rPr>
-        <w:t>οὐχ οἱ πλούσιοι καταδυναστεύουσιν ὑμῶν, καὶ αὐτοὶ ἕλκουσιν ὑμᾶς εἰς κριτήρια?</w:t>
+        <w:t>οὐχ οἱ πλούσιοι καταδυναστεύουσιν ὑμῶν, καὶ αὐτοὶ ἕλκουσιν ὑμᾶς εἰς κριτήρια</w:t>
       </w:r>
     </w:p>
     <w:p>
@@ -22218,7 +22218,7 @@
           <w:b/>
           <w:lang w:val="hi_IN" w:bidi="hi_IN"/>
         </w:rPr>
-        <w:t>οὐκ αὐτοὶ βλασφημοῦσιν τὸ καλὸν ὄνομα τὸ ἐπικληθὲν ἐφ’ ὑμᾶς?</w:t>
+        <w:t>οὐκ αὐτοὶ βλασφημοῦσιν τὸ καλὸν ὄνομα τὸ ἐπικληθὲν ἐφ’ ὑμᾶς</w:t>
       </w:r>
     </w:p>
     <w:p>
@@ -24565,7 +24565,7 @@
           <w:b/>
           <w:lang w:val="hi_IN" w:bidi="hi_IN"/>
         </w:rPr>
-        <w:t>μὴ μοιχεύσῃς &amp; μὴ φονεύσῃς &amp; οὐ μοιχεύεις &amp; φονεύεις &amp; γέγονας</w:t>
+        <w:t>μὴ μοιχεύσῃς &amp; μὴ φονεύσῃς &amp; οὐ μοιχεύεις, φονεύεις &amp; γέγονας</w:t>
       </w:r>
     </w:p>
     <w:p>
@@ -26036,7 +26036,7 @@
           <w:b/>
           <w:lang w:val="hi_IN" w:bidi="hi_IN"/>
         </w:rPr>
-        <w:t>τί τὸ ὄφελος, ἀδελφοί μου, ἐὰν πίστιν λέγῃ τις, ἔχειν ἔργα, δὲ μὴ ἔχῃ?</w:t>
+        <w:t>τί τὸ ὄφελος, ἀδελφοί μου, ἐὰν πίστιν λέγῃ τις, ἔχειν ἔργα, δὲ μὴ ἔχῃ</w:t>
       </w:r>
     </w:p>
     <w:p>
@@ -26733,7 +26733,7 @@
           <w:b/>
           <w:lang w:val="hi_IN" w:bidi="hi_IN"/>
         </w:rPr>
-        <w:t>μὴ δύναται ἡ πίστις σῶσαι αὐτόν?</w:t>
+        <w:t>μὴ δύναται ἡ πίστις σῶσαι αὐτόν</w:t>
       </w:r>
     </w:p>
     <w:p>
@@ -26844,7 +26844,7 @@
           <w:b/>
           <w:lang w:val="hi_IN" w:bidi="hi_IN"/>
         </w:rPr>
-        <w:t>μὴ δύναται ἡ πίστις σῶσαι αὐτόν?</w:t>
+        <w:t>μὴ δύναται ἡ πίστις σῶσαι αὐτόν</w:t>
       </w:r>
     </w:p>
     <w:p>
@@ -28364,7 +28364,7 @@
           <w:b/>
           <w:lang w:val="hi_IN" w:bidi="hi_IN"/>
         </w:rPr>
-        <w:t>τί τὸ ὄφελος?</w:t>
+        <w:t>τί τὸ ὄφελος</w:t>
       </w:r>
     </w:p>
     <w:p>
@@ -28480,7 +28480,7 @@
           <w:b/>
           <w:lang w:val="hi_IN" w:bidi="hi_IN"/>
         </w:rPr>
-        <w:t>τί τὸ ὄφελος?</w:t>
+        <w:t>τί τὸ ὄφελος</w:t>
       </w:r>
     </w:p>
     <w:p>
@@ -30348,7 +30348,7 @@
           <w:b/>
           <w:lang w:val="hi_IN" w:bidi="hi_IN"/>
         </w:rPr>
-        <w:t>θέλεις δὲ γνῶναι, ὦ ἄνθρωπε κενέ, ὅτι ἡ πίστις χωρὶς τῶν ἔργων ἀργή ἐστιν?</w:t>
+        <w:t>θέλεις δὲ γνῶναι, ὦ ἄνθρωπε κενέ, ὅτι ἡ πίστις χωρὶς τῶν ἔργων ἀργή ἐστιν</w:t>
       </w:r>
     </w:p>
     <w:p>
@@ -31175,7 +31175,7 @@
           <w:b/>
           <w:lang w:val="hi_IN" w:bidi="hi_IN"/>
         </w:rPr>
-        <w:t>Ἀβραὰμ ὁ πατὴρ ἡμῶν οὐκ ἐξ ἔργων ἐδικαιώθη, ἀνενέγκας Ἰσαὰκ τὸν υἱὸν αὐτοῦ ἐπὶ τὸ θυσιαστήριον?</w:t>
+        <w:t>Ἀβραὰμ ὁ πατὴρ ἡμῶν οὐκ ἐξ ἔργων ἐδικαιώθη, ἀνενέγκας Ἰσαὰκ τὸν υἱὸν αὐτοῦ ἐπὶ τὸ θυσιαστήριον</w:t>
       </w:r>
     </w:p>
     <w:p>
@@ -31273,7 +31273,7 @@
           <w:b/>
           <w:lang w:val="hi_IN" w:bidi="hi_IN"/>
         </w:rPr>
-        <w:t>Ἀβραὰμ ὁ πατὴρ ἡμῶν οὐκ ἐξ ἔργων ἐδικαιώθη, ἀνενέγκας Ἰσαὰκ τὸν υἱὸν αὐτοῦ ἐπὶ τὸ θυσιαστήριον?</w:t>
+        <w:t>Ἀβραὰμ ὁ πατὴρ ἡμῶν οὐκ ἐξ ἔργων ἐδικαιώθη, ἀνενέγκας Ἰσαὰκ τὸν υἱὸν αὐτοῦ ἐπὶ τὸ θυσιαστήριον</w:t>
       </w:r>
     </w:p>
     <w:p>
@@ -33448,7 +33448,7 @@
           <w:b/>
           <w:lang w:val="hi_IN" w:bidi="hi_IN"/>
         </w:rPr>
-        <w:t>ὁμοίως δὲ καὶ Ῥαὰβ ἡ πόρνη οὐκ ἐξ ἔργων ἐδικαιώθη, ὑποδεξαμένη τοὺς ἀγγέλους, καὶ ἑτέρᾳ ὁδῷ ἐκβαλοῦσα?</w:t>
+        <w:t>ὁμοίως δὲ καὶ Ῥαὰβ ἡ πόρνη οὐκ ἐξ ἔργων ἐδικαιώθη, ὑποδεξαμένη τοὺς ἀγγέλους, καὶ ἑτέρᾳ ὁδῷ ἐκβαλοῦσα</w:t>
       </w:r>
     </w:p>
     <w:p>
@@ -42758,7 +42758,7 @@
           <w:b/>
           <w:lang w:val="hi_IN" w:bidi="hi_IN"/>
         </w:rPr>
-        <w:t>μήτι ἡ πηγὴ ἐκ τῆς αὐτῆς ὀπῆς βρύει τὸ γλυκὺ καὶ τὸ πικρόν?</w:t>
+        <w:t>μήτι ἡ πηγὴ ἐκ τῆς αὐτῆς ὀπῆς βρύει τὸ γλυκὺ καὶ τὸ πικρόν</w:t>
       </w:r>
     </w:p>
     <w:p>
@@ -47189,7 +47189,7 @@
           <w:b/>
           <w:lang w:val="hi_IN" w:bidi="hi_IN"/>
         </w:rPr>
-        <w:t>πόθεν πόλεμοι καὶ πόθεν μάχαι ἐν ὑμῖν?</w:t>
+        <w:t>πόθεν πόλεμοι καὶ πόθεν μάχαι ἐν ὑμῖν</w:t>
       </w:r>
     </w:p>
     <w:p>
@@ -47287,7 +47287,7 @@
           <w:b/>
           <w:lang w:val="hi_IN" w:bidi="hi_IN"/>
         </w:rPr>
-        <w:t>πόθεν πόλεμοι καὶ πόθεν μάχαι ἐν ὑμῖν?</w:t>
+        <w:t>πόθεν πόλεμοι καὶ πόθεν μάχαι ἐν ὑμῖν</w:t>
       </w:r>
     </w:p>
     <w:p>
@@ -47411,7 +47411,7 @@
           <w:b/>
           <w:lang w:val="hi_IN" w:bidi="hi_IN"/>
         </w:rPr>
-        <w:t>οὐκ ἐντεῦθεν ἐκ τῶν ἡδονῶν ὑμῶν, τῶν στρατευομένων ἐν τοῖς μέλεσιν ὑμῶν?</w:t>
+        <w:t>οὐκ ἐντεῦθεν ἐκ τῶν ἡδονῶν ὑμῶν, τῶν στρατευομένων ἐν τοῖς μέλεσιν ὑμῶν</w:t>
       </w:r>
     </w:p>
     <w:p>
@@ -49346,7 +49346,7 @@
           <w:b/>
           <w:lang w:val="hi_IN" w:bidi="hi_IN"/>
         </w:rPr>
-        <w:t>οὐκ οἴδατε ὅτι ἡ φιλία τοῦ κόσμου, ἔχθρα τοῦ Θεοῦ ἐστιν?</w:t>
+        <w:t>οὐκ οἴδατε ὅτι ἡ φιλία τοῦ κόσμου, ἔχθρα τοῦ Θεοῦ ἐστιν</w:t>
       </w:r>
     </w:p>
     <w:p>
@@ -55127,7 +55127,7 @@
           <w:b/>
           <w:lang w:val="hi_IN" w:bidi="hi_IN"/>
         </w:rPr>
-        <w:t>σὺ δὲ τίς εἶ, ὁ κρίνων τὸν πλησίον?</w:t>
+        <w:t>σὺ δὲ τίς εἶ, ὁ κρίνων τὸν πλησίον</w:t>
       </w:r>
     </w:p>
     <w:p>
@@ -56143,7 +56143,7 @@
           <w:b/>
           <w:lang w:val="hi_IN" w:bidi="hi_IN"/>
         </w:rPr>
-        <w:t>οἵτινες οὐκ ἐπίστασθε τὸ τῆς αὔριον, ποία ἡ ζωὴ ὑμῶν?</w:t>
+        <w:t>οἵτινες οὐκ ἐπίστασθε τὸ τῆς αὔριον, ποία ἡ ζωὴ ὑμῶν</w:t>
       </w:r>
     </w:p>
     <w:p>
@@ -56704,7 +56704,7 @@
           <w:b/>
           <w:lang w:val="hi_IN" w:bidi="hi_IN"/>
         </w:rPr>
-        <w:t>καυχᾶσθε ἐν ταῖς ἀλαζονίαις ὑμῶν πᾶσα καύχησις τοιαύτη πονηρά ἐστιν</w:t>
+        <w:t>καυχᾶσθε ἐν ταῖς ἀλαζονίαις ὑμῶν. πᾶσα καύχησις τοιαύτη πονηρά ἐστιν</w:t>
       </w:r>
     </w:p>
     <w:p>
@@ -60102,7 +60102,7 @@
           <w:b/>
           <w:lang w:val="hi_IN" w:bidi="hi_IN"/>
         </w:rPr>
-        <w:t>ἐτρυφήσατε ἐπὶ τῆς γῆς καὶ ἐσπαταλήσατε</w:t>
+        <w:t>ἐτρυφήσατε ἐπὶ τῆς γῆς. καὶ ἐσπαταλήσατε</w:t>
       </w:r>
     </w:p>
     <w:p>
@@ -61474,7 +61474,7 @@
           <w:b/>
           <w:lang w:val="hi_IN" w:bidi="hi_IN"/>
         </w:rPr>
-        <w:t>ἰδοὺ,</w:t>
+        <w:t>ἰδοὺ</w:t>
       </w:r>
     </w:p>
     <w:p>

--- a/hin/docx/59.content.docx
+++ b/hin/docx/59.content.docx
@@ -2236,6 +2236,21 @@
           <w:b/>
           <w:lang w:val="hi_IN" w:bidi="hi_IN"/>
         </w:rPr>
+        <w:t>αἰτείτω παρὰ &amp; Θεοῦ</w:t>
+      </w:r>
+    </w:p>
+    <w:p>
+      <w:pPr/>
+      <w:r>
+        <w:rPr>
+          <w:lang w:val="hi_IN" w:bidi="hi_IN"/>
+        </w:rPr>
+      </w:r>
+      <w:r>
+        <w:rPr>
+          <w:b/>
+          <w:lang w:val="hi_IN" w:bidi="hi_IN"/>
+        </w:rPr>
         <w:t>""</w:t>
       </w:r>
     </w:p>
@@ -2847,6 +2862,21 @@
           <w:b/>
           <w:lang w:val="hi_IN" w:bidi="hi_IN"/>
         </w:rPr>
+        <w:t>κλύδωνι θαλάσσης, ἀνεμιζομένῳ καὶ ῥιπιζομένῳ</w:t>
+      </w:r>
+    </w:p>
+    <w:p>
+      <w:pPr/>
+      <w:r>
+        <w:rPr>
+          <w:lang w:val="hi_IN" w:bidi="hi_IN"/>
+        </w:rPr>
+      </w:r>
+      <w:r>
+        <w:rPr>
+          <w:b/>
+          <w:lang w:val="hi_IN" w:bidi="hi_IN"/>
+        </w:rPr>
         <w:t>"समुद्र की लहर के"</w:t>
       </w:r>
       <w:r>
@@ -2929,6 +2959,21 @@
         <w:rPr>
           <w:lang w:val="hi_IN" w:bidi="hi_IN"/>
         </w:rPr>
+      </w:r>
+    </w:p>
+    <w:p>
+      <w:pPr/>
+      <w:r>
+        <w:rPr>
+          <w:lang w:val="hi_IN" w:bidi="hi_IN"/>
+        </w:rPr>
+      </w:r>
+      <w:r>
+        <w:rPr>
+          <w:b/>
+          <w:lang w:val="hi_IN" w:bidi="hi_IN"/>
+        </w:rPr>
+        <w:t>μὴ γὰρ οἰέσθω ὁ ἄνθρωπος ἐκεῖνος</w:t>
       </w:r>
     </w:p>
     <w:p>
@@ -4360,6 +4405,21 @@
           <w:b/>
           <w:lang w:val="hi_IN" w:bidi="hi_IN"/>
         </w:rPr>
+        <w:t>παρελεύσεται</w:t>
+      </w:r>
+    </w:p>
+    <w:p>
+      <w:pPr/>
+      <w:r>
+        <w:rPr>
+          <w:lang w:val="hi_IN" w:bidi="hi_IN"/>
+        </w:rPr>
+      </w:r>
+      <w:r>
+        <w:rPr>
+          <w:b/>
+          <w:lang w:val="hi_IN" w:bidi="hi_IN"/>
+        </w:rPr>
         <w:t>"मिट जाएगा"</w:t>
       </w:r>
     </w:p>
@@ -4541,6 +4601,21 @@
           <w:b/>
           <w:lang w:val="hi_IN" w:bidi="hi_IN"/>
         </w:rPr>
+        <w:t>ὡς ἄνθος χόρτου παρελεύσεται</w:t>
+      </w:r>
+    </w:p>
+    <w:p>
+      <w:pPr/>
+      <w:r>
+        <w:rPr>
+          <w:lang w:val="hi_IN" w:bidi="hi_IN"/>
+        </w:rPr>
+      </w:r>
+      <w:r>
+        <w:rPr>
+          <w:b/>
+          <w:lang w:val="hi_IN" w:bidi="hi_IN"/>
+        </w:rPr>
         <w:t>"वह घास के फूल की तरह मिट जाएगा"</w:t>
       </w:r>
     </w:p>
@@ -4637,6 +4712,21 @@
           <w:b/>
           <w:lang w:val="hi_IN" w:bidi="hi_IN"/>
         </w:rPr>
+        <w:t>ἀνέτειλεν γὰρ ὁ ἥλιος σὺν τῷ καύσωνι, καὶ ἐξήρανεν τὸν χόρτον, καὶ τὸ ἄνθος αὐτοῦ ἐξέπεσεν, καὶ ἡ εὐπρέπεια τοῦ προσώπου αὐτοῦ ἀπώλετο</w:t>
+      </w:r>
+    </w:p>
+    <w:p>
+      <w:pPr/>
+      <w:r>
+        <w:rPr>
+          <w:lang w:val="hi_IN" w:bidi="hi_IN"/>
+        </w:rPr>
+      </w:r>
+      <w:r>
+        <w:rPr>
+          <w:b/>
+          <w:lang w:val="hi_IN" w:bidi="hi_IN"/>
+        </w:rPr>
         <w:t>"क्योंकि सूर्य उदय होते ही कड़ी धूप पड़ती है और घास को सूखा देती है, और उसका फूल झड़ जाता है, और शोभा मिटती जाती है;"</w:t>
       </w:r>
       <w:r>
@@ -5026,6 +5116,21 @@
           <w:b/>
           <w:lang w:val="hi_IN" w:bidi="hi_IN"/>
         </w:rPr>
+        <w:t>ἡ εὐπρέπεια τοῦ προσώπου αὐτοῦ ἀπώλετο</w:t>
+      </w:r>
+    </w:p>
+    <w:p>
+      <w:pPr/>
+      <w:r>
+        <w:rPr>
+          <w:lang w:val="hi_IN" w:bidi="hi_IN"/>
+        </w:rPr>
+      </w:r>
+      <w:r>
+        <w:rPr>
+          <w:b/>
+          <w:lang w:val="hi_IN" w:bidi="hi_IN"/>
+        </w:rPr>
         <w:t>"शोभा मिटती जाती है;"</w:t>
       </w:r>
       <w:r>
@@ -5134,6 +5239,21 @@
         <w:rPr>
           <w:lang w:val="hi_IN" w:bidi="hi_IN"/>
         </w:rPr>
+      </w:r>
+    </w:p>
+    <w:p>
+      <w:pPr/>
+      <w:r>
+        <w:rPr>
+          <w:lang w:val="hi_IN" w:bidi="hi_IN"/>
+        </w:rPr>
+      </w:r>
+      <w:r>
+        <w:rPr>
+          <w:b/>
+          <w:lang w:val="hi_IN" w:bidi="hi_IN"/>
+        </w:rPr>
+        <w:t>ἡ εὐπρέπεια τοῦ προσώπου αὐτοῦ ἀπώλετο</w:t>
       </w:r>
     </w:p>
     <w:p>
@@ -6181,6 +6301,21 @@
           <w:b/>
           <w:lang w:val="hi_IN" w:bidi="hi_IN"/>
         </w:rPr>
+        <w:t>λήμψεται τὸν στέφανον τῆς ζωῆς</w:t>
+      </w:r>
+    </w:p>
+    <w:p>
+      <w:pPr/>
+      <w:r>
+        <w:rPr>
+          <w:lang w:val="hi_IN" w:bidi="hi_IN"/>
+        </w:rPr>
+      </w:r>
+      <w:r>
+        <w:rPr>
+          <w:b/>
+          <w:lang w:val="hi_IN" w:bidi="hi_IN"/>
+        </w:rPr>
         <w:t>"जीवन का वह मुकुट पाएगा"</w:t>
       </w:r>
     </w:p>
@@ -6303,6 +6438,21 @@
           <w:b/>
           <w:lang w:val="hi_IN" w:bidi="hi_IN"/>
         </w:rPr>
+        <w:t>λήμψεται τὸν στέφανον τῆς ζωῆς</w:t>
+      </w:r>
+    </w:p>
+    <w:p>
+      <w:pPr/>
+      <w:r>
+        <w:rPr>
+          <w:lang w:val="hi_IN" w:bidi="hi_IN"/>
+        </w:rPr>
+      </w:r>
+      <w:r>
+        <w:rPr>
+          <w:b/>
+          <w:lang w:val="hi_IN" w:bidi="hi_IN"/>
+        </w:rPr>
         <w:t>"जीवन का वह मुकुट पाएगा"</w:t>
       </w:r>
     </w:p>
@@ -6510,6 +6660,21 @@
           <w:b/>
           <w:lang w:val="hi_IN" w:bidi="hi_IN"/>
         </w:rPr>
+        <w:t>ὃν ἐπηγγείλατο τοῖς ἀγαπῶσιν αὐτόν</w:t>
+      </w:r>
+    </w:p>
+    <w:p>
+      <w:pPr/>
+      <w:r>
+        <w:rPr>
+          <w:lang w:val="hi_IN" w:bidi="hi_IN"/>
+        </w:rPr>
+      </w:r>
+      <w:r>
+        <w:rPr>
+          <w:b/>
+          <w:lang w:val="hi_IN" w:bidi="hi_IN"/>
+        </w:rPr>
         <w:t>""</w:t>
       </w:r>
     </w:p>
@@ -6880,6 +7045,21 @@
           <w:b/>
           <w:lang w:val="hi_IN" w:bidi="hi_IN"/>
         </w:rPr>
+        <w:t>πειράζει δὲ αὐτὸς οὐδένα</w:t>
+      </w:r>
+    </w:p>
+    <w:p>
+      <w:pPr/>
+      <w:r>
+        <w:rPr>
+          <w:lang w:val="hi_IN" w:bidi="hi_IN"/>
+        </w:rPr>
+      </w:r>
+      <w:r>
+        <w:rPr>
+          <w:b/>
+          <w:lang w:val="hi_IN" w:bidi="hi_IN"/>
+        </w:rPr>
         <w:t>"और न परीक्षा आप"</w:t>
       </w:r>
     </w:p>
@@ -7054,6 +7234,21 @@
           <w:b/>
           <w:lang w:val="hi_IN" w:bidi="hi_IN"/>
         </w:rPr>
+        <w:t>ἕκαστος &amp; πειράζεται ὑπὸ τῆς ἰδίας ἐπιθυμίας, ἐξελκόμενος καὶ δελεαζόμενος</w:t>
+      </w:r>
+    </w:p>
+    <w:p>
+      <w:pPr/>
+      <w:r>
+        <w:rPr>
+          <w:lang w:val="hi_IN" w:bidi="hi_IN"/>
+        </w:rPr>
+      </w:r>
+      <w:r>
+        <w:rPr>
+          <w:b/>
+          <w:lang w:val="hi_IN" w:bidi="hi_IN"/>
+        </w:rPr>
         <w:t>"प्रत्येक व्यक्ति अपनी ही अभिलाषा में खिंचकर, और फँसकर परीक्षा में पड़ता है"</w:t>
       </w:r>
     </w:p>
@@ -7137,6 +7332,21 @@
           <w:b/>
           <w:lang w:val="hi_IN" w:bidi="hi_IN"/>
         </w:rPr>
+        <w:t>ἕκαστος &amp; πειράζεται ὑπὸ τῆς ἰδίας ἐπιθυμίας, ἐξελκόμενος καὶ δελεαζόμενος</w:t>
+      </w:r>
+    </w:p>
+    <w:p>
+      <w:pPr/>
+      <w:r>
+        <w:rPr>
+          <w:lang w:val="hi_IN" w:bidi="hi_IN"/>
+        </w:rPr>
+      </w:r>
+      <w:r>
+        <w:rPr>
+          <w:b/>
+          <w:lang w:val="hi_IN" w:bidi="hi_IN"/>
+        </w:rPr>
         <w:t>""</w:t>
       </w:r>
     </w:p>
@@ -7630,6 +7840,21 @@
         <w:rPr>
           <w:lang w:val="hi_IN" w:bidi="hi_IN"/>
         </w:rPr>
+      </w:r>
+    </w:p>
+    <w:p>
+      <w:pPr/>
+      <w:r>
+        <w:rPr>
+          <w:lang w:val="hi_IN" w:bidi="hi_IN"/>
+        </w:rPr>
+      </w:r>
+      <w:r>
+        <w:rPr>
+          <w:b/>
+          <w:lang w:val="hi_IN" w:bidi="hi_IN"/>
+        </w:rPr>
+        <w:t>ἡ δὲ ἁμαρτία ἀποτελεσθεῖσα, ἀποκύει θάνατον</w:t>
       </w:r>
     </w:p>
     <w:p>
@@ -8143,6 +8368,21 @@
           <w:b/>
           <w:lang w:val="hi_IN" w:bidi="hi_IN"/>
         </w:rPr>
+        <w:t>ἀδελφοί μου ἀγαπητοί</w:t>
+      </w:r>
+    </w:p>
+    <w:p>
+      <w:pPr/>
+      <w:r>
+        <w:rPr>
+          <w:lang w:val="hi_IN" w:bidi="hi_IN"/>
+        </w:rPr>
+      </w:r>
+      <w:r>
+        <w:rPr>
+          <w:b/>
+          <w:lang w:val="hi_IN" w:bidi="hi_IN"/>
+        </w:rPr>
         <w:t>"मेरे प्रिय भाइयों"</w:t>
       </w:r>
     </w:p>
@@ -8244,6 +8484,21 @@
           <w:b/>
           <w:lang w:val="hi_IN" w:bidi="hi_IN"/>
         </w:rPr>
+        <w:t>πᾶσα δόσις ἀγαθὴ, καὶ πᾶν δώρημα τέλειον, ἄνωθέν ἐστιν</w:t>
+      </w:r>
+    </w:p>
+    <w:p>
+      <w:pPr/>
+      <w:r>
+        <w:rPr>
+          <w:lang w:val="hi_IN" w:bidi="hi_IN"/>
+        </w:rPr>
+      </w:r>
+      <w:r>
+        <w:rPr>
+          <w:b/>
+          <w:lang w:val="hi_IN" w:bidi="hi_IN"/>
+        </w:rPr>
         <w:t>"हर एक अच्छा वरदान और हर एक उत्तम दान ऊपर है"</w:t>
       </w:r>
     </w:p>
@@ -9089,6 +9344,21 @@
           <w:b/>
           <w:lang w:val="hi_IN" w:bidi="hi_IN"/>
         </w:rPr>
+        <w:t>τροπῆς ἀποσκίασμα</w:t>
+      </w:r>
+    </w:p>
+    <w:p>
+      <w:pPr/>
+      <w:r>
+        <w:rPr>
+          <w:lang w:val="hi_IN" w:bidi="hi_IN"/>
+        </w:rPr>
+      </w:r>
+      <w:r>
+        <w:rPr>
+          <w:b/>
+          <w:lang w:val="hi_IN" w:bidi="hi_IN"/>
+        </w:rPr>
         <w:t>""</w:t>
       </w:r>
     </w:p>
@@ -9185,6 +9455,21 @@
           <w:b/>
           <w:lang w:val="hi_IN" w:bidi="hi_IN"/>
         </w:rPr>
+        <w:t>βουληθεὶς, ἀπεκύησεν ἡμᾶς</w:t>
+      </w:r>
+    </w:p>
+    <w:p>
+      <w:pPr/>
+      <w:r>
+        <w:rPr>
+          <w:lang w:val="hi_IN" w:bidi="hi_IN"/>
+        </w:rPr>
+      </w:r>
+      <w:r>
+        <w:rPr>
+          <w:b/>
+          <w:lang w:val="hi_IN" w:bidi="hi_IN"/>
+        </w:rPr>
         <w:t>"उसने अपनी इच्छा से हमें"</w:t>
       </w:r>
     </w:p>
@@ -9248,6 +9533,21 @@
           <w:b/>
           <w:lang w:val="hi_IN" w:bidi="hi_IN"/>
         </w:rPr>
+        <w:t>βουληθεὶς, ἀπεκύησεν ἡμᾶς</w:t>
+      </w:r>
+    </w:p>
+    <w:p>
+      <w:pPr/>
+      <w:r>
+        <w:rPr>
+          <w:lang w:val="hi_IN" w:bidi="hi_IN"/>
+        </w:rPr>
+      </w:r>
+      <w:r>
+        <w:rPr>
+          <w:b/>
+          <w:lang w:val="hi_IN" w:bidi="hi_IN"/>
+        </w:rPr>
         <w:t>"उसने"</w:t>
       </w:r>
       <w:r>
@@ -9494,6 +9794,21 @@
           <w:b/>
           <w:lang w:val="hi_IN" w:bidi="hi_IN"/>
         </w:rPr>
+        <w:t>λόγῳ ἀληθείας</w:t>
+      </w:r>
+    </w:p>
+    <w:p>
+      <w:pPr/>
+      <w:r>
+        <w:rPr>
+          <w:lang w:val="hi_IN" w:bidi="hi_IN"/>
+        </w:rPr>
+      </w:r>
+      <w:r>
+        <w:rPr>
+          <w:b/>
+          <w:lang w:val="hi_IN" w:bidi="hi_IN"/>
+        </w:rPr>
         <w:t>"सत्य के वचन के द्वारा"</w:t>
       </w:r>
     </w:p>
@@ -9903,6 +10218,21 @@
           <w:b/>
           <w:lang w:val="hi_IN" w:bidi="hi_IN"/>
         </w:rPr>
+        <w:t>εἰς τὸ εἶναι ἡμᾶς ἀπαρχήν τινα τῶν αὐτοῦ κτισμάτων</w:t>
+      </w:r>
+    </w:p>
+    <w:p>
+      <w:pPr/>
+      <w:r>
+        <w:rPr>
+          <w:lang w:val="hi_IN" w:bidi="hi_IN"/>
+        </w:rPr>
+      </w:r>
+      <w:r>
+        <w:rPr>
+          <w:b/>
+          <w:lang w:val="hi_IN" w:bidi="hi_IN"/>
+        </w:rPr>
         <w:t>"ताकि हम सृष्टि किए हुए प्राणियों के बीच पहले फल के समान हो"</w:t>
       </w:r>
     </w:p>
@@ -10311,6 +10641,21 @@
         <w:rPr>
           <w:lang w:val="hi_IN" w:bidi="hi_IN"/>
         </w:rPr>
+      </w:r>
+    </w:p>
+    <w:p>
+      <w:pPr/>
+      <w:r>
+        <w:rPr>
+          <w:lang w:val="hi_IN" w:bidi="hi_IN"/>
+        </w:rPr>
+      </w:r>
+      <w:r>
+        <w:rPr>
+          <w:b/>
+          <w:lang w:val="hi_IN" w:bidi="hi_IN"/>
+        </w:rPr>
+        <w:t>ἀδελφοί μου ἀγαπητοί</w:t>
       </w:r>
     </w:p>
     <w:p>
@@ -10615,6 +10960,21 @@
           <w:b/>
           <w:lang w:val="hi_IN" w:bidi="hi_IN"/>
         </w:rPr>
+        <w:t>ἔστω &amp; πᾶς ἄνθρωπος ταχὺς εἰς τὸ ἀκοῦσαι, βραδὺς εἰς τὸ λαλῆσαι, βραδὺς εἰς ὀργήν</w:t>
+      </w:r>
+    </w:p>
+    <w:p>
+      <w:pPr/>
+      <w:r>
+        <w:rPr>
+          <w:lang w:val="hi_IN" w:bidi="hi_IN"/>
+        </w:rPr>
+      </w:r>
+      <w:r>
+        <w:rPr>
+          <w:b/>
+          <w:lang w:val="hi_IN" w:bidi="hi_IN"/>
+        </w:rPr>
         <w:t>"हर एक मनुष्य सुनने के लिये बोलने में धीर"</w:t>
       </w:r>
     </w:p>
@@ -11200,6 +11560,21 @@
           <w:b/>
           <w:lang w:val="hi_IN" w:bidi="hi_IN"/>
         </w:rPr>
+        <w:t>ἀποθέμενοι πᾶσαν ῥυπαρίαν καὶ περισσείαν κακίας</w:t>
+      </w:r>
+    </w:p>
+    <w:p>
+      <w:pPr/>
+      <w:r>
+        <w:rPr>
+          <w:lang w:val="hi_IN" w:bidi="hi_IN"/>
+        </w:rPr>
+      </w:r>
+      <w:r>
+        <w:rPr>
+          <w:b/>
+          <w:lang w:val="hi_IN" w:bidi="hi_IN"/>
+        </w:rPr>
         <w:t>""</w:t>
       </w:r>
     </w:p>
@@ -12327,6 +12702,21 @@
           <w:b/>
           <w:lang w:val="hi_IN" w:bidi="hi_IN"/>
         </w:rPr>
+        <w:t>γίνεσθε δὲ ποιηταὶ λόγου, καὶ μὴ μόνον ἀκροαταὶ</w:t>
+      </w:r>
+    </w:p>
+    <w:p>
+      <w:pPr/>
+      <w:r>
+        <w:rPr>
+          <w:lang w:val="hi_IN" w:bidi="hi_IN"/>
+        </w:rPr>
+      </w:r>
+      <w:r>
+        <w:rPr>
+          <w:b/>
+          <w:lang w:val="hi_IN" w:bidi="hi_IN"/>
+        </w:rPr>
         <w:t>"परन्तु वचन पर चलनेवाले बनो, और केवल सुननेवाले ही नहीं"</w:t>
       </w:r>
     </w:p>
@@ -12410,6 +12800,21 @@
           <w:b/>
           <w:lang w:val="hi_IN" w:bidi="hi_IN"/>
         </w:rPr>
+        <w:t>γίνεσθε &amp; ποιηταὶ λόγου, καὶ μὴ μόνον ἀκροαταὶ</w:t>
+      </w:r>
+    </w:p>
+    <w:p>
+      <w:pPr/>
+      <w:r>
+        <w:rPr>
+          <w:lang w:val="hi_IN" w:bidi="hi_IN"/>
+        </w:rPr>
+      </w:r>
+      <w:r>
+        <w:rPr>
+          <w:b/>
+          <w:lang w:val="hi_IN" w:bidi="hi_IN"/>
+        </w:rPr>
         <w:t>""</w:t>
       </w:r>
     </w:p>
@@ -12564,6 +12969,21 @@
           <w:b/>
           <w:lang w:val="hi_IN" w:bidi="hi_IN"/>
         </w:rPr>
+        <w:t>ὅτι εἴ τις ἀκροατὴς λόγου ἐστὶν, καὶ οὐ ποιητής, οὗτος ἔοικεν ἀνδρὶ κατανοοῦντι τὸ πρόσωπον τῆς γενέσεως αὐτοῦ ἐν ἐσόπτρῳ</w:t>
+      </w:r>
+    </w:p>
+    <w:p>
+      <w:pPr/>
+      <w:r>
+        <w:rPr>
+          <w:lang w:val="hi_IN" w:bidi="hi_IN"/>
+        </w:rPr>
+      </w:r>
+      <w:r>
+        <w:rPr>
+          <w:b/>
+          <w:lang w:val="hi_IN" w:bidi="hi_IN"/>
+        </w:rPr>
         <w:t>"क्योंकि जो कोई वचन का सुननेवाला हो, और उस चलनेवाला न हो, वह उस मनुष्य के समान है अपना स्वाभाविक मुँह दर्पण में देखता है"</w:t>
       </w:r>
     </w:p>
@@ -12758,6 +13178,21 @@
           <w:b/>
           <w:lang w:val="hi_IN" w:bidi="hi_IN"/>
         </w:rPr>
+        <w:t>ἀκροατὴς λόγου ἐστὶν, καὶ οὐ ποιητής</w:t>
+      </w:r>
+    </w:p>
+    <w:p>
+      <w:pPr/>
+      <w:r>
+        <w:rPr>
+          <w:lang w:val="hi_IN" w:bidi="hi_IN"/>
+        </w:rPr>
+      </w:r>
+      <w:r>
+        <w:rPr>
+          <w:b/>
+          <w:lang w:val="hi_IN" w:bidi="hi_IN"/>
+        </w:rPr>
         <w:t>"वचन का सुननेवाला हो, और"</w:t>
       </w:r>
       <w:r>
@@ -12965,6 +13400,21 @@
           <w:b/>
           <w:lang w:val="hi_IN" w:bidi="hi_IN"/>
         </w:rPr>
+        <w:t>οὗτος ἔοικεν ἀνδρὶ κατανοοῦντι τὸ πρόσωπον τῆς γενέσεως αὐτοῦ ἐν ἐσόπτρῳ</w:t>
+      </w:r>
+    </w:p>
+    <w:p>
+      <w:pPr/>
+      <w:r>
+        <w:rPr>
+          <w:lang w:val="hi_IN" w:bidi="hi_IN"/>
+        </w:rPr>
+      </w:r>
+      <w:r>
+        <w:rPr>
+          <w:b/>
+          <w:lang w:val="hi_IN" w:bidi="hi_IN"/>
+        </w:rPr>
         <w:t>"वह उस मनुष्य के समान है अपना स्वाभाविक मुँह दर्पण में देखता है"</w:t>
       </w:r>
     </w:p>
@@ -13459,6 +13909,21 @@
           <w:b/>
           <w:lang w:val="hi_IN" w:bidi="hi_IN"/>
         </w:rPr>
+        <w:t>κατενόησεν &amp; ἑαυτὸν καὶ ἀπελήλυθεν, καὶ εὐθέως ἐπελάθετο ὁποῖος ἦν</w:t>
+      </w:r>
+    </w:p>
+    <w:p>
+      <w:pPr/>
+      <w:r>
+        <w:rPr>
+          <w:lang w:val="hi_IN" w:bidi="hi_IN"/>
+        </w:rPr>
+      </w:r>
+      <w:r>
+        <w:rPr>
+          <w:b/>
+          <w:lang w:val="hi_IN" w:bidi="hi_IN"/>
+        </w:rPr>
         <w:t>""</w:t>
       </w:r>
     </w:p>
@@ -13828,6 +14293,21 @@
         <w:rPr>
           <w:lang w:val="hi_IN" w:bidi="hi_IN"/>
         </w:rPr>
+      </w:r>
+    </w:p>
+    <w:p>
+      <w:pPr/>
+      <w:r>
+        <w:rPr>
+          <w:lang w:val="hi_IN" w:bidi="hi_IN"/>
+        </w:rPr>
+      </w:r>
+      <w:r>
+        <w:rPr>
+          <w:b/>
+          <w:lang w:val="hi_IN" w:bidi="hi_IN"/>
+        </w:rPr>
+        <w:t>ὁ δὲ παρακύψας εἰς νόμον τέλειον &amp; τῆς ἐλευθερίας, καὶ παραμείνας &amp; οὗτος μακάριος &amp; ἔσται</w:t>
       </w:r>
     </w:p>
     <w:p>
@@ -14682,6 +15162,21 @@
           <w:b/>
           <w:lang w:val="hi_IN" w:bidi="hi_IN"/>
         </w:rPr>
+        <w:t>ἀκροατὴς ἐπιλησμονῆς</w:t>
+      </w:r>
+    </w:p>
+    <w:p>
+      <w:pPr/>
+      <w:r>
+        <w:rPr>
+          <w:lang w:val="hi_IN" w:bidi="hi_IN"/>
+        </w:rPr>
+      </w:r>
+      <w:r>
+        <w:rPr>
+          <w:b/>
+          <w:lang w:val="hi_IN" w:bidi="hi_IN"/>
+        </w:rPr>
         <w:t>"सुनकर भूलता"</w:t>
       </w:r>
     </w:p>
@@ -15260,6 +15755,21 @@
         <w:rPr>
           <w:lang w:val="hi_IN" w:bidi="hi_IN"/>
         </w:rPr>
+      </w:r>
+    </w:p>
+    <w:p>
+      <w:pPr/>
+      <w:r>
+        <w:rPr>
+          <w:lang w:val="hi_IN" w:bidi="hi_IN"/>
+        </w:rPr>
+      </w:r>
+      <w:r>
+        <w:rPr>
+          <w:b/>
+          <w:lang w:val="hi_IN" w:bidi="hi_IN"/>
+        </w:rPr>
+        <w:t>εἴ τις δοκεῖ θρησκὸς εἶναι, μὴ χαλιναγωγῶν γλῶσσαν αὐτοῦ, ἀλλὰ ἀπατῶν καρδίαν αὐτοῦ, τούτου μάταιος ἡ θρησκεία</w:t>
       </w:r>
     </w:p>
     <w:p>
@@ -16027,6 +16537,21 @@
           <w:b/>
           <w:lang w:val="hi_IN" w:bidi="hi_IN"/>
         </w:rPr>
+        <w:t>θρησκεία καθαρὰ καὶ ἀμίαντος</w:t>
+      </w:r>
+    </w:p>
+    <w:p>
+      <w:pPr/>
+      <w:r>
+        <w:rPr>
+          <w:lang w:val="hi_IN" w:bidi="hi_IN"/>
+        </w:rPr>
+      </w:r>
+      <w:r>
+        <w:rPr>
+          <w:b/>
+          <w:lang w:val="hi_IN" w:bidi="hi_IN"/>
+        </w:rPr>
         <w:t>"शुद्ध और निर्मल भक्ति"</w:t>
       </w:r>
     </w:p>
@@ -16534,6 +17059,21 @@
           <w:b/>
           <w:lang w:val="hi_IN" w:bidi="hi_IN"/>
         </w:rPr>
+        <w:t>Πατρί</w:t>
+      </w:r>
+    </w:p>
+    <w:p>
+      <w:pPr/>
+      <w:r>
+        <w:rPr>
+          <w:lang w:val="hi_IN" w:bidi="hi_IN"/>
+        </w:rPr>
+      </w:r>
+      <w:r>
+        <w:rPr>
+          <w:b/>
+          <w:lang w:val="hi_IN" w:bidi="hi_IN"/>
+        </w:rPr>
         <w:t>"पिता के"</w:t>
       </w:r>
     </w:p>
@@ -16616,6 +17156,21 @@
         <w:rPr>
           <w:lang w:val="hi_IN" w:bidi="hi_IN"/>
         </w:rPr>
+      </w:r>
+    </w:p>
+    <w:p>
+      <w:pPr/>
+      <w:r>
+        <w:rPr>
+          <w:lang w:val="hi_IN" w:bidi="hi_IN"/>
+        </w:rPr>
+      </w:r>
+      <w:r>
+        <w:rPr>
+          <w:b/>
+          <w:lang w:val="hi_IN" w:bidi="hi_IN"/>
+        </w:rPr>
+        <w:t>ἐπισκέπτεσθαι ὀρφανοὺς καὶ χήρας ἐν τῇ θλίψει αὐτῶν</w:t>
       </w:r>
     </w:p>
     <w:p>
@@ -17336,6 +17891,21 @@
           <w:b/>
           <w:lang w:val="hi_IN" w:bidi="hi_IN"/>
         </w:rPr>
+        <w:t>τὴν πίστιν τοῦ Κυρίου ἡμῶν, Ἰησοῦ Χριστοῦ</w:t>
+      </w:r>
+    </w:p>
+    <w:p>
+      <w:pPr/>
+      <w:r>
+        <w:rPr>
+          <w:lang w:val="hi_IN" w:bidi="hi_IN"/>
+        </w:rPr>
+      </w:r>
+      <w:r>
+        <w:rPr>
+          <w:b/>
+          <w:lang w:val="hi_IN" w:bidi="hi_IN"/>
+        </w:rPr>
         <w:t>""</w:t>
       </w:r>
     </w:p>
@@ -17431,6 +18001,21 @@
         <w:rPr>
           <w:lang w:val="hi_IN" w:bidi="hi_IN"/>
         </w:rPr>
+      </w:r>
+    </w:p>
+    <w:p>
+      <w:pPr/>
+      <w:r>
+        <w:rPr>
+          <w:lang w:val="hi_IN" w:bidi="hi_IN"/>
+        </w:rPr>
+      </w:r>
+      <w:r>
+        <w:rPr>
+          <w:b/>
+          <w:lang w:val="hi_IN" w:bidi="hi_IN"/>
+        </w:rPr>
+        <w:t>τοῦ Κυρίου ἡμῶν, Ἰησοῦ Χριστοῦ, τῆς δόξης</w:t>
       </w:r>
     </w:p>
     <w:p>
@@ -18212,6 +18797,21 @@
           <w:b/>
           <w:lang w:val="hi_IN" w:bidi="hi_IN"/>
         </w:rPr>
+        <w:t>ἐπιβλέψητε &amp; εἴπητε &amp; εἴπητε</w:t>
+      </w:r>
+    </w:p>
+    <w:p>
+      <w:pPr/>
+      <w:r>
+        <w:rPr>
+          <w:lang w:val="hi_IN" w:bidi="hi_IN"/>
+        </w:rPr>
+      </w:r>
+      <w:r>
+        <w:rPr>
+          <w:b/>
+          <w:lang w:val="hi_IN" w:bidi="hi_IN"/>
+        </w:rPr>
         <w:t>"तुम"</w:t>
       </w:r>
       <w:r>
@@ -18445,6 +19045,21 @@
           <w:b/>
           <w:lang w:val="hi_IN" w:bidi="hi_IN"/>
         </w:rPr>
+        <w:t>σὺ κάθου ὧδε καλῶς &amp; σὺ στῆθι ἐκεῖ &amp; κάθου ὑπὸ τὸ ὑποπόδιόν μου</w:t>
+      </w:r>
+    </w:p>
+    <w:p>
+      <w:pPr/>
+      <w:r>
+        <w:rPr>
+          <w:lang w:val="hi_IN" w:bidi="hi_IN"/>
+        </w:rPr>
+      </w:r>
+      <w:r>
+        <w:rPr>
+          <w:b/>
+          <w:lang w:val="hi_IN" w:bidi="hi_IN"/>
+        </w:rPr>
         <w:t>"तू यहाँ अच्छी जगह बैठ,”"</w:t>
       </w:r>
       <w:r>
@@ -19004,6 +19619,21 @@
           <w:b/>
           <w:lang w:val="hi_IN" w:bidi="hi_IN"/>
         </w:rPr>
+        <w:t>σὺ στῆθι ἐκεῖ &amp; κάθου ὑπὸ τὸ ὑποπόδιόν μου</w:t>
+      </w:r>
+    </w:p>
+    <w:p>
+      <w:pPr/>
+      <w:r>
+        <w:rPr>
+          <w:lang w:val="hi_IN" w:bidi="hi_IN"/>
+        </w:rPr>
+      </w:r>
+      <w:r>
+        <w:rPr>
+          <w:b/>
+          <w:lang w:val="hi_IN" w:bidi="hi_IN"/>
+        </w:rPr>
         <w:t>"तू वहाँ खड़ा रह"</w:t>
       </w:r>
     </w:p>
@@ -19170,6 +19800,21 @@
         <w:rPr>
           <w:lang w:val="hi_IN" w:bidi="hi_IN"/>
         </w:rPr>
+      </w:r>
+    </w:p>
+    <w:p>
+      <w:pPr/>
+      <w:r>
+        <w:rPr>
+          <w:lang w:val="hi_IN" w:bidi="hi_IN"/>
+        </w:rPr>
+      </w:r>
+      <w:r>
+        <w:rPr>
+          <w:b/>
+          <w:lang w:val="hi_IN" w:bidi="hi_IN"/>
+        </w:rPr>
+        <w:t>οὐ διεκρίθητε ἐν ἑαυτοῖς, καὶ ἐγένεσθε κριταὶ διαλογισμῶν πονηρῶν</w:t>
       </w:r>
     </w:p>
     <w:p>
@@ -19285,6 +19930,21 @@
           <w:b/>
           <w:lang w:val="hi_IN" w:bidi="hi_IN"/>
         </w:rPr>
+        <w:t>οὐ διεκρίθητε ἐν ἑαυτοῖς, καὶ ἐγένεσθε κριταὶ διαλογισμῶν πονηρῶν</w:t>
+      </w:r>
+    </w:p>
+    <w:p>
+      <w:pPr/>
+      <w:r>
+        <w:rPr>
+          <w:lang w:val="hi_IN" w:bidi="hi_IN"/>
+        </w:rPr>
+      </w:r>
+      <w:r>
+        <w:rPr>
+          <w:b/>
+          <w:lang w:val="hi_IN" w:bidi="hi_IN"/>
+        </w:rPr>
         <w:t>"तो क्या तुम ने आपस में भेद भाव न और कुविचार न्याय करनेवाले ठहरे"</w:t>
       </w:r>
     </w:p>
@@ -19368,6 +20028,21 @@
           <w:b/>
           <w:lang w:val="hi_IN" w:bidi="hi_IN"/>
         </w:rPr>
+        <w:t>οὐ διεκρίθητε ἐν ἑαυτοῖς, καὶ ἐγένεσθε κριταὶ διαλογισμῶν πονηρῶν</w:t>
+      </w:r>
+    </w:p>
+    <w:p>
+      <w:pPr/>
+      <w:r>
+        <w:rPr>
+          <w:lang w:val="hi_IN" w:bidi="hi_IN"/>
+        </w:rPr>
+      </w:r>
+      <w:r>
+        <w:rPr>
+          <w:b/>
+          <w:lang w:val="hi_IN" w:bidi="hi_IN"/>
+        </w:rPr>
         <w:t>""</w:t>
       </w:r>
     </w:p>
@@ -19757,6 +20432,21 @@
         <w:rPr>
           <w:lang w:val="hi_IN" w:bidi="hi_IN"/>
         </w:rPr>
+      </w:r>
+    </w:p>
+    <w:p>
+      <w:pPr/>
+      <w:r>
+        <w:rPr>
+          <w:lang w:val="hi_IN" w:bidi="hi_IN"/>
+        </w:rPr>
+      </w:r>
+      <w:r>
+        <w:rPr>
+          <w:b/>
+          <w:lang w:val="hi_IN" w:bidi="hi_IN"/>
+        </w:rPr>
+        <w:t>ἀδελφοί μου ἀγαπητοί</w:t>
       </w:r>
     </w:p>
     <w:p>
@@ -19852,6 +20542,21 @@
           <w:b/>
           <w:lang w:val="hi_IN" w:bidi="hi_IN"/>
         </w:rPr>
+        <w:t>οὐχ ὁ Θεὸς ἐξελέξατο τοὺς πτωχοὺς τῷ κόσμῳ, πλουσίους ἐν πίστει, καὶ κληρονόμους τῆς βασιλείας ἧς ἐπηγγείλατο τοῖς ἀγαπῶσιν αὐτόν</w:t>
+      </w:r>
+    </w:p>
+    <w:p>
+      <w:pPr/>
+      <w:r>
+        <w:rPr>
+          <w:lang w:val="hi_IN" w:bidi="hi_IN"/>
+        </w:rPr>
+      </w:r>
+      <w:r>
+        <w:rPr>
+          <w:b/>
+          <w:lang w:val="hi_IN" w:bidi="hi_IN"/>
+        </w:rPr>
         <w:t>""</w:t>
       </w:r>
     </w:p>
@@ -20170,6 +20875,21 @@
           <w:b/>
           <w:lang w:val="hi_IN" w:bidi="hi_IN"/>
         </w:rPr>
+        <w:t>πλουσίους ἐν πίστει</w:t>
+      </w:r>
+    </w:p>
+    <w:p>
+      <w:pPr/>
+      <w:r>
+        <w:rPr>
+          <w:lang w:val="hi_IN" w:bidi="hi_IN"/>
+        </w:rPr>
+      </w:r>
+      <w:r>
+        <w:rPr>
+          <w:b/>
+          <w:lang w:val="hi_IN" w:bidi="hi_IN"/>
+        </w:rPr>
         <w:t>""</w:t>
       </w:r>
     </w:p>
@@ -20252,6 +20972,21 @@
         <w:rPr>
           <w:lang w:val="hi_IN" w:bidi="hi_IN"/>
         </w:rPr>
+      </w:r>
+    </w:p>
+    <w:p>
+      <w:pPr/>
+      <w:r>
+        <w:rPr>
+          <w:lang w:val="hi_IN" w:bidi="hi_IN"/>
+        </w:rPr>
+      </w:r>
+      <w:r>
+        <w:rPr>
+          <w:b/>
+          <w:lang w:val="hi_IN" w:bidi="hi_IN"/>
+        </w:rPr>
+        <w:t>πλουσίους ἐν πίστει</w:t>
       </w:r>
     </w:p>
     <w:p>
@@ -20791,6 +21526,21 @@
           <w:b/>
           <w:lang w:val="hi_IN" w:bidi="hi_IN"/>
         </w:rPr>
+        <w:t>οὐχ οἱ πλούσιοι καταδυναστεύουσιν ὑμῶν, καὶ αὐτοὶ ἕλκουσιν ὑμᾶς εἰς κριτήρια</w:t>
+      </w:r>
+    </w:p>
+    <w:p>
+      <w:pPr/>
+      <w:r>
+        <w:rPr>
+          <w:lang w:val="hi_IN" w:bidi="hi_IN"/>
+        </w:rPr>
+      </w:r>
+      <w:r>
+        <w:rPr>
+          <w:b/>
+          <w:lang w:val="hi_IN" w:bidi="hi_IN"/>
+        </w:rPr>
         <w:t>"धनी लोग पर अत्याचार नहीं और क्या वे ही तुम्हें कचहरियों में कर ले जाते"</w:t>
       </w:r>
     </w:p>
@@ -20887,6 +21637,21 @@
           <w:b/>
           <w:lang w:val="hi_IN" w:bidi="hi_IN"/>
         </w:rPr>
+        <w:t>οὐχ οἱ πλούσιοι καταδυναστεύουσιν ὑμῶν, καὶ αὐτοὶ ἕλκουσιν ὑμᾶς εἰς κριτήρια</w:t>
+      </w:r>
+    </w:p>
+    <w:p>
+      <w:pPr/>
+      <w:r>
+        <w:rPr>
+          <w:lang w:val="hi_IN" w:bidi="hi_IN"/>
+        </w:rPr>
+      </w:r>
+      <w:r>
+        <w:rPr>
+          <w:b/>
+          <w:lang w:val="hi_IN" w:bidi="hi_IN"/>
+        </w:rPr>
         <w:t>"धनी लोग पर अत्याचार नहीं"</w:t>
       </w:r>
     </w:p>
@@ -21179,6 +21944,21 @@
           <w:b/>
           <w:lang w:val="hi_IN" w:bidi="hi_IN"/>
         </w:rPr>
+        <w:t>οὐχ οἱ πλούσιοι καταδυναστεύουσιν ὑμῶν</w:t>
+      </w:r>
+    </w:p>
+    <w:p>
+      <w:pPr/>
+      <w:r>
+        <w:rPr>
+          <w:lang w:val="hi_IN" w:bidi="hi_IN"/>
+        </w:rPr>
+      </w:r>
+      <w:r>
+        <w:rPr>
+          <w:b/>
+          <w:lang w:val="hi_IN" w:bidi="hi_IN"/>
+        </w:rPr>
         <w:t>"पर अत्याचार"</w:t>
       </w:r>
     </w:p>
@@ -21438,6 +22218,21 @@
           <w:b/>
           <w:lang w:val="hi_IN" w:bidi="hi_IN"/>
         </w:rPr>
+        <w:t>οὐκ αὐτοὶ βλασφημοῦσιν τὸ καλὸν ὄνομα τὸ ἐπικληθὲν ἐφ’ ὑμᾶς</w:t>
+      </w:r>
+    </w:p>
+    <w:p>
+      <w:pPr/>
+      <w:r>
+        <w:rPr>
+          <w:lang w:val="hi_IN" w:bidi="hi_IN"/>
+        </w:rPr>
+      </w:r>
+      <w:r>
+        <w:rPr>
+          <w:b/>
+          <w:lang w:val="hi_IN" w:bidi="hi_IN"/>
+        </w:rPr>
         <w:t>""</w:t>
       </w:r>
     </w:p>
@@ -21775,6 +22570,21 @@
           <w:b/>
           <w:lang w:val="hi_IN" w:bidi="hi_IN"/>
         </w:rPr>
+        <w:t>τὸ ἐπικληθὲν ἐφ’ ὑμᾶς</w:t>
+      </w:r>
+    </w:p>
+    <w:p>
+      <w:pPr/>
+      <w:r>
+        <w:rPr>
+          <w:lang w:val="hi_IN" w:bidi="hi_IN"/>
+        </w:rPr>
+      </w:r>
+      <w:r>
+        <w:rPr>
+          <w:b/>
+          <w:lang w:val="hi_IN" w:bidi="hi_IN"/>
+        </w:rPr>
         <w:t>"उस"</w:t>
       </w:r>
       <w:r>
@@ -21857,6 +22667,21 @@
         <w:rPr>
           <w:lang w:val="hi_IN" w:bidi="hi_IN"/>
         </w:rPr>
+      </w:r>
+    </w:p>
+    <w:p>
+      <w:pPr/>
+      <w:r>
+        <w:rPr>
+          <w:lang w:val="hi_IN" w:bidi="hi_IN"/>
+        </w:rPr>
+      </w:r>
+      <w:r>
+        <w:rPr>
+          <w:b/>
+          <w:lang w:val="hi_IN" w:bidi="hi_IN"/>
+        </w:rPr>
+        <w:t>τὸ ἐπικληθὲν ἐφ’ ὑμᾶς</w:t>
       </w:r>
     </w:p>
     <w:p>
@@ -22320,6 +23145,21 @@
           <w:b/>
           <w:lang w:val="hi_IN" w:bidi="hi_IN"/>
         </w:rPr>
+        <w:t>ἀγαπήσεις τὸν πλησίον σου ὡς σεαυτόν</w:t>
+      </w:r>
+    </w:p>
+    <w:p>
+      <w:pPr/>
+      <w:r>
+        <w:rPr>
+          <w:lang w:val="hi_IN" w:bidi="hi_IN"/>
+        </w:rPr>
+      </w:r>
+      <w:r>
+        <w:rPr>
+          <w:b/>
+          <w:lang w:val="hi_IN" w:bidi="hi_IN"/>
+        </w:rPr>
         <w:t>"तू अपने पड़ोसी अपने समान प्रेम रख"</w:t>
       </w:r>
     </w:p>
@@ -22611,6 +23451,21 @@
           <w:b/>
           <w:lang w:val="hi_IN" w:bidi="hi_IN"/>
         </w:rPr>
+        <w:t>καλῶς ποιεῖτε</w:t>
+      </w:r>
+    </w:p>
+    <w:p>
+      <w:pPr/>
+      <w:r>
+        <w:rPr>
+          <w:lang w:val="hi_IN" w:bidi="hi_IN"/>
+        </w:rPr>
+      </w:r>
+      <w:r>
+        <w:rPr>
+          <w:b/>
+          <w:lang w:val="hi_IN" w:bidi="hi_IN"/>
+        </w:rPr>
         <w:t>"करते हो,"</w:t>
       </w:r>
       <w:r>
@@ -22778,6 +23633,21 @@
           <w:b/>
           <w:lang w:val="hi_IN" w:bidi="hi_IN"/>
         </w:rPr>
+        <w:t>ἐλεγχόμενοι ὑπὸ τοῦ νόμου ὡς παραβάται</w:t>
+      </w:r>
+    </w:p>
+    <w:p>
+      <w:pPr/>
+      <w:r>
+        <w:rPr>
+          <w:lang w:val="hi_IN" w:bidi="hi_IN"/>
+        </w:rPr>
+      </w:r>
+      <w:r>
+        <w:rPr>
+          <w:b/>
+          <w:lang w:val="hi_IN" w:bidi="hi_IN"/>
+        </w:rPr>
         <w:t>"पाप करते हो"</w:t>
       </w:r>
     </w:p>
@@ -22841,6 +23711,21 @@
           <w:b/>
           <w:lang w:val="hi_IN" w:bidi="hi_IN"/>
         </w:rPr>
+        <w:t>ἐλεγχόμενοι ὑπὸ τοῦ νόμου ὡς παραβάται</w:t>
+      </w:r>
+    </w:p>
+    <w:p>
+      <w:pPr/>
+      <w:r>
+        <w:rPr>
+          <w:lang w:val="hi_IN" w:bidi="hi_IN"/>
+        </w:rPr>
+      </w:r>
+      <w:r>
+        <w:rPr>
+          <w:b/>
+          <w:lang w:val="hi_IN" w:bidi="hi_IN"/>
+        </w:rPr>
         <w:t>"और व्यवस्था अपराधी ठहराती है"</w:t>
       </w:r>
     </w:p>
@@ -23022,6 +23907,21 @@
           <w:b/>
           <w:lang w:val="hi_IN" w:bidi="hi_IN"/>
         </w:rPr>
+        <w:t>ὅστις &amp; τηρήσῃ</w:t>
+      </w:r>
+    </w:p>
+    <w:p>
+      <w:pPr/>
+      <w:r>
+        <w:rPr>
+          <w:lang w:val="hi_IN" w:bidi="hi_IN"/>
+        </w:rPr>
+      </w:r>
+      <w:r>
+        <w:rPr>
+          <w:b/>
+          <w:lang w:val="hi_IN" w:bidi="hi_IN"/>
+        </w:rPr>
         <w:t>"क्योंकि जो"</w:t>
       </w:r>
       <w:r>
@@ -23313,6 +24213,21 @@
           <w:b/>
           <w:lang w:val="hi_IN" w:bidi="hi_IN"/>
         </w:rPr>
+        <w:t>πάντων ἔνοχος</w:t>
+      </w:r>
+    </w:p>
+    <w:p>
+      <w:pPr/>
+      <w:r>
+        <w:rPr>
+          <w:lang w:val="hi_IN" w:bidi="hi_IN"/>
+        </w:rPr>
+      </w:r>
+      <w:r>
+        <w:rPr>
+          <w:b/>
+          <w:lang w:val="hi_IN" w:bidi="hi_IN"/>
+        </w:rPr>
         <w:t>"सब दोषी"</w:t>
       </w:r>
     </w:p>
@@ -23650,6 +24565,21 @@
           <w:b/>
           <w:lang w:val="hi_IN" w:bidi="hi_IN"/>
         </w:rPr>
+        <w:t>μὴ μοιχεύσῃς &amp; μὴ φονεύσῃς &amp; οὐ μοιχεύεις, φονεύεις &amp; γέγονας</w:t>
+      </w:r>
+    </w:p>
+    <w:p>
+      <w:pPr/>
+      <w:r>
+        <w:rPr>
+          <w:lang w:val="hi_IN" w:bidi="hi_IN"/>
+        </w:rPr>
+      </w:r>
+      <w:r>
+        <w:rPr>
+          <w:b/>
+          <w:lang w:val="hi_IN" w:bidi="hi_IN"/>
+        </w:rPr>
         <w:t>""</w:t>
       </w:r>
     </w:p>
@@ -23849,6 +24779,21 @@
         <w:rPr>
           <w:lang w:val="hi_IN" w:bidi="hi_IN"/>
         </w:rPr>
+      </w:r>
+    </w:p>
+    <w:p>
+      <w:pPr/>
+      <w:r>
+        <w:rPr>
+          <w:lang w:val="hi_IN" w:bidi="hi_IN"/>
+        </w:rPr>
+      </w:r>
+      <w:r>
+        <w:rPr>
+          <w:b/>
+          <w:lang w:val="hi_IN" w:bidi="hi_IN"/>
+        </w:rPr>
+        <w:t>μέλλοντες κρίνεσθαι</w:t>
       </w:r>
     </w:p>
     <w:p>
@@ -24517,6 +25462,21 @@
           <w:b/>
           <w:lang w:val="hi_IN" w:bidi="hi_IN"/>
         </w:rPr>
+        <w:t>ἡ γὰρ κρίσις ἀνέλεος τῷ μὴ ποιήσαντι ἔλεος</w:t>
+      </w:r>
+    </w:p>
+    <w:p>
+      <w:pPr/>
+      <w:r>
+        <w:rPr>
+          <w:lang w:val="hi_IN" w:bidi="hi_IN"/>
+        </w:rPr>
+      </w:r>
+      <w:r>
+        <w:rPr>
+          <w:b/>
+          <w:lang w:val="hi_IN" w:bidi="hi_IN"/>
+        </w:rPr>
         <w:t>"क्योंकि जिस ने दया नहीं की, उसका न्याय बिना दया के होगा"</w:t>
       </w:r>
     </w:p>
@@ -24613,6 +25573,21 @@
           <w:b/>
           <w:lang w:val="hi_IN" w:bidi="hi_IN"/>
         </w:rPr>
+        <w:t>ἡ γὰρ κρίσις ἀνέλεος τῷ μὴ ποιήσαντι ἔλεος</w:t>
+      </w:r>
+    </w:p>
+    <w:p>
+      <w:pPr/>
+      <w:r>
+        <w:rPr>
+          <w:lang w:val="hi_IN" w:bidi="hi_IN"/>
+        </w:rPr>
+      </w:r>
+      <w:r>
+        <w:rPr>
+          <w:b/>
+          <w:lang w:val="hi_IN" w:bidi="hi_IN"/>
+        </w:rPr>
         <w:t>"दया न्याय पर जयवन्त होती है"</w:t>
       </w:r>
     </w:p>
@@ -25061,6 +26036,21 @@
           <w:b/>
           <w:lang w:val="hi_IN" w:bidi="hi_IN"/>
         </w:rPr>
+        <w:t>τί τὸ ὄφελος, ἀδελφοί μου, ἐὰν πίστιν λέγῃ τις, ἔχειν ἔργα, δὲ μὴ ἔχῃ</w:t>
+      </w:r>
+    </w:p>
+    <w:p>
+      <w:pPr/>
+      <w:r>
+        <w:rPr>
+          <w:lang w:val="hi_IN" w:bidi="hi_IN"/>
+        </w:rPr>
+      </w:r>
+      <w:r>
+        <w:rPr>
+          <w:b/>
+          <w:lang w:val="hi_IN" w:bidi="hi_IN"/>
+        </w:rPr>
         <w:t>""</w:t>
       </w:r>
     </w:p>
@@ -25130,6 +26120,21 @@
         <w:rPr>
           <w:lang w:val="hi_IN" w:bidi="hi_IN"/>
         </w:rPr>
+      </w:r>
+    </w:p>
+    <w:p>
+      <w:pPr/>
+      <w:r>
+        <w:rPr>
+          <w:lang w:val="hi_IN" w:bidi="hi_IN"/>
+        </w:rPr>
+      </w:r>
+      <w:r>
+        <w:rPr>
+          <w:b/>
+          <w:lang w:val="hi_IN" w:bidi="hi_IN"/>
+        </w:rPr>
+        <w:t>τί τὸ ὄφελος</w:t>
       </w:r>
     </w:p>
     <w:p>
@@ -25356,6 +26361,21 @@
           <w:b/>
           <w:lang w:val="hi_IN" w:bidi="hi_IN"/>
         </w:rPr>
+        <w:t>ἐὰν πίστιν λέγῃ τις, ἔχειν ἔργα, δὲ μὴ ἔχῃ</w:t>
+      </w:r>
+    </w:p>
+    <w:p>
+      <w:pPr/>
+      <w:r>
+        <w:rPr>
+          <w:lang w:val="hi_IN" w:bidi="hi_IN"/>
+        </w:rPr>
+      </w:r>
+      <w:r>
+        <w:rPr>
+          <w:b/>
+          <w:lang w:val="hi_IN" w:bidi="hi_IN"/>
+        </w:rPr>
         <w:t>"यदि कोई कहे कि मुझे विश्वास है पर"</w:t>
       </w:r>
       <w:r>
@@ -25824,6 +26844,21 @@
           <w:b/>
           <w:lang w:val="hi_IN" w:bidi="hi_IN"/>
         </w:rPr>
+        <w:t>μὴ δύναται ἡ πίστις σῶσαι αὐτόν</w:t>
+      </w:r>
+    </w:p>
+    <w:p>
+      <w:pPr/>
+      <w:r>
+        <w:rPr>
+          <w:lang w:val="hi_IN" w:bidi="hi_IN"/>
+        </w:rPr>
+      </w:r>
+      <w:r>
+        <w:rPr>
+          <w:b/>
+          <w:lang w:val="hi_IN" w:bidi="hi_IN"/>
+        </w:rPr>
         <w:t>"वह"</w:t>
       </w:r>
       <w:r>
@@ -26662,6 +27697,21 @@
         <w:rPr>
           <w:lang w:val="hi_IN" w:bidi="hi_IN"/>
         </w:rPr>
+      </w:r>
+    </w:p>
+    <w:p>
+      <w:pPr/>
+      <w:r>
+        <w:rPr>
+          <w:lang w:val="hi_IN" w:bidi="hi_IN"/>
+        </w:rPr>
+      </w:r>
+      <w:r>
+        <w:rPr>
+          <w:b/>
+          <w:lang w:val="hi_IN" w:bidi="hi_IN"/>
+        </w:rPr>
+        <w:t>θερμαίνεσθε</w:t>
       </w:r>
     </w:p>
     <w:p>
@@ -27541,6 +28591,21 @@
           <w:b/>
           <w:lang w:val="hi_IN" w:bidi="hi_IN"/>
         </w:rPr>
+        <w:t>ἡ πίστις, ἐὰν μὴ ἔχῃ ἔργα, νεκρά ἐστιν καθ’ ἑαυτήν</w:t>
+      </w:r>
+    </w:p>
+    <w:p>
+      <w:pPr/>
+      <w:r>
+        <w:rPr>
+          <w:lang w:val="hi_IN" w:bidi="hi_IN"/>
+        </w:rPr>
+      </w:r>
+      <w:r>
+        <w:rPr>
+          <w:b/>
+          <w:lang w:val="hi_IN" w:bidi="hi_IN"/>
+        </w:rPr>
         <w:t>""</w:t>
       </w:r>
     </w:p>
@@ -27623,6 +28688,21 @@
         <w:rPr>
           <w:lang w:val="hi_IN" w:bidi="hi_IN"/>
         </w:rPr>
+      </w:r>
+    </w:p>
+    <w:p>
+      <w:pPr/>
+      <w:r>
+        <w:rPr>
+          <w:lang w:val="hi_IN" w:bidi="hi_IN"/>
+        </w:rPr>
+      </w:r>
+      <w:r>
+        <w:rPr>
+          <w:b/>
+          <w:lang w:val="hi_IN" w:bidi="hi_IN"/>
+        </w:rPr>
+        <w:t>ἡ πίστις, ἐὰν μὴ ἔχῃ ἔργα, νεκρά ἐστιν καθ’ ἑαυτήν</w:t>
       </w:r>
     </w:p>
     <w:p>
@@ -28226,6 +29306,21 @@
           <w:b/>
           <w:lang w:val="hi_IN" w:bidi="hi_IN"/>
         </w:rPr>
+        <w:t>δεῖξόν μοι τὴν πίστιν σου χωρὶς τῶν ἔργων, κἀγώ σοι δείξω ἐκ τῶν ἔργων μου τὴν πίστιν</w:t>
+      </w:r>
+    </w:p>
+    <w:p>
+      <w:pPr/>
+      <w:r>
+        <w:rPr>
+          <w:lang w:val="hi_IN" w:bidi="hi_IN"/>
+        </w:rPr>
+      </w:r>
+      <w:r>
+        <w:rPr>
+          <w:b/>
+          <w:lang w:val="hi_IN" w:bidi="hi_IN"/>
+        </w:rPr>
         <w:t>"अपना विश्वास मुझे कर्म बिना दिखा; और मैं विश्वास अपने कर्मों के द्वारा तुझे दिखाऊँगा"</w:t>
       </w:r>
     </w:p>
@@ -28628,6 +29723,21 @@
         <w:rPr>
           <w:lang w:val="hi_IN" w:bidi="hi_IN"/>
         </w:rPr>
+      </w:r>
+    </w:p>
+    <w:p>
+      <w:pPr/>
+      <w:r>
+        <w:rPr>
+          <w:lang w:val="hi_IN" w:bidi="hi_IN"/>
+        </w:rPr>
+      </w:r>
+      <w:r>
+        <w:rPr>
+          <w:b/>
+          <w:lang w:val="hi_IN" w:bidi="hi_IN"/>
+        </w:rPr>
+        <w:t>κἀγώ σοι δείξω ἐκ τῶν ἔργων μου τὴν πίστιν</w:t>
       </w:r>
     </w:p>
     <w:p>
@@ -29147,6 +30257,21 @@
           <w:b/>
           <w:lang w:val="hi_IN" w:bidi="hi_IN"/>
         </w:rPr>
+        <w:t>καὶ τὰ δαιμόνια πιστεύουσιν καὶ φρίσσουσιν</w:t>
+      </w:r>
+    </w:p>
+    <w:p>
+      <w:pPr/>
+      <w:r>
+        <w:rPr>
+          <w:lang w:val="hi_IN" w:bidi="hi_IN"/>
+        </w:rPr>
+      </w:r>
+      <w:r>
+        <w:rPr>
+          <w:b/>
+          <w:lang w:val="hi_IN" w:bidi="hi_IN"/>
+        </w:rPr>
         <w:t>""</w:t>
       </w:r>
     </w:p>
@@ -29223,6 +30348,21 @@
           <w:b/>
           <w:lang w:val="hi_IN" w:bidi="hi_IN"/>
         </w:rPr>
+        <w:t>θέλεις δὲ γνῶναι, ὦ ἄνθρωπε κενέ, ὅτι ἡ πίστις χωρὶς τῶν ἔργων ἀργή ἐστιν</w:t>
+      </w:r>
+    </w:p>
+    <w:p>
+      <w:pPr/>
+      <w:r>
+        <w:rPr>
+          <w:lang w:val="hi_IN" w:bidi="hi_IN"/>
+        </w:rPr>
+      </w:r>
+      <w:r>
+        <w:rPr>
+          <w:b/>
+          <w:lang w:val="hi_IN" w:bidi="hi_IN"/>
+        </w:rPr>
         <w:t>"पर हे निकम्मे मनुष्य क्या तू यह जानता, कि कर्म बिना विश्वास व्यर्थ है"</w:t>
       </w:r>
     </w:p>
@@ -30035,6 +31175,21 @@
           <w:b/>
           <w:lang w:val="hi_IN" w:bidi="hi_IN"/>
         </w:rPr>
+        <w:t>Ἀβραὰμ ὁ πατὴρ ἡμῶν οὐκ ἐξ ἔργων ἐδικαιώθη, ἀνενέγκας Ἰσαὰκ τὸν υἱὸν αὐτοῦ ἐπὶ τὸ θυσιαστήριον</w:t>
+      </w:r>
+    </w:p>
+    <w:p>
+      <w:pPr/>
+      <w:r>
+        <w:rPr>
+          <w:lang w:val="hi_IN" w:bidi="hi_IN"/>
+        </w:rPr>
+      </w:r>
+      <w:r>
+        <w:rPr>
+          <w:b/>
+          <w:lang w:val="hi_IN" w:bidi="hi_IN"/>
+        </w:rPr>
         <w:t>""</w:t>
       </w:r>
     </w:p>
@@ -30738,6 +31893,21 @@
           <w:b/>
           <w:lang w:val="hi_IN" w:bidi="hi_IN"/>
         </w:rPr>
+        <w:t>ἡ πίστις συνήργει τοῖς ἔργοις αὐτοῦ, καὶ ἐκ τῶν ἔργων ἡ πίστις ἐτελειώθη</w:t>
+      </w:r>
+    </w:p>
+    <w:p>
+      <w:pPr/>
+      <w:r>
+        <w:rPr>
+          <w:lang w:val="hi_IN" w:bidi="hi_IN"/>
+        </w:rPr>
+      </w:r>
+      <w:r>
+        <w:rPr>
+          <w:b/>
+          <w:lang w:val="hi_IN" w:bidi="hi_IN"/>
+        </w:rPr>
         <w:t>""</w:t>
       </w:r>
     </w:p>
@@ -30827,6 +31997,21 @@
           <w:b/>
           <w:lang w:val="hi_IN" w:bidi="hi_IN"/>
         </w:rPr>
+        <w:t>ἡ πίστις συνήργει τοῖς ἔργοις αὐτοῦ, καὶ ἐκ τῶν ἔργων ἡ πίστις ἐτελειώθη</w:t>
+      </w:r>
+    </w:p>
+    <w:p>
+      <w:pPr/>
+      <w:r>
+        <w:rPr>
+          <w:lang w:val="hi_IN" w:bidi="hi_IN"/>
+        </w:rPr>
+      </w:r>
+      <w:r>
+        <w:rPr>
+          <w:b/>
+          <w:lang w:val="hi_IN" w:bidi="hi_IN"/>
+        </w:rPr>
         <w:t>"विश्वास ने उसके कामों के प्रभाव डाला है और से विश्वास सिद्ध हुआ"</w:t>
       </w:r>
     </w:p>
@@ -30936,6 +32121,21 @@
           <w:b/>
           <w:lang w:val="hi_IN" w:bidi="hi_IN"/>
         </w:rPr>
+        <w:t>ἐκ τῶν ἔργων ἡ πίστις ἐτελειώθη</w:t>
+      </w:r>
+    </w:p>
+    <w:p>
+      <w:pPr/>
+      <w:r>
+        <w:rPr>
+          <w:lang w:val="hi_IN" w:bidi="hi_IN"/>
+        </w:rPr>
+      </w:r>
+      <w:r>
+        <w:rPr>
+          <w:b/>
+          <w:lang w:val="hi_IN" w:bidi="hi_IN"/>
+        </w:rPr>
         <w:t>"ने"</w:t>
       </w:r>
       <w:r>
@@ -31122,6 +32322,21 @@
         <w:rPr>
           <w:lang w:val="hi_IN" w:bidi="hi_IN"/>
         </w:rPr>
+      </w:r>
+    </w:p>
+    <w:p>
+      <w:pPr/>
+      <w:r>
+        <w:rPr>
+          <w:lang w:val="hi_IN" w:bidi="hi_IN"/>
+        </w:rPr>
+      </w:r>
+      <w:r>
+        <w:rPr>
+          <w:b/>
+          <w:lang w:val="hi_IN" w:bidi="hi_IN"/>
+        </w:rPr>
+        <w:t>ἐπληρώθη ἡ Γραφὴ</w:t>
       </w:r>
     </w:p>
     <w:p>
@@ -32233,6 +33448,21 @@
           <w:b/>
           <w:lang w:val="hi_IN" w:bidi="hi_IN"/>
         </w:rPr>
+        <w:t>ὁμοίως δὲ καὶ Ῥαὰβ ἡ πόρνη οὐκ ἐξ ἔργων ἐδικαιώθη, ὑποδεξαμένη τοὺς ἀγγέλους, καὶ ἑτέρᾳ ὁδῷ ἐκβαλοῦσα</w:t>
+      </w:r>
+    </w:p>
+    <w:p>
+      <w:pPr/>
+      <w:r>
+        <w:rPr>
+          <w:lang w:val="hi_IN" w:bidi="hi_IN"/>
+        </w:rPr>
+      </w:r>
+      <w:r>
+        <w:rPr>
+          <w:b/>
+          <w:lang w:val="hi_IN" w:bidi="hi_IN"/>
+        </w:rPr>
         <w:t>""</w:t>
       </w:r>
     </w:p>
@@ -32316,6 +33546,21 @@
           <w:b/>
           <w:lang w:val="hi_IN" w:bidi="hi_IN"/>
         </w:rPr>
+        <w:t>ὁμοίως &amp; καὶ Ῥαὰβ ἡ πόρνη οὐκ &amp; ἐδικαιώθη</w:t>
+      </w:r>
+    </w:p>
+    <w:p>
+      <w:pPr/>
+      <w:r>
+        <w:rPr>
+          <w:lang w:val="hi_IN" w:bidi="hi_IN"/>
+        </w:rPr>
+      </w:r>
+      <w:r>
+        <w:rPr>
+          <w:b/>
+          <w:lang w:val="hi_IN" w:bidi="hi_IN"/>
+        </w:rPr>
         <w:t>"वैसे ही राहाब वेश्या"</w:t>
       </w:r>
       <w:r>
@@ -32717,6 +33962,21 @@
         <w:rPr>
           <w:lang w:val="hi_IN" w:bidi="hi_IN"/>
         </w:rPr>
+      </w:r>
+    </w:p>
+    <w:p>
+      <w:pPr/>
+      <w:r>
+        <w:rPr>
+          <w:lang w:val="hi_IN" w:bidi="hi_IN"/>
+        </w:rPr>
+      </w:r>
+      <w:r>
+        <w:rPr>
+          <w:b/>
+          <w:lang w:val="hi_IN" w:bidi="hi_IN"/>
+        </w:rPr>
+        <w:t>ἐκβαλοῦσα</w:t>
       </w:r>
     </w:p>
     <w:p>
@@ -32988,6 +34248,21 @@
           <w:b/>
           <w:lang w:val="hi_IN" w:bidi="hi_IN"/>
         </w:rPr>
+        <w:t>τὸ σῶμα χωρὶς πνεύματος νεκρόν ἐστιν</w:t>
+      </w:r>
+    </w:p>
+    <w:p>
+      <w:pPr/>
+      <w:r>
+        <w:rPr>
+          <w:lang w:val="hi_IN" w:bidi="hi_IN"/>
+        </w:rPr>
+      </w:r>
+      <w:r>
+        <w:rPr>
+          <w:b/>
+          <w:lang w:val="hi_IN" w:bidi="hi_IN"/>
+        </w:rPr>
         <w:t>"देह आत्मा बिना मरी हुई है"</w:t>
       </w:r>
     </w:p>
@@ -33298,6 +34573,21 @@
         <w:rPr>
           <w:lang w:val="hi_IN" w:bidi="hi_IN"/>
         </w:rPr>
+      </w:r>
+    </w:p>
+    <w:p>
+      <w:pPr/>
+      <w:r>
+        <w:rPr>
+          <w:lang w:val="hi_IN" w:bidi="hi_IN"/>
+        </w:rPr>
+      </w:r>
+      <w:r>
+        <w:rPr>
+          <w:b/>
+          <w:lang w:val="hi_IN" w:bidi="hi_IN"/>
+        </w:rPr>
+        <w:t>μὴ πολλοὶ διδάσκαλοι γίνεσθε</w:t>
       </w:r>
     </w:p>
     <w:p>
@@ -33504,6 +34794,21 @@
           <w:b/>
           <w:lang w:val="hi_IN" w:bidi="hi_IN"/>
         </w:rPr>
+        <w:t>εἰδότες ὅτι</w:t>
+      </w:r>
+    </w:p>
+    <w:p>
+      <w:pPr/>
+      <w:r>
+        <w:rPr>
+          <w:lang w:val="hi_IN" w:bidi="hi_IN"/>
+        </w:rPr>
+      </w:r>
+      <w:r>
+        <w:rPr>
+          <w:b/>
+          <w:lang w:val="hi_IN" w:bidi="hi_IN"/>
+        </w:rPr>
         <w:t>"क्योंकि तुम जानते हो, कि"</w:t>
       </w:r>
     </w:p>
@@ -33567,6 +34872,21 @@
           <w:b/>
           <w:lang w:val="hi_IN" w:bidi="hi_IN"/>
         </w:rPr>
+        <w:t>μεῖζον κρίμα λημψόμεθα</w:t>
+      </w:r>
+    </w:p>
+    <w:p>
+      <w:pPr/>
+      <w:r>
+        <w:rPr>
+          <w:lang w:val="hi_IN" w:bidi="hi_IN"/>
+        </w:rPr>
+      </w:r>
+      <w:r>
+        <w:rPr>
+          <w:b/>
+          <w:lang w:val="hi_IN" w:bidi="hi_IN"/>
+        </w:rPr>
         <w:t>""</w:t>
       </w:r>
     </w:p>
@@ -33885,6 +35205,21 @@
           <w:b/>
           <w:lang w:val="hi_IN" w:bidi="hi_IN"/>
         </w:rPr>
+        <w:t>πολλὰ &amp; πταίομεν ἅπαντες</w:t>
+      </w:r>
+    </w:p>
+    <w:p>
+      <w:pPr/>
+      <w:r>
+        <w:rPr>
+          <w:lang w:val="hi_IN" w:bidi="hi_IN"/>
+        </w:rPr>
+      </w:r>
+      <w:r>
+        <w:rPr>
+          <w:b/>
+          <w:lang w:val="hi_IN" w:bidi="hi_IN"/>
+        </w:rPr>
         <w:t>"हम सब बहुत बार चूक जाते हैं"</w:t>
       </w:r>
     </w:p>
@@ -34065,6 +35400,21 @@
         <w:rPr>
           <w:lang w:val="hi_IN" w:bidi="hi_IN"/>
         </w:rPr>
+      </w:r>
+    </w:p>
+    <w:p>
+      <w:pPr/>
+      <w:r>
+        <w:rPr>
+          <w:lang w:val="hi_IN" w:bidi="hi_IN"/>
+        </w:rPr>
+      </w:r>
+      <w:r>
+        <w:rPr>
+          <w:b/>
+          <w:lang w:val="hi_IN" w:bidi="hi_IN"/>
+        </w:rPr>
+        <w:t>πολλὰ &amp; πταίομεν ἅπαντες &amp; ἐν λόγῳ οὐ πταίει</w:t>
       </w:r>
     </w:p>
     <w:p>
@@ -34193,6 +35543,21 @@
           <w:b/>
           <w:lang w:val="hi_IN" w:bidi="hi_IN"/>
         </w:rPr>
+        <w:t>εἴ τις ἐν λόγῳ οὐ πταίει</w:t>
+      </w:r>
+    </w:p>
+    <w:p>
+      <w:pPr/>
+      <w:r>
+        <w:rPr>
+          <w:lang w:val="hi_IN" w:bidi="hi_IN"/>
+        </w:rPr>
+      </w:r>
+      <w:r>
+        <w:rPr>
+          <w:b/>
+          <w:lang w:val="hi_IN" w:bidi="hi_IN"/>
+        </w:rPr>
         <w:t>"वचन में नहीं"</w:t>
       </w:r>
     </w:p>
@@ -34378,6 +35743,21 @@
           <w:b/>
           <w:lang w:val="hi_IN" w:bidi="hi_IN"/>
         </w:rPr>
+        <w:t>δυνατὸς χαλιναγωγῆσαι καὶ ὅλον τὸ σῶμα</w:t>
+      </w:r>
+    </w:p>
+    <w:p>
+      <w:pPr/>
+      <w:r>
+        <w:rPr>
+          <w:lang w:val="hi_IN" w:bidi="hi_IN"/>
+        </w:rPr>
+      </w:r>
+      <w:r>
+        <w:rPr>
+          <w:b/>
+          <w:lang w:val="hi_IN" w:bidi="hi_IN"/>
+        </w:rPr>
         <w:t>"और सारी देह लगाम लगा सकता है"</w:t>
       </w:r>
     </w:p>
@@ -34492,6 +35872,21 @@
           <w:b/>
           <w:lang w:val="hi_IN" w:bidi="hi_IN"/>
         </w:rPr>
+        <w:t>δυνατὸς χαλιναγωγῆσαι καὶ ὅλον τὸ σῶμα</w:t>
+      </w:r>
+    </w:p>
+    <w:p>
+      <w:pPr/>
+      <w:r>
+        <w:rPr>
+          <w:lang w:val="hi_IN" w:bidi="hi_IN"/>
+        </w:rPr>
+      </w:r>
+      <w:r>
+        <w:rPr>
+          <w:b/>
+          <w:lang w:val="hi_IN" w:bidi="hi_IN"/>
+        </w:rPr>
         <w:t>""</w:t>
       </w:r>
     </w:p>
@@ -34848,6 +36243,21 @@
           <w:b/>
           <w:lang w:val="hi_IN" w:bidi="hi_IN"/>
         </w:rPr>
+        <w:t>εἰς τὸ πείθεσθαι αὐτοὺς ἡμῖν</w:t>
+      </w:r>
+    </w:p>
+    <w:p>
+      <w:pPr/>
+      <w:r>
+        <w:rPr>
+          <w:lang w:val="hi_IN" w:bidi="hi_IN"/>
+        </w:rPr>
+      </w:r>
+      <w:r>
+        <w:rPr>
+          <w:b/>
+          <w:lang w:val="hi_IN" w:bidi="hi_IN"/>
+        </w:rPr>
         <w:t>"के"</w:t>
       </w:r>
       <w:r>
@@ -35406,6 +36816,21 @@
           <w:b/>
           <w:lang w:val="hi_IN" w:bidi="hi_IN"/>
         </w:rPr>
+        <w:t>τηλικαῦτα ὄντα, καὶ ὑπὸ ἀνέμων σκληρῶν ἐλαυνόμενα</w:t>
+      </w:r>
+    </w:p>
+    <w:p>
+      <w:pPr/>
+      <w:r>
+        <w:rPr>
+          <w:lang w:val="hi_IN" w:bidi="hi_IN"/>
+        </w:rPr>
+      </w:r>
+      <w:r>
+        <w:rPr>
+          <w:b/>
+          <w:lang w:val="hi_IN" w:bidi="hi_IN"/>
+        </w:rPr>
         <w:t>"ऐसे बड़े हैं, और प्रचण्ड वायु से"</w:t>
       </w:r>
     </w:p>
@@ -35469,6 +36894,21 @@
           <w:b/>
           <w:lang w:val="hi_IN" w:bidi="hi_IN"/>
         </w:rPr>
+        <w:t>τηλικαῦτα ὄντα, καὶ ὑπὸ ἀνέμων σκληρῶν ἐλαυνόμενα</w:t>
+      </w:r>
+    </w:p>
+    <w:p>
+      <w:pPr/>
+      <w:r>
+        <w:rPr>
+          <w:lang w:val="hi_IN" w:bidi="hi_IN"/>
+        </w:rPr>
+      </w:r>
+      <w:r>
+        <w:rPr>
+          <w:b/>
+          <w:lang w:val="hi_IN" w:bidi="hi_IN"/>
+        </w:rPr>
         <w:t>"प्रचण्ड वायु से"</w:t>
       </w:r>
     </w:p>
@@ -35630,7 +37070,7 @@
           <w:b/>
           <w:lang w:val="hi_IN" w:bidi="hi_IN"/>
         </w:rPr>
-        <w:t>τηλικαῦτα ὄντα, καὶ ὑπὸ ἀνέμων σκληρῶν ἐλαυνόμενα</w:t>
+        <w:t>μετάγεται ὑπὸ ἐλαχίστου πηδαλίου</w:t>
       </w:r>
     </w:p>
     <w:p>
@@ -35962,6 +37402,21 @@
           <w:b/>
           <w:lang w:val="hi_IN" w:bidi="hi_IN"/>
         </w:rPr>
+        <w:t>ὅπου ἡ ὁρμὴ τοῦ εὐθύνοντος βούλεται</w:t>
+      </w:r>
+    </w:p>
+    <w:p>
+      <w:pPr/>
+      <w:r>
+        <w:rPr>
+          <w:lang w:val="hi_IN" w:bidi="hi_IN"/>
+        </w:rPr>
+      </w:r>
+      <w:r>
+        <w:rPr>
+          <w:b/>
+          <w:lang w:val="hi_IN" w:bidi="hi_IN"/>
+        </w:rPr>
         <w:t>"माँझी की इच्छा"</w:t>
       </w:r>
     </w:p>
@@ -36162,6 +37617,21 @@
           <w:b/>
           <w:lang w:val="hi_IN" w:bidi="hi_IN"/>
         </w:rPr>
+        <w:t>μικρὸν μέλος</w:t>
+      </w:r>
+    </w:p>
+    <w:p>
+      <w:pPr/>
+      <w:r>
+        <w:rPr>
+          <w:lang w:val="hi_IN" w:bidi="hi_IN"/>
+        </w:rPr>
+      </w:r>
+      <w:r>
+        <w:rPr>
+          <w:b/>
+          <w:lang w:val="hi_IN" w:bidi="hi_IN"/>
+        </w:rPr>
         <w:t>"एक छोटा अंग"</w:t>
       </w:r>
     </w:p>
@@ -36336,6 +37806,21 @@
           <w:b/>
           <w:lang w:val="hi_IN" w:bidi="hi_IN"/>
         </w:rPr>
+        <w:t>μεγάλα αὐχεῖ</w:t>
+      </w:r>
+    </w:p>
+    <w:p>
+      <w:pPr/>
+      <w:r>
+        <w:rPr>
+          <w:lang w:val="hi_IN" w:bidi="hi_IN"/>
+        </w:rPr>
+      </w:r>
+      <w:r>
+        <w:rPr>
+          <w:b/>
+          <w:lang w:val="hi_IN" w:bidi="hi_IN"/>
+        </w:rPr>
         <w:t>"बड़ी-डींगे मारती है"</w:t>
       </w:r>
     </w:p>
@@ -36842,6 +38327,21 @@
           <w:b/>
           <w:lang w:val="hi_IN" w:bidi="hi_IN"/>
         </w:rPr>
+        <w:t>καὶ ἡ γλῶσσα πῦρ</w:t>
+      </w:r>
+    </w:p>
+    <w:p>
+      <w:pPr/>
+      <w:r>
+        <w:rPr>
+          <w:lang w:val="hi_IN" w:bidi="hi_IN"/>
+        </w:rPr>
+      </w:r>
+      <w:r>
+        <w:rPr>
+          <w:b/>
+          <w:lang w:val="hi_IN" w:bidi="hi_IN"/>
+        </w:rPr>
         <w:t>"जीभ भी है"</w:t>
       </w:r>
     </w:p>
@@ -37049,6 +38549,21 @@
           <w:b/>
           <w:lang w:val="hi_IN" w:bidi="hi_IN"/>
         </w:rPr>
+        <w:t>ὁ κόσμος τῆς ἀδικίας</w:t>
+      </w:r>
+    </w:p>
+    <w:p>
+      <w:pPr/>
+      <w:r>
+        <w:rPr>
+          <w:lang w:val="hi_IN" w:bidi="hi_IN"/>
+        </w:rPr>
+      </w:r>
+      <w:r>
+        <w:rPr>
+          <w:b/>
+          <w:lang w:val="hi_IN" w:bidi="hi_IN"/>
+        </w:rPr>
         <w:t>""</w:t>
       </w:r>
     </w:p>
@@ -37367,6 +38882,21 @@
           <w:b/>
           <w:lang w:val="hi_IN" w:bidi="hi_IN"/>
         </w:rPr>
+        <w:t>τοῖς μέλεσιν ἡμῶν</w:t>
+      </w:r>
+    </w:p>
+    <w:p>
+      <w:pPr/>
+      <w:r>
+        <w:rPr>
+          <w:lang w:val="hi_IN" w:bidi="hi_IN"/>
+        </w:rPr>
+      </w:r>
+      <w:r>
+        <w:rPr>
+          <w:b/>
+          <w:lang w:val="hi_IN" w:bidi="hi_IN"/>
+        </w:rPr>
         <w:t>"हमारे अंगों"</w:t>
       </w:r>
     </w:p>
@@ -37430,6 +38960,21 @@
           <w:b/>
           <w:lang w:val="hi_IN" w:bidi="hi_IN"/>
         </w:rPr>
+        <w:t>σπιλοῦσα ὅλον τὸ σῶμα</w:t>
+      </w:r>
+    </w:p>
+    <w:p>
+      <w:pPr/>
+      <w:r>
+        <w:rPr>
+          <w:lang w:val="hi_IN" w:bidi="hi_IN"/>
+        </w:rPr>
+      </w:r>
+      <w:r>
+        <w:rPr>
+          <w:b/>
+          <w:lang w:val="hi_IN" w:bidi="hi_IN"/>
+        </w:rPr>
         <w:t>"सारी देह पर कलंक"</w:t>
       </w:r>
     </w:p>
@@ -37761,6 +39306,21 @@
           <w:b/>
           <w:lang w:val="hi_IN" w:bidi="hi_IN"/>
         </w:rPr>
+        <w:t>φλογίζουσα τὸν τροχὸν τῆς γενέσεως</w:t>
+      </w:r>
+    </w:p>
+    <w:p>
+      <w:pPr/>
+      <w:r>
+        <w:rPr>
+          <w:lang w:val="hi_IN" w:bidi="hi_IN"/>
+        </w:rPr>
+      </w:r>
+      <w:r>
+        <w:rPr>
+          <w:b/>
+          <w:lang w:val="hi_IN" w:bidi="hi_IN"/>
+        </w:rPr>
         <w:t>"भवचक्र में लगा देती है"</w:t>
       </w:r>
     </w:p>
@@ -37870,6 +39430,21 @@
           <w:b/>
           <w:lang w:val="hi_IN" w:bidi="hi_IN"/>
         </w:rPr>
+        <w:t>φλογιζομένη ὑπὸ τῆς Γεέννης</w:t>
+      </w:r>
+    </w:p>
+    <w:p>
+      <w:pPr/>
+      <w:r>
+        <w:rPr>
+          <w:lang w:val="hi_IN" w:bidi="hi_IN"/>
+        </w:rPr>
+      </w:r>
+      <w:r>
+        <w:rPr>
+          <w:b/>
+          <w:lang w:val="hi_IN" w:bidi="hi_IN"/>
+        </w:rPr>
         <w:t>""</w:t>
       </w:r>
     </w:p>
@@ -37953,6 +39528,21 @@
           <w:b/>
           <w:lang w:val="hi_IN" w:bidi="hi_IN"/>
         </w:rPr>
+        <w:t>φλογιζομένη ὑπὸ τῆς Γεέννης</w:t>
+      </w:r>
+    </w:p>
+    <w:p>
+      <w:pPr/>
+      <w:r>
+        <w:rPr>
+          <w:lang w:val="hi_IN" w:bidi="hi_IN"/>
+        </w:rPr>
+      </w:r>
+      <w:r>
+        <w:rPr>
+          <w:b/>
+          <w:lang w:val="hi_IN" w:bidi="hi_IN"/>
+        </w:rPr>
         <w:t>"नरक की जलती रहती है"</w:t>
       </w:r>
     </w:p>
@@ -38369,6 +39959,21 @@
           <w:b/>
           <w:lang w:val="hi_IN" w:bidi="hi_IN"/>
         </w:rPr>
+        <w:t>πᾶσα &amp; φύσις θηρίων τε καὶ πετεινῶν, ἑρπετῶν τε καὶ ἐναλίων, δαμάζεται καὶ δεδάμασται</w:t>
+      </w:r>
+    </w:p>
+    <w:p>
+      <w:pPr/>
+      <w:r>
+        <w:rPr>
+          <w:lang w:val="hi_IN" w:bidi="hi_IN"/>
+        </w:rPr>
+      </w:r>
+      <w:r>
+        <w:rPr>
+          <w:b/>
+          <w:lang w:val="hi_IN" w:bidi="hi_IN"/>
+        </w:rPr>
         <w:t>"हर प्रकार के वन-पशु, पक्षी, और रेंगनेवाले जन्तु और जलचर तो"</w:t>
       </w:r>
       <w:r>
@@ -38478,6 +40083,21 @@
           <w:b/>
           <w:lang w:val="hi_IN" w:bidi="hi_IN"/>
         </w:rPr>
+        <w:t>πᾶσα γὰρ φύσις θηρίων τε καὶ πετεινῶν, ἑρπετῶν τε καὶ ἐναλίων</w:t>
+      </w:r>
+    </w:p>
+    <w:p>
+      <w:pPr/>
+      <w:r>
+        <w:rPr>
+          <w:lang w:val="hi_IN" w:bidi="hi_IN"/>
+        </w:rPr>
+      </w:r>
+      <w:r>
+        <w:rPr>
+          <w:b/>
+          <w:lang w:val="hi_IN" w:bidi="hi_IN"/>
+        </w:rPr>
         <w:t>"क्योंकि हर प्रकार के वन-पशु, पक्षी, और रेंगनेवाले जन्तु और जलचर तो"</w:t>
       </w:r>
     </w:p>
@@ -38541,6 +40161,21 @@
           <w:b/>
           <w:lang w:val="hi_IN" w:bidi="hi_IN"/>
         </w:rPr>
+        <w:t>πᾶσα γὰρ φύσις θηρίων τε καὶ πετεινῶν, ἑρπετῶν τε καὶ ἐναλίων</w:t>
+      </w:r>
+    </w:p>
+    <w:p>
+      <w:pPr/>
+      <w:r>
+        <w:rPr>
+          <w:lang w:val="hi_IN" w:bidi="hi_IN"/>
+        </w:rPr>
+      </w:r>
+      <w:r>
+        <w:rPr>
+          <w:b/>
+          <w:lang w:val="hi_IN" w:bidi="hi_IN"/>
+        </w:rPr>
         <w:t>"क्योंकि हर प्रकार के वन-पशु, पक्षी, और रेंगनेवाले जन्तु और जलचर तो"</w:t>
       </w:r>
     </w:p>
@@ -38728,6 +40363,21 @@
           <w:b/>
           <w:lang w:val="hi_IN" w:bidi="hi_IN"/>
         </w:rPr>
+        <w:t>δαμάζεται καὶ δεδάμασται τῇ φύσει τῇ ἀνθρωπίνῃ</w:t>
+      </w:r>
+    </w:p>
+    <w:p>
+      <w:pPr/>
+      <w:r>
+        <w:rPr>
+          <w:lang w:val="hi_IN" w:bidi="hi_IN"/>
+        </w:rPr>
+      </w:r>
+      <w:r>
+        <w:rPr>
+          <w:b/>
+          <w:lang w:val="hi_IN" w:bidi="hi_IN"/>
+        </w:rPr>
         <w:t>""</w:t>
       </w:r>
     </w:p>
@@ -38811,6 +40461,21 @@
           <w:b/>
           <w:lang w:val="hi_IN" w:bidi="hi_IN"/>
         </w:rPr>
+        <w:t>δαμάζεται καὶ δεδάμασται τῇ φύσει τῇ ἀνθρωπίνῃ</w:t>
+      </w:r>
+    </w:p>
+    <w:p>
+      <w:pPr/>
+      <w:r>
+        <w:rPr>
+          <w:lang w:val="hi_IN" w:bidi="hi_IN"/>
+        </w:rPr>
+      </w:r>
+      <w:r>
+        <w:rPr>
+          <w:b/>
+          <w:lang w:val="hi_IN" w:bidi="hi_IN"/>
+        </w:rPr>
         <w:t>"मनुष्य जाति के वश में हो सकते हैं और हो भी गए हैं"</w:t>
       </w:r>
     </w:p>
@@ -38920,6 +40585,21 @@
           <w:b/>
           <w:lang w:val="hi_IN" w:bidi="hi_IN"/>
         </w:rPr>
+        <w:t>τῇ φύσει τῇ ἀνθρωπίνῃ</w:t>
+      </w:r>
+    </w:p>
+    <w:p>
+      <w:pPr/>
+      <w:r>
+        <w:rPr>
+          <w:lang w:val="hi_IN" w:bidi="hi_IN"/>
+        </w:rPr>
+      </w:r>
+      <w:r>
+        <w:rPr>
+          <w:b/>
+          <w:lang w:val="hi_IN" w:bidi="hi_IN"/>
+        </w:rPr>
         <w:t>"मनुष्य जाति के"</w:t>
       </w:r>
     </w:p>
@@ -39647,6 +41327,21 @@
           <w:b/>
           <w:lang w:val="hi_IN" w:bidi="hi_IN"/>
         </w:rPr>
+        <w:t>ἐν αὐτῇ εὐλογοῦμεν &amp; καὶ ἐν αὐτῇ καταρώμεθα</w:t>
+      </w:r>
+    </w:p>
+    <w:p>
+      <w:pPr/>
+      <w:r>
+        <w:rPr>
+          <w:lang w:val="hi_IN" w:bidi="hi_IN"/>
+        </w:rPr>
+      </w:r>
+      <w:r>
+        <w:rPr>
+          <w:b/>
+          <w:lang w:val="hi_IN" w:bidi="hi_IN"/>
+        </w:rPr>
         <w:t>"स्तुति"</w:t>
       </w:r>
     </w:p>
@@ -40101,6 +41796,21 @@
           <w:b/>
           <w:lang w:val="hi_IN" w:bidi="hi_IN"/>
         </w:rPr>
+        <w:t>Πατέρα</w:t>
+      </w:r>
+    </w:p>
+    <w:p>
+      <w:pPr/>
+      <w:r>
+        <w:rPr>
+          <w:lang w:val="hi_IN" w:bidi="hi_IN"/>
+        </w:rPr>
+      </w:r>
+      <w:r>
+        <w:rPr>
+          <w:b/>
+          <w:lang w:val="hi_IN" w:bidi="hi_IN"/>
+        </w:rPr>
         <w:t>"पिता की"</w:t>
       </w:r>
     </w:p>
@@ -40308,6 +42018,21 @@
           <w:b/>
           <w:lang w:val="hi_IN" w:bidi="hi_IN"/>
         </w:rPr>
+        <w:t>τοὺς καθ’ ὁμοίωσιν Θεοῦ γεγονότας</w:t>
+      </w:r>
+    </w:p>
+    <w:p>
+      <w:pPr/>
+      <w:r>
+        <w:rPr>
+          <w:lang w:val="hi_IN" w:bidi="hi_IN"/>
+        </w:rPr>
+      </w:r>
+      <w:r>
+        <w:rPr>
+          <w:b/>
+          <w:lang w:val="hi_IN" w:bidi="hi_IN"/>
+        </w:rPr>
         <w:t>""</w:t>
       </w:r>
     </w:p>
@@ -40404,6 +42129,21 @@
           <w:b/>
           <w:lang w:val="hi_IN" w:bidi="hi_IN"/>
         </w:rPr>
+        <w:t>ἐκ τοῦ αὐτοῦ στόματος ἐξέρχεται εὐλογία καὶ κατάρα</w:t>
+      </w:r>
+    </w:p>
+    <w:p>
+      <w:pPr/>
+      <w:r>
+        <w:rPr>
+          <w:lang w:val="hi_IN" w:bidi="hi_IN"/>
+        </w:rPr>
+      </w:r>
+      <w:r>
+        <w:rPr>
+          <w:b/>
+          <w:lang w:val="hi_IN" w:bidi="hi_IN"/>
+        </w:rPr>
         <w:t>"मुँह से स्तुति और श्राप निकलते हैं"</w:t>
       </w:r>
     </w:p>
@@ -40486,6 +42226,21 @@
         <w:rPr>
           <w:lang w:val="hi_IN" w:bidi="hi_IN"/>
         </w:rPr>
+      </w:r>
+    </w:p>
+    <w:p>
+      <w:pPr/>
+      <w:r>
+        <w:rPr>
+          <w:lang w:val="hi_IN" w:bidi="hi_IN"/>
+        </w:rPr>
+      </w:r>
+      <w:r>
+        <w:rPr>
+          <w:b/>
+          <w:lang w:val="hi_IN" w:bidi="hi_IN"/>
+        </w:rPr>
+        <w:t>ἐκ τοῦ αὐτοῦ στόματος ἐξέρχεται εὐλογία καὶ κατάρα</w:t>
       </w:r>
     </w:p>
     <w:p>
@@ -40718,6 +42473,21 @@
           <w:b/>
           <w:lang w:val="hi_IN" w:bidi="hi_IN"/>
         </w:rPr>
+        <w:t>οὐ χρή, ἀδελφοί μου, ταῦτα οὕτως γίνεσθαι</w:t>
+      </w:r>
+    </w:p>
+    <w:p>
+      <w:pPr/>
+      <w:r>
+        <w:rPr>
+          <w:lang w:val="hi_IN" w:bidi="hi_IN"/>
+        </w:rPr>
+      </w:r>
+      <w:r>
+        <w:rPr>
+          <w:b/>
+          <w:lang w:val="hi_IN" w:bidi="hi_IN"/>
+        </w:rPr>
         <w:t>"नहीं होना चाहिए"</w:t>
       </w:r>
     </w:p>
@@ -40890,6 +42660,21 @@
           <w:b/>
           <w:lang w:val="hi_IN" w:bidi="hi_IN"/>
         </w:rPr>
+        <w:t>μήτι ἡ πηγὴ ἐκ τῆς αὐτῆς ὀπῆς βρύει τὸ γλυκὺ καὶ τὸ πικρόν</w:t>
+      </w:r>
+    </w:p>
+    <w:p>
+      <w:pPr/>
+      <w:r>
+        <w:rPr>
+          <w:lang w:val="hi_IN" w:bidi="hi_IN"/>
+        </w:rPr>
+      </w:r>
+      <w:r>
+        <w:rPr>
+          <w:b/>
+          <w:lang w:val="hi_IN" w:bidi="hi_IN"/>
+        </w:rPr>
         <w:t>"सोते के से मीठा और खारा जल निकलते है"</w:t>
       </w:r>
     </w:p>
@@ -40973,6 +42758,21 @@
           <w:b/>
           <w:lang w:val="hi_IN" w:bidi="hi_IN"/>
         </w:rPr>
+        <w:t>μήτι ἡ πηγὴ ἐκ τῆς αὐτῆς ὀπῆς βρύει τὸ γλυκὺ καὶ τὸ πικρόν</w:t>
+      </w:r>
+    </w:p>
+    <w:p>
+      <w:pPr/>
+      <w:r>
+        <w:rPr>
+          <w:lang w:val="hi_IN" w:bidi="hi_IN"/>
+        </w:rPr>
+      </w:r>
+      <w:r>
+        <w:rPr>
+          <w:b/>
+          <w:lang w:val="hi_IN" w:bidi="hi_IN"/>
+        </w:rPr>
         <w:t>""</w:t>
       </w:r>
     </w:p>
@@ -41366,6 +43166,21 @@
         <w:rPr>
           <w:lang w:val="hi_IN" w:bidi="hi_IN"/>
         </w:rPr>
+      </w:r>
+    </w:p>
+    <w:p>
+      <w:pPr/>
+      <w:r>
+        <w:rPr>
+          <w:lang w:val="hi_IN" w:bidi="hi_IN"/>
+        </w:rPr>
+      </w:r>
+      <w:r>
+        <w:rPr>
+          <w:b/>
+          <w:lang w:val="hi_IN" w:bidi="hi_IN"/>
+        </w:rPr>
+        <w:t>μὴ δύναται, ἀδελφοί μου, συκῆ ἐλαίας ποιῆσαι</w:t>
       </w:r>
     </w:p>
     <w:p>
@@ -42401,6 +44216,21 @@
           <w:b/>
           <w:lang w:val="hi_IN" w:bidi="hi_IN"/>
         </w:rPr>
+        <w:t>τίς σοφὸς καὶ ἐπιστήμων ἐν ὑμῖν? δειξάτω</w:t>
+      </w:r>
+    </w:p>
+    <w:p>
+      <w:pPr/>
+      <w:r>
+        <w:rPr>
+          <w:lang w:val="hi_IN" w:bidi="hi_IN"/>
+        </w:rPr>
+      </w:r>
+      <w:r>
+        <w:rPr>
+          <w:b/>
+          <w:lang w:val="hi_IN" w:bidi="hi_IN"/>
+        </w:rPr>
         <w:t>"तुम में ज्ञानवान और समझदार कौन ऐसा हो"</w:t>
       </w:r>
     </w:p>
@@ -42621,6 +44451,21 @@
           <w:b/>
           <w:lang w:val="hi_IN" w:bidi="hi_IN"/>
         </w:rPr>
+        <w:t>δειξάτω ἐκ τῆς καλῆς ἀναστροφῆς τὰ ἔργα αὐτοῦ ἐν πραΰτητι σοφίας</w:t>
+      </w:r>
+    </w:p>
+    <w:p>
+      <w:pPr/>
+      <w:r>
+        <w:rPr>
+          <w:lang w:val="hi_IN" w:bidi="hi_IN"/>
+        </w:rPr>
+      </w:r>
+      <w:r>
+        <w:rPr>
+          <w:b/>
+          <w:lang w:val="hi_IN" w:bidi="hi_IN"/>
+        </w:rPr>
         <w:t>""</w:t>
       </w:r>
     </w:p>
@@ -42893,6 +44738,21 @@
           <w:b/>
           <w:lang w:val="hi_IN" w:bidi="hi_IN"/>
         </w:rPr>
+        <w:t>ζῆλον πικρὸν ἔχετε, καὶ ἐριθείαν ἐν τῇ καρδίᾳ ὑμῶν</w:t>
+      </w:r>
+    </w:p>
+    <w:p>
+      <w:pPr/>
+      <w:r>
+        <w:rPr>
+          <w:lang w:val="hi_IN" w:bidi="hi_IN"/>
+        </w:rPr>
+      </w:r>
+      <w:r>
+        <w:rPr>
+          <w:b/>
+          <w:lang w:val="hi_IN" w:bidi="hi_IN"/>
+        </w:rPr>
         <w:t>"तुम अपने-मन में कड़वी ईर्ष्या और स्वार्थ रखते हो"</w:t>
       </w:r>
     </w:p>
@@ -42989,6 +44849,21 @@
           <w:b/>
           <w:lang w:val="hi_IN" w:bidi="hi_IN"/>
         </w:rPr>
+        <w:t>ζῆλον πικρὸν ἔχετε, καὶ ἐριθείαν ἐν τῇ καρδίᾳ ὑμῶν</w:t>
+      </w:r>
+    </w:p>
+    <w:p>
+      <w:pPr/>
+      <w:r>
+        <w:rPr>
+          <w:lang w:val="hi_IN" w:bidi="hi_IN"/>
+        </w:rPr>
+      </w:r>
+      <w:r>
+        <w:rPr>
+          <w:b/>
+          <w:lang w:val="hi_IN" w:bidi="hi_IN"/>
+        </w:rPr>
         <w:t>"पर यदि तुम अपने-मन में कड़वी ईर्ष्या और स्वार्थ रखते हो"</w:t>
       </w:r>
     </w:p>
@@ -44233,6 +46108,21 @@
           <w:b/>
           <w:lang w:val="hi_IN" w:bidi="hi_IN"/>
         </w:rPr>
+        <w:t>ὅπου &amp; ζῆλος καὶ ἐριθεία, ἐκεῖ ἀκαταστασία καὶ πᾶν φαῦλον πρᾶγμα</w:t>
+      </w:r>
+    </w:p>
+    <w:p>
+      <w:pPr/>
+      <w:r>
+        <w:rPr>
+          <w:lang w:val="hi_IN" w:bidi="hi_IN"/>
+        </w:rPr>
+      </w:r>
+      <w:r>
+        <w:rPr>
+          <w:b/>
+          <w:lang w:val="hi_IN" w:bidi="hi_IN"/>
+        </w:rPr>
         <w:t>""</w:t>
       </w:r>
     </w:p>
@@ -44341,6 +46231,21 @@
         <w:rPr>
           <w:lang w:val="hi_IN" w:bidi="hi_IN"/>
         </w:rPr>
+      </w:r>
+    </w:p>
+    <w:p>
+      <w:pPr/>
+      <w:r>
+        <w:rPr>
+          <w:lang w:val="hi_IN" w:bidi="hi_IN"/>
+        </w:rPr>
+      </w:r>
+      <w:r>
+        <w:rPr>
+          <w:b/>
+          <w:lang w:val="hi_IN" w:bidi="hi_IN"/>
+        </w:rPr>
+        <w:t>πᾶν φαῦλον πρᾶγμα</w:t>
       </w:r>
     </w:p>
     <w:p>
@@ -44814,6 +46719,21 @@
           <w:b/>
           <w:lang w:val="hi_IN" w:bidi="hi_IN"/>
         </w:rPr>
+        <w:t>καρπὸς &amp; δικαιοσύνης ἐν εἰρήνῃ σπείρεται, τοῖς ποιοῦσιν εἰρήνην</w:t>
+      </w:r>
+    </w:p>
+    <w:p>
+      <w:pPr/>
+      <w:r>
+        <w:rPr>
+          <w:lang w:val="hi_IN" w:bidi="hi_IN"/>
+        </w:rPr>
+      </w:r>
+      <w:r>
+        <w:rPr>
+          <w:b/>
+          <w:lang w:val="hi_IN" w:bidi="hi_IN"/>
+        </w:rPr>
         <w:t>"मिलाप करानेवालों के धार्मिकता का फल शान्ति के साथ बोया जाता है"</w:t>
       </w:r>
     </w:p>
@@ -44923,6 +46843,21 @@
           <w:b/>
           <w:lang w:val="hi_IN" w:bidi="hi_IN"/>
         </w:rPr>
+        <w:t>καρπὸς &amp; δικαιοσύνης ἐν εἰρήνῃ σπείρεται, τοῖς ποιοῦσιν εἰρήνην</w:t>
+      </w:r>
+    </w:p>
+    <w:p>
+      <w:pPr/>
+      <w:r>
+        <w:rPr>
+          <w:lang w:val="hi_IN" w:bidi="hi_IN"/>
+        </w:rPr>
+      </w:r>
+      <w:r>
+        <w:rPr>
+          <w:b/>
+          <w:lang w:val="hi_IN" w:bidi="hi_IN"/>
+        </w:rPr>
         <w:t>"मिलाप करानेवालों"</w:t>
       </w:r>
     </w:p>
@@ -45032,6 +46967,21 @@
           <w:b/>
           <w:lang w:val="hi_IN" w:bidi="hi_IN"/>
         </w:rPr>
+        <w:t>καρπὸς &amp; δικαιοσύνης ἐν εἰρήνῃ σπείρεται, τοῖς ποιοῦσιν εἰρήνην</w:t>
+      </w:r>
+    </w:p>
+    <w:p>
+      <w:pPr/>
+      <w:r>
+        <w:rPr>
+          <w:lang w:val="hi_IN" w:bidi="hi_IN"/>
+        </w:rPr>
+      </w:r>
+      <w:r>
+        <w:rPr>
+          <w:b/>
+          <w:lang w:val="hi_IN" w:bidi="hi_IN"/>
+        </w:rPr>
         <w:t>"मिलाप करानेवालों के धार्मिकता का फल शान्ति के साथ बोया जाता है"</w:t>
       </w:r>
     </w:p>
@@ -45115,6 +47065,21 @@
           <w:b/>
           <w:lang w:val="hi_IN" w:bidi="hi_IN"/>
         </w:rPr>
+        <w:t>πόθεν πόλεμοι καὶ πόθεν μάχαι ἐν ὑμῖν</w:t>
+      </w:r>
+    </w:p>
+    <w:p>
+      <w:pPr/>
+      <w:r>
+        <w:rPr>
+          <w:lang w:val="hi_IN" w:bidi="hi_IN"/>
+        </w:rPr>
+      </w:r>
+      <w:r>
+        <w:rPr>
+          <w:b/>
+          <w:lang w:val="hi_IN" w:bidi="hi_IN"/>
+        </w:rPr>
         <w:t>"तुम में लड़ाइयाँ और झगड़े कहाँ से आते है"</w:t>
       </w:r>
     </w:p>
@@ -45224,6 +47189,21 @@
           <w:b/>
           <w:lang w:val="hi_IN" w:bidi="hi_IN"/>
         </w:rPr>
+        <w:t>πόθεν πόλεμοι καὶ πόθεν μάχαι ἐν ὑμῖν</w:t>
+      </w:r>
+    </w:p>
+    <w:p>
+      <w:pPr/>
+      <w:r>
+        <w:rPr>
+          <w:lang w:val="hi_IN" w:bidi="hi_IN"/>
+        </w:rPr>
+      </w:r>
+      <w:r>
+        <w:rPr>
+          <w:b/>
+          <w:lang w:val="hi_IN" w:bidi="hi_IN"/>
+        </w:rPr>
         <w:t>"क्या उन सुख-विलासों से नहीं जो तुम्हारे लड़ते-भिड़ते"</w:t>
       </w:r>
     </w:p>
@@ -45307,6 +47287,21 @@
           <w:b/>
           <w:lang w:val="hi_IN" w:bidi="hi_IN"/>
         </w:rPr>
+        <w:t>πόθεν πόλεμοι καὶ πόθεν μάχαι ἐν ὑμῖν</w:t>
+      </w:r>
+    </w:p>
+    <w:p>
+      <w:pPr/>
+      <w:r>
+        <w:rPr>
+          <w:lang w:val="hi_IN" w:bidi="hi_IN"/>
+        </w:rPr>
+      </w:r>
+      <w:r>
+        <w:rPr>
+          <w:b/>
+          <w:lang w:val="hi_IN" w:bidi="hi_IN"/>
+        </w:rPr>
         <w:t>""</w:t>
       </w:r>
     </w:p>
@@ -45402,6 +47397,21 @@
         <w:rPr>
           <w:lang w:val="hi_IN" w:bidi="hi_IN"/>
         </w:rPr>
+      </w:r>
+    </w:p>
+    <w:p>
+      <w:pPr/>
+      <w:r>
+        <w:rPr>
+          <w:lang w:val="hi_IN" w:bidi="hi_IN"/>
+        </w:rPr>
+      </w:r>
+      <w:r>
+        <w:rPr>
+          <w:b/>
+          <w:lang w:val="hi_IN" w:bidi="hi_IN"/>
+        </w:rPr>
+        <w:t>οὐκ ἐντεῦθεν ἐκ τῶν ἡδονῶν ὑμῶν, τῶν στρατευομένων ἐν τοῖς μέλεσιν ὑμῶν</w:t>
       </w:r>
     </w:p>
     <w:p>
@@ -45784,6 +47794,21 @@
           <w:b/>
           <w:lang w:val="hi_IN" w:bidi="hi_IN"/>
         </w:rPr>
+        <w:t>ἐπιθυμεῖτε καὶ οὐκ ἔχετε; φονεύετε καὶ ζηλοῦτε, καὶ οὐ δύνασθε ἐπιτυχεῖν</w:t>
+      </w:r>
+    </w:p>
+    <w:p>
+      <w:pPr/>
+      <w:r>
+        <w:rPr>
+          <w:lang w:val="hi_IN" w:bidi="hi_IN"/>
+        </w:rPr>
+      </w:r>
+      <w:r>
+        <w:rPr>
+          <w:b/>
+          <w:lang w:val="hi_IN" w:bidi="hi_IN"/>
+        </w:rPr>
         <w:t>"तुम लालसा रखते हो, और मिलता नहीं; हत्या और डाह करते हो, और कुछ प्राप्त"</w:t>
       </w:r>
       <w:r>
@@ -45906,6 +47931,21 @@
           <w:b/>
           <w:lang w:val="hi_IN" w:bidi="hi_IN"/>
         </w:rPr>
+        <w:t>ἐπιθυμεῖτε καὶ οὐκ ἔχετε; φονεύετε καὶ ζηλοῦτε, καὶ οὐ δύνασθε ἐπιτυχεῖν</w:t>
+      </w:r>
+    </w:p>
+    <w:p>
+      <w:pPr/>
+      <w:r>
+        <w:rPr>
+          <w:lang w:val="hi_IN" w:bidi="hi_IN"/>
+        </w:rPr>
+      </w:r>
+      <w:r>
+        <w:rPr>
+          <w:b/>
+          <w:lang w:val="hi_IN" w:bidi="hi_IN"/>
+        </w:rPr>
         <w:t>"तुम लालसा रखते हो, और मिलता नहीं; हत्या और डाह करते हो, और कुछ प्राप्त"</w:t>
       </w:r>
       <w:r>
@@ -46007,6 +48047,21 @@
         <w:rPr>
           <w:lang w:val="hi_IN" w:bidi="hi_IN"/>
         </w:rPr>
+      </w:r>
+    </w:p>
+    <w:p>
+      <w:pPr/>
+      <w:r>
+        <w:rPr>
+          <w:lang w:val="hi_IN" w:bidi="hi_IN"/>
+        </w:rPr>
+      </w:r>
+      <w:r>
+        <w:rPr>
+          <w:b/>
+          <w:lang w:val="hi_IN" w:bidi="hi_IN"/>
+        </w:rPr>
+        <w:t>ἐπιθυμεῖτε καὶ οὐκ ἔχετε; φονεύετε καὶ ζηλοῦτε, καὶ οὐ δύνασθε ἐπιτυχεῖν</w:t>
       </w:r>
     </w:p>
     <w:p>
@@ -46440,6 +48495,21 @@
           <w:b/>
           <w:lang w:val="hi_IN" w:bidi="hi_IN"/>
         </w:rPr>
+        <w:t>μάχεσθε καὶ πολεμεῖτε</w:t>
+      </w:r>
+    </w:p>
+    <w:p>
+      <w:pPr/>
+      <w:r>
+        <w:rPr>
+          <w:lang w:val="hi_IN" w:bidi="hi_IN"/>
+        </w:rPr>
+      </w:r>
+      <w:r>
+        <w:rPr>
+          <w:b/>
+          <w:lang w:val="hi_IN" w:bidi="hi_IN"/>
+        </w:rPr>
         <w:t>"झगड़ते और लड़ते हो"</w:t>
       </w:r>
     </w:p>
@@ -46691,6 +48761,21 @@
           <w:b/>
           <w:lang w:val="hi_IN" w:bidi="hi_IN"/>
         </w:rPr>
+        <w:t>οὐκ ἔχετε, διὰ τὸ μὴ αἰτεῖσθαι ὑμᾶς</w:t>
+      </w:r>
+    </w:p>
+    <w:p>
+      <w:pPr/>
+      <w:r>
+        <w:rPr>
+          <w:lang w:val="hi_IN" w:bidi="hi_IN"/>
+        </w:rPr>
+      </w:r>
+      <w:r>
+        <w:rPr>
+          <w:b/>
+          <w:lang w:val="hi_IN" w:bidi="hi_IN"/>
+        </w:rPr>
         <w:t>"नहीं"</w:t>
       </w:r>
       <w:r>
@@ -46787,6 +48872,21 @@
           <w:b/>
           <w:lang w:val="hi_IN" w:bidi="hi_IN"/>
         </w:rPr>
+        <w:t>αἰτεῖτε καὶ οὐ λαμβάνετε</w:t>
+      </w:r>
+    </w:p>
+    <w:p>
+      <w:pPr/>
+      <w:r>
+        <w:rPr>
+          <w:lang w:val="hi_IN" w:bidi="hi_IN"/>
+        </w:rPr>
+      </w:r>
+      <w:r>
+        <w:rPr>
+          <w:b/>
+          <w:lang w:val="hi_IN" w:bidi="hi_IN"/>
+        </w:rPr>
         <w:t>"तुम माँगते हो और पाते नहीं"</w:t>
       </w:r>
     </w:p>
@@ -46974,6 +49074,21 @@
           <w:b/>
           <w:lang w:val="hi_IN" w:bidi="hi_IN"/>
         </w:rPr>
+        <w:t>ἵνα ἐν ταῖς ἡδοναῖς ὑμῶν δαπανήσητε</w:t>
+      </w:r>
+    </w:p>
+    <w:p>
+      <w:pPr/>
+      <w:r>
+        <w:rPr>
+          <w:lang w:val="hi_IN" w:bidi="hi_IN"/>
+        </w:rPr>
+      </w:r>
+      <w:r>
+        <w:rPr>
+          <w:b/>
+          <w:lang w:val="hi_IN" w:bidi="hi_IN"/>
+        </w:rPr>
         <w:t>"से"</w:t>
       </w:r>
       <w:r>
@@ -47231,6 +49346,21 @@
           <w:b/>
           <w:lang w:val="hi_IN" w:bidi="hi_IN"/>
         </w:rPr>
+        <w:t>οὐκ οἴδατε ὅτι ἡ φιλία τοῦ κόσμου, ἔχθρα τοῦ Θεοῦ ἐστιν</w:t>
+      </w:r>
+    </w:p>
+    <w:p>
+      <w:pPr/>
+      <w:r>
+        <w:rPr>
+          <w:lang w:val="hi_IN" w:bidi="hi_IN"/>
+        </w:rPr>
+      </w:r>
+      <w:r>
+        <w:rPr>
+          <w:b/>
+          <w:lang w:val="hi_IN" w:bidi="hi_IN"/>
+        </w:rPr>
         <w:t>""</w:t>
       </w:r>
     </w:p>
@@ -47314,6 +49444,21 @@
           <w:b/>
           <w:lang w:val="hi_IN" w:bidi="hi_IN"/>
         </w:rPr>
+        <w:t>ἡ φιλία τοῦ κόσμου, ἔχθρα τοῦ Θεοῦ ἐστιν</w:t>
+      </w:r>
+    </w:p>
+    <w:p>
+      <w:pPr/>
+      <w:r>
+        <w:rPr>
+          <w:lang w:val="hi_IN" w:bidi="hi_IN"/>
+        </w:rPr>
+      </w:r>
+      <w:r>
+        <w:rPr>
+          <w:b/>
+          <w:lang w:val="hi_IN" w:bidi="hi_IN"/>
+        </w:rPr>
         <w:t>"संसार मित्रता करनी परमेश्वर से बैर करना है?"</w:t>
       </w:r>
       <w:r>
@@ -47422,6 +49567,21 @@
         <w:rPr>
           <w:lang w:val="hi_IN" w:bidi="hi_IN"/>
         </w:rPr>
+      </w:r>
+    </w:p>
+    <w:p>
+      <w:pPr/>
+      <w:r>
+        <w:rPr>
+          <w:lang w:val="hi_IN" w:bidi="hi_IN"/>
+        </w:rPr>
+      </w:r>
+      <w:r>
+        <w:rPr>
+          <w:b/>
+          <w:lang w:val="hi_IN" w:bidi="hi_IN"/>
+        </w:rPr>
+        <w:t>ἡ φιλία τοῦ κόσμου</w:t>
       </w:r>
     </w:p>
     <w:p>
@@ -47563,6 +49723,21 @@
           <w:b/>
           <w:lang w:val="hi_IN" w:bidi="hi_IN"/>
         </w:rPr>
+        <w:t>ἡ φιλία τοῦ κόσμου</w:t>
+      </w:r>
+    </w:p>
+    <w:p>
+      <w:pPr/>
+      <w:r>
+        <w:rPr>
+          <w:lang w:val="hi_IN" w:bidi="hi_IN"/>
+        </w:rPr>
+      </w:r>
+      <w:r>
+        <w:rPr>
+          <w:b/>
+          <w:lang w:val="hi_IN" w:bidi="hi_IN"/>
+        </w:rPr>
         <w:t>"संसार मित्रता करनी"</w:t>
       </w:r>
       <w:r>
@@ -47783,6 +49958,21 @@
           <w:b/>
           <w:lang w:val="hi_IN" w:bidi="hi_IN"/>
         </w:rPr>
+        <w:t>φίλος εἶναι τοῦ κόσμου</w:t>
+      </w:r>
+    </w:p>
+    <w:p>
+      <w:pPr/>
+      <w:r>
+        <w:rPr>
+          <w:lang w:val="hi_IN" w:bidi="hi_IN"/>
+        </w:rPr>
+      </w:r>
+      <w:r>
+        <w:rPr>
+          <w:b/>
+          <w:lang w:val="hi_IN" w:bidi="hi_IN"/>
+        </w:rPr>
         <w:t>"संसार"</w:t>
       </w:r>
       <w:r>
@@ -47891,6 +50081,21 @@
         <w:rPr>
           <w:lang w:val="hi_IN" w:bidi="hi_IN"/>
         </w:rPr>
+      </w:r>
+    </w:p>
+    <w:p>
+      <w:pPr/>
+      <w:r>
+        <w:rPr>
+          <w:lang w:val="hi_IN" w:bidi="hi_IN"/>
+        </w:rPr>
+      </w:r>
+      <w:r>
+        <w:rPr>
+          <w:b/>
+          <w:lang w:val="hi_IN" w:bidi="hi_IN"/>
+        </w:rPr>
+        <w:t>φίλος εἶναι τοῦ κόσμου</w:t>
       </w:r>
     </w:p>
     <w:p>
@@ -48690,6 +50895,21 @@
           <w:b/>
           <w:lang w:val="hi_IN" w:bidi="hi_IN"/>
         </w:rPr>
+        <w:t>ὃ κατῴκισεν ἐν ἡμῖν</w:t>
+      </w:r>
+    </w:p>
+    <w:p>
+      <w:pPr/>
+      <w:r>
+        <w:rPr>
+          <w:lang w:val="hi_IN" w:bidi="hi_IN"/>
+        </w:rPr>
+      </w:r>
+      <w:r>
+        <w:rPr>
+          <w:b/>
+          <w:lang w:val="hi_IN" w:bidi="hi_IN"/>
+        </w:rPr>
         <w:t>"हमारे भीतर बसाया है,"</w:t>
       </w:r>
       <w:r>
@@ -48883,6 +51103,21 @@
         <w:rPr>
           <w:lang w:val="hi_IN" w:bidi="hi_IN"/>
         </w:rPr>
+      </w:r>
+    </w:p>
+    <w:p>
+      <w:pPr/>
+      <w:r>
+        <w:rPr>
+          <w:lang w:val="hi_IN" w:bidi="hi_IN"/>
+        </w:rPr>
+      </w:r>
+      <w:r>
+        <w:rPr>
+          <w:b/>
+          <w:lang w:val="hi_IN" w:bidi="hi_IN"/>
+        </w:rPr>
+        <w:t>μείζονα δὲ δίδωσιν χάριν</w:t>
       </w:r>
     </w:p>
     <w:p>
@@ -49415,6 +51650,21 @@
           <w:b/>
           <w:lang w:val="hi_IN" w:bidi="hi_IN"/>
         </w:rPr>
+        <w:t>ὑποτάγητε οὖν</w:t>
+      </w:r>
+    </w:p>
+    <w:p>
+      <w:pPr/>
+      <w:r>
+        <w:rPr>
+          <w:lang w:val="hi_IN" w:bidi="hi_IN"/>
+        </w:rPr>
+      </w:r>
+      <w:r>
+        <w:rPr>
+          <w:b/>
+          <w:lang w:val="hi_IN" w:bidi="hi_IN"/>
+        </w:rPr>
         <w:t>"परमेश्वर के अधीन हो जाओ"</w:t>
       </w:r>
     </w:p>
@@ -49569,6 +51819,21 @@
           <w:b/>
           <w:lang w:val="hi_IN" w:bidi="hi_IN"/>
         </w:rPr>
+        <w:t>ἀντίστητε δὲ τῷ διαβόλῳ, καὶ φεύξεται ἀφ’ ὑμῶν</w:t>
+      </w:r>
+    </w:p>
+    <w:p>
+      <w:pPr/>
+      <w:r>
+        <w:rPr>
+          <w:lang w:val="hi_IN" w:bidi="hi_IN"/>
+        </w:rPr>
+      </w:r>
+      <w:r>
+        <w:rPr>
+          <w:b/>
+          <w:lang w:val="hi_IN" w:bidi="hi_IN"/>
+        </w:rPr>
         <w:t>"और शैतान का सामना करो तो वह तुम्हारे पास से भाग निकलेगा"</w:t>
       </w:r>
     </w:p>
@@ -49665,6 +51930,21 @@
           <w:b/>
           <w:lang w:val="hi_IN" w:bidi="hi_IN"/>
         </w:rPr>
+        <w:t>ἀντίστητε &amp; τῷ διαβόλῳ</w:t>
+      </w:r>
+    </w:p>
+    <w:p>
+      <w:pPr/>
+      <w:r>
+        <w:rPr>
+          <w:lang w:val="hi_IN" w:bidi="hi_IN"/>
+        </w:rPr>
+      </w:r>
+      <w:r>
+        <w:rPr>
+          <w:b/>
+          <w:lang w:val="hi_IN" w:bidi="hi_IN"/>
+        </w:rPr>
         <w:t>"शैतान का सामना करो"</w:t>
       </w:r>
     </w:p>
@@ -49806,6 +52086,21 @@
           <w:b/>
           <w:lang w:val="hi_IN" w:bidi="hi_IN"/>
         </w:rPr>
+        <w:t>ἐγγίσατε τῷ Θεῷ, καὶ ἐγγιεῖ ὑμῖν</w:t>
+      </w:r>
+    </w:p>
+    <w:p>
+      <w:pPr/>
+      <w:r>
+        <w:rPr>
+          <w:lang w:val="hi_IN" w:bidi="hi_IN"/>
+        </w:rPr>
+      </w:r>
+      <w:r>
+        <w:rPr>
+          <w:b/>
+          <w:lang w:val="hi_IN" w:bidi="hi_IN"/>
+        </w:rPr>
         <w:t>"परमेश्वर के निकट आओ, तो वह भी तुम्हारे निकट आएगा"</w:t>
       </w:r>
     </w:p>
@@ -49902,6 +52197,21 @@
           <w:b/>
           <w:lang w:val="hi_IN" w:bidi="hi_IN"/>
         </w:rPr>
+        <w:t>ἐγγίσατε τῷ Θεῷ, καὶ ἐγγιεῖ ὑμῖν</w:t>
+      </w:r>
+    </w:p>
+    <w:p>
+      <w:pPr/>
+      <w:r>
+        <w:rPr>
+          <w:lang w:val="hi_IN" w:bidi="hi_IN"/>
+        </w:rPr>
+      </w:r>
+      <w:r>
+        <w:rPr>
+          <w:b/>
+          <w:lang w:val="hi_IN" w:bidi="hi_IN"/>
+        </w:rPr>
         <w:t>"परमेश्वर के निकट आओ, तो वह"</w:t>
       </w:r>
     </w:p>
@@ -50256,6 +52566,21 @@
         <w:rPr>
           <w:lang w:val="hi_IN" w:bidi="hi_IN"/>
         </w:rPr>
+      </w:r>
+    </w:p>
+    <w:p>
+      <w:pPr/>
+      <w:r>
+        <w:rPr>
+          <w:lang w:val="hi_IN" w:bidi="hi_IN"/>
+        </w:rPr>
+      </w:r>
+      <w:r>
+        <w:rPr>
+          <w:b/>
+          <w:lang w:val="hi_IN" w:bidi="hi_IN"/>
+        </w:rPr>
+        <w:t>ἁγνίσατε καρδίας</w:t>
       </w:r>
     </w:p>
     <w:p>
@@ -50780,6 +53105,21 @@
           <w:b/>
           <w:lang w:val="hi_IN" w:bidi="hi_IN"/>
         </w:rPr>
+        <w:t>ταλαιπωρήσατε, καὶ πενθήσατε, καὶ κλαύσατε</w:t>
+      </w:r>
+    </w:p>
+    <w:p>
+      <w:pPr/>
+      <w:r>
+        <w:rPr>
+          <w:lang w:val="hi_IN" w:bidi="hi_IN"/>
+        </w:rPr>
+      </w:r>
+      <w:r>
+        <w:rPr>
+          <w:b/>
+          <w:lang w:val="hi_IN" w:bidi="hi_IN"/>
+        </w:rPr>
         <w:t>""</w:t>
       </w:r>
     </w:p>
@@ -50863,6 +53203,104 @@
           <w:b/>
           <w:lang w:val="hi_IN" w:bidi="hi_IN"/>
         </w:rPr>
+        <w:t>ταλαιπωρήσατε, καὶ πενθήσατε, καὶ κλαύσατε</w:t>
+      </w:r>
+    </w:p>
+    <w:p>
+      <w:pPr/>
+      <w:r>
+        <w:rPr>
+          <w:lang w:val="hi_IN" w:bidi="hi_IN"/>
+        </w:rPr>
+      </w:r>
+      <w:r>
+        <w:rPr>
+          <w:b/>
+          <w:lang w:val="hi_IN" w:bidi="hi_IN"/>
+        </w:rPr>
+        <w:t>"दुःखी हो, और शोक करो, और रोओ"</w:t>
+      </w:r>
+    </w:p>
+    <w:p>
+      <w:pPr/>
+      <w:r>
+        <w:rPr>
+          <w:lang w:val="hi_IN" w:bidi="hi_IN"/>
+        </w:rPr>
+      </w:r>
+      <w:r>
+        <w:rPr>
+          <w:lang w:val="hi_IN" w:bidi="hi_IN"/>
+        </w:rPr>
+        <w:t>"यदि आपके पाठकों के लिए सहायक सिद्ध हो सके तो आप स्पष्ट वर्णन कर सकते हैं कि याकूब अपने पाठकों को किस बात के लिए दुखी होने को कहता है| वैकल्पिक अनुवाद: ""परमेश्वर की आज्ञा न मानने के लिए अत्यधिक दुःख मनाओ""\n</w:t>
+      </w:r>
+    </w:p>
+    <w:p>
+      <w:pPr/>
+      <w:r>
+        <w:rPr>
+          <w:lang w:val="hi_IN" w:bidi="hi_IN"/>
+        </w:rPr>
+      </w:r>
+      <w:r>
+        <w:rPr>
+          <w:lang w:val="hi_IN" w:bidi="hi_IN"/>
+        </w:rPr>
+        <w:t xml:space="preserve">देखें: </w:t>
+      </w:r>
+      <w:r>
+        <w:rPr>
+          <w:lang w:val="hi_IN" w:bidi="hi_IN"/>
+        </w:rPr>
+        <w:t>अनुमानित ज्ञान और निहित जानकारी</w:t>
+      </w:r>
+      <w:r>
+        <w:rPr>
+          <w:lang w:val="hi_IN" w:bidi="hi_IN"/>
+        </w:rPr>
+      </w:r>
+      <w:r>
+        <w:rPr>
+          <w:lang w:val="hi_IN" w:bidi="hi_IN"/>
+        </w:rPr>
+      </w:r>
+    </w:p>
+    <w:p>
+      <w:pPr/>
+      <w:r>
+        <w:rPr>
+          <w:lang w:val="hi_IN" w:bidi="hi_IN"/>
+        </w:rPr>
+      </w:r>
+    </w:p>
+    <w:p>
+      <w:pPr>
+        <w:pStyle w:val="Heading2"/>
+      </w:pPr>
+      <w:r>
+        <w:rPr>
+          <w:lang w:val="hi_IN" w:bidi="hi_IN"/>
+        </w:rPr>
+        <w:t>याकूब 4:9 (#2)</w:t>
+      </w:r>
+      <w:r>
+        <w:rPr>
+          <w:lang w:val="hi_IN" w:bidi="hi_IN"/>
+        </w:rPr>
+      </w:r>
+    </w:p>
+    <w:p>
+      <w:pPr/>
+      <w:r>
+        <w:rPr>
+          <w:lang w:val="hi_IN" w:bidi="hi_IN"/>
+        </w:rPr>
+      </w:r>
+      <w:r>
+        <w:rPr>
+          <w:b/>
+          <w:lang w:val="hi_IN" w:bidi="hi_IN"/>
+        </w:rPr>
         <w:t>ὁ γέλως ὑμῶν εἰς πένθος μετατραπήτω, καὶ ἡ χαρὰ εἰς κατήφειαν</w:t>
       </w:r>
     </w:p>
@@ -50878,21 +53316,21 @@
           <w:b/>
           <w:lang w:val="hi_IN" w:bidi="hi_IN"/>
         </w:rPr>
-        <w:t>"दुःखी हो, और शोक करो, और रोओ"</w:t>
-      </w:r>
-    </w:p>
-    <w:p>
-      <w:pPr/>
-      <w:r>
-        <w:rPr>
-          <w:lang w:val="hi_IN" w:bidi="hi_IN"/>
-        </w:rPr>
-      </w:r>
-      <w:r>
-        <w:rPr>
-          <w:lang w:val="hi_IN" w:bidi="hi_IN"/>
-        </w:rPr>
-        <w:t>"यदि आपके पाठकों के लिए सहायक सिद्ध हो सके तो आप स्पष्ट वर्णन कर सकते हैं कि याकूब अपने पाठकों को किस बात के लिए दुखी होने को कहता है| वैकल्पिक अनुवाद: ""परमेश्वर की आज्ञा न मानने के लिए अत्यधिक दुःख मनाओ""\n</w:t>
+        <w:t>"तुम्हारी हँसी शोक में और आनन्द उदासी में बदल जाए"</w:t>
+      </w:r>
+    </w:p>
+    <w:p>
+      <w:pPr/>
+      <w:r>
+        <w:rPr>
+          <w:lang w:val="hi_IN" w:bidi="hi_IN"/>
+        </w:rPr>
+      </w:r>
+      <w:r>
+        <w:rPr>
+          <w:lang w:val="hi_IN" w:bidi="hi_IN"/>
+        </w:rPr>
+        <w:t>"इस वाक्य के उत्तरार्ध में याकूब कुछ शब्दों को छोड़ देता है जो अनेक एनी भाषाओं में वाक्य पूर्ति हेतु आवाश्यक होते हैं| इन शब्दों को वाक्य के आरंभिक अंश से लिया जा सकता है| वैकल्पिक अनुवाद: ""तुम्हारी हँसी विलाप में बदल जाए और तुम्हारा आनंद विषाद में बदल जाए""\n</w:t>
       </w:r>
     </w:p>
     <w:p>
@@ -50912,6 +53350,450 @@
         <w:rPr>
           <w:lang w:val="hi_IN" w:bidi="hi_IN"/>
         </w:rPr>
+        <w:t>विराम बिंदु</w:t>
+      </w:r>
+      <w:r>
+        <w:rPr>
+          <w:lang w:val="hi_IN" w:bidi="hi_IN"/>
+        </w:rPr>
+      </w:r>
+      <w:r>
+        <w:rPr>
+          <w:lang w:val="hi_IN" w:bidi="hi_IN"/>
+        </w:rPr>
+      </w:r>
+    </w:p>
+    <w:p>
+      <w:pPr/>
+      <w:r>
+        <w:rPr>
+          <w:lang w:val="hi_IN" w:bidi="hi_IN"/>
+        </w:rPr>
+      </w:r>
+    </w:p>
+    <w:p>
+      <w:pPr>
+        <w:pStyle w:val="Heading2"/>
+      </w:pPr>
+      <w:r>
+        <w:rPr>
+          <w:lang w:val="hi_IN" w:bidi="hi_IN"/>
+        </w:rPr>
+        <w:t>याकूब 4:9 (#3)</w:t>
+      </w:r>
+      <w:r>
+        <w:rPr>
+          <w:lang w:val="hi_IN" w:bidi="hi_IN"/>
+        </w:rPr>
+      </w:r>
+    </w:p>
+    <w:p>
+      <w:pPr/>
+      <w:r>
+        <w:rPr>
+          <w:lang w:val="hi_IN" w:bidi="hi_IN"/>
+        </w:rPr>
+      </w:r>
+      <w:r>
+        <w:rPr>
+          <w:b/>
+          <w:lang w:val="hi_IN" w:bidi="hi_IN"/>
+        </w:rPr>
+        <w:t>ὁ γέλως ὑμῶν εἰς πένθος μετατραπήτω, καὶ ἡ χαρὰ εἰς κατήφειαν</w:t>
+      </w:r>
+    </w:p>
+    <w:p>
+      <w:pPr/>
+      <w:r>
+        <w:rPr>
+          <w:lang w:val="hi_IN" w:bidi="hi_IN"/>
+        </w:rPr>
+      </w:r>
+      <w:r>
+        <w:rPr>
+          <w:b/>
+          <w:lang w:val="hi_IN" w:bidi="hi_IN"/>
+        </w:rPr>
+        <w:t>"तुम्हारी हँसी शोक में और आनन्द उदासी में बदल जाए"</w:t>
+      </w:r>
+    </w:p>
+    <w:p>
+      <w:pPr/>
+      <w:r>
+        <w:rPr>
+          <w:lang w:val="hi_IN" w:bidi="hi_IN"/>
+        </w:rPr>
+      </w:r>
+      <w:r>
+        <w:rPr>
+          <w:lang w:val="hi_IN" w:bidi="hi_IN"/>
+        </w:rPr>
+        <w:t>"यदि आपकी भाषा में स्पष्ट हो सके तो आप इसका अनुवाद कर्तृवाच्य में कर सकते हैं| वैकल्पिक अनुवाद: ""तुम्हारी हँसी विलाप हो जाए और तुम्हारा आनंद विषद हो जाए""\n</w:t>
+      </w:r>
+    </w:p>
+    <w:p>
+      <w:pPr/>
+      <w:r>
+        <w:rPr>
+          <w:lang w:val="hi_IN" w:bidi="hi_IN"/>
+        </w:rPr>
+      </w:r>
+      <w:r>
+        <w:rPr>
+          <w:lang w:val="hi_IN" w:bidi="hi_IN"/>
+        </w:rPr>
+        <w:t xml:space="preserve">देखें: </w:t>
+      </w:r>
+      <w:r>
+        <w:rPr>
+          <w:lang w:val="hi_IN" w:bidi="hi_IN"/>
+        </w:rPr>
+        <w:t>सक्रिय या निष्क्रिय</w:t>
+      </w:r>
+      <w:r>
+        <w:rPr>
+          <w:lang w:val="hi_IN" w:bidi="hi_IN"/>
+        </w:rPr>
+      </w:r>
+      <w:r>
+        <w:rPr>
+          <w:lang w:val="hi_IN" w:bidi="hi_IN"/>
+        </w:rPr>
+      </w:r>
+    </w:p>
+    <w:p>
+      <w:pPr/>
+      <w:r>
+        <w:rPr>
+          <w:lang w:val="hi_IN" w:bidi="hi_IN"/>
+        </w:rPr>
+      </w:r>
+    </w:p>
+    <w:p>
+      <w:pPr>
+        <w:pStyle w:val="Heading2"/>
+      </w:pPr>
+      <w:r>
+        <w:rPr>
+          <w:lang w:val="hi_IN" w:bidi="hi_IN"/>
+        </w:rPr>
+        <w:t>याकूब 4:9 (#4)</w:t>
+      </w:r>
+      <w:r>
+        <w:rPr>
+          <w:lang w:val="hi_IN" w:bidi="hi_IN"/>
+        </w:rPr>
+      </w:r>
+    </w:p>
+    <w:p>
+      <w:pPr/>
+      <w:r>
+        <w:rPr>
+          <w:lang w:val="hi_IN" w:bidi="hi_IN"/>
+        </w:rPr>
+      </w:r>
+      <w:r>
+        <w:rPr>
+          <w:b/>
+          <w:lang w:val="hi_IN" w:bidi="hi_IN"/>
+        </w:rPr>
+        <w:t>ὁ γέλως ὑμῶν εἰς πένθος μετατραπήτω, καὶ ἡ χαρὰ εἰς κατήφειαν</w:t>
+      </w:r>
+    </w:p>
+    <w:p>
+      <w:pPr/>
+      <w:r>
+        <w:rPr>
+          <w:lang w:val="hi_IN" w:bidi="hi_IN"/>
+        </w:rPr>
+      </w:r>
+      <w:r>
+        <w:rPr>
+          <w:b/>
+          <w:lang w:val="hi_IN" w:bidi="hi_IN"/>
+        </w:rPr>
+        <w:t>"तुम्हारी हँसी शोक में और आनन्द उदासी में बदल जाए"</w:t>
+      </w:r>
+    </w:p>
+    <w:p>
+      <w:pPr/>
+      <w:r>
+        <w:rPr>
+          <w:lang w:val="hi_IN" w:bidi="hi_IN"/>
+        </w:rPr>
+      </w:r>
+      <w:r>
+        <w:rPr>
+          <w:lang w:val="hi_IN" w:bidi="hi_IN"/>
+        </w:rPr>
+        <w:t xml:space="preserve">"यदि आपकी भाषा में स्पष्ट हो सके तो आप इन भाववाचक संज्ञा शब्दों, </w:t>
+      </w:r>
+      <w:r>
+        <w:rPr>
+          <w:b/>
+          <w:lang w:val="hi_IN" w:bidi="hi_IN"/>
+        </w:rPr>
+        <w:t>हँसी</w:t>
+      </w:r>
+      <w:r>
+        <w:rPr>
+          <w:lang w:val="hi_IN" w:bidi="hi_IN"/>
+        </w:rPr>
+        <w:t xml:space="preserve"> , </w:t>
+      </w:r>
+      <w:r>
+        <w:rPr>
+          <w:b/>
+          <w:lang w:val="hi_IN" w:bidi="hi_IN"/>
+        </w:rPr>
+        <w:t>शोक</w:t>
+      </w:r>
+      <w:r>
+        <w:rPr>
+          <w:lang w:val="hi_IN" w:bidi="hi_IN"/>
+        </w:rPr>
+        <w:t xml:space="preserve"> , </w:t>
+      </w:r>
+      <w:r>
+        <w:rPr>
+          <w:b/>
+          <w:lang w:val="hi_IN" w:bidi="hi_IN"/>
+        </w:rPr>
+        <w:t>आनंद</w:t>
+      </w:r>
+      <w:r>
+        <w:rPr>
+          <w:lang w:val="hi_IN" w:bidi="hi_IN"/>
+        </w:rPr>
+        <w:t xml:space="preserve"> और </w:t>
+      </w:r>
+      <w:r>
+        <w:rPr>
+          <w:b/>
+          <w:lang w:val="hi_IN" w:bidi="hi_IN"/>
+        </w:rPr>
+        <w:t>उदासी</w:t>
+      </w:r>
+      <w:r>
+        <w:rPr>
+          <w:lang w:val="hi_IN" w:bidi="hi_IN"/>
+        </w:rPr>
+        <w:t xml:space="preserve"> में निहित विचारों का अनुवाद समानार्थक अभिव्यक्तियों द्वारा कर सकते हैं| वैकल्पिक अनुवाद: ""हंसना त्याग कर दुःख मनाओ| आनंद मनाना त्याग कर विषाद में डूब जाओ"" \n</w:t>
+      </w:r>
+    </w:p>
+    <w:p>
+      <w:pPr/>
+      <w:r>
+        <w:rPr>
+          <w:lang w:val="hi_IN" w:bidi="hi_IN"/>
+        </w:rPr>
+      </w:r>
+      <w:r>
+        <w:rPr>
+          <w:lang w:val="hi_IN" w:bidi="hi_IN"/>
+        </w:rPr>
+        <w:t xml:space="preserve">देखें: </w:t>
+      </w:r>
+      <w:r>
+        <w:rPr>
+          <w:lang w:val="hi_IN" w:bidi="hi_IN"/>
+        </w:rPr>
+        <w:t>अमूर्त संज्ञाएँ</w:t>
+      </w:r>
+      <w:r>
+        <w:rPr>
+          <w:lang w:val="hi_IN" w:bidi="hi_IN"/>
+        </w:rPr>
+      </w:r>
+      <w:r>
+        <w:rPr>
+          <w:lang w:val="hi_IN" w:bidi="hi_IN"/>
+        </w:rPr>
+      </w:r>
+    </w:p>
+    <w:p>
+      <w:pPr/>
+      <w:r>
+        <w:rPr>
+          <w:lang w:val="hi_IN" w:bidi="hi_IN"/>
+        </w:rPr>
+      </w:r>
+    </w:p>
+    <w:p>
+      <w:pPr>
+        <w:pStyle w:val="Heading2"/>
+      </w:pPr>
+      <w:r>
+        <w:rPr>
+          <w:lang w:val="hi_IN" w:bidi="hi_IN"/>
+        </w:rPr>
+        <w:t>याकूब 4:9 (#2)</w:t>
+      </w:r>
+      <w:r>
+        <w:rPr>
+          <w:lang w:val="hi_IN" w:bidi="hi_IN"/>
+        </w:rPr>
+      </w:r>
+    </w:p>
+    <w:p>
+      <w:pPr/>
+      <w:r>
+        <w:rPr>
+          <w:lang w:val="hi_IN" w:bidi="hi_IN"/>
+        </w:rPr>
+      </w:r>
+      <w:r>
+        <w:rPr>
+          <w:b/>
+          <w:lang w:val="hi_IN" w:bidi="hi_IN"/>
+        </w:rPr>
+        <w:t>ὁ γέλως ὑμῶν εἰς πένθος μετατραπήτω, καὶ ἡ χαρὰ εἰς κατήφειαν</w:t>
+      </w:r>
+    </w:p>
+    <w:p>
+      <w:pPr/>
+      <w:r>
+        <w:rPr>
+          <w:lang w:val="hi_IN" w:bidi="hi_IN"/>
+        </w:rPr>
+      </w:r>
+      <w:r>
+        <w:rPr>
+          <w:b/>
+          <w:lang w:val="hi_IN" w:bidi="hi_IN"/>
+        </w:rPr>
+        <w:t>""</w:t>
+      </w:r>
+    </w:p>
+    <w:p>
+      <w:pPr/>
+      <w:r>
+        <w:rPr>
+          <w:lang w:val="hi_IN" w:bidi="hi_IN"/>
+        </w:rPr>
+      </w:r>
+      <w:r>
+        <w:rPr>
+          <w:lang w:val="hi_IN" w:bidi="hi_IN"/>
+        </w:rPr>
+        <w:t>"इन दोनों उपवाक्यों के अर्थ एक ही हैं| याकूब इनका संयुक्त प्रयोग बलाघात हेतु करता है| यदि आपकी भाषा में स्पष्ट हो सके तो आप इनको एक कर सकते हैं| वैकल्पिक अनुवाद: ""लापरवाही त्याग कर सच्चा दुःख प्रकट करो""</w:t>
+      </w:r>
+    </w:p>
+    <w:p>
+      <w:pPr/>
+      <w:r>
+        <w:rPr>
+          <w:lang w:val="hi_IN" w:bidi="hi_IN"/>
+        </w:rPr>
+      </w:r>
+      <w:r>
+        <w:rPr>
+          <w:lang w:val="hi_IN" w:bidi="hi_IN"/>
+        </w:rPr>
+        <w:t xml:space="preserve">देखें: </w:t>
+      </w:r>
+      <w:r>
+        <w:rPr>
+          <w:lang w:val="hi_IN" w:bidi="hi_IN"/>
+        </w:rPr>
+        <w:t>समांतरता</w:t>
+      </w:r>
+      <w:r>
+        <w:rPr>
+          <w:lang w:val="hi_IN" w:bidi="hi_IN"/>
+        </w:rPr>
+      </w:r>
+      <w:r>
+        <w:rPr>
+          <w:lang w:val="hi_IN" w:bidi="hi_IN"/>
+        </w:rPr>
+      </w:r>
+    </w:p>
+    <w:p>
+      <w:pPr/>
+      <w:r>
+        <w:rPr>
+          <w:lang w:val="hi_IN" w:bidi="hi_IN"/>
+        </w:rPr>
+      </w:r>
+    </w:p>
+    <w:p>
+      <w:pPr>
+        <w:pStyle w:val="Heading2"/>
+      </w:pPr>
+      <w:r>
+        <w:rPr>
+          <w:lang w:val="hi_IN" w:bidi="hi_IN"/>
+        </w:rPr>
+        <w:t>याकूब 4:9 (#5)</w:t>
+      </w:r>
+      <w:r>
+        <w:rPr>
+          <w:lang w:val="hi_IN" w:bidi="hi_IN"/>
+        </w:rPr>
+      </w:r>
+    </w:p>
+    <w:p>
+      <w:pPr/>
+      <w:r>
+        <w:rPr>
+          <w:lang w:val="hi_IN" w:bidi="hi_IN"/>
+        </w:rPr>
+      </w:r>
+      <w:r>
+        <w:rPr>
+          <w:b/>
+          <w:lang w:val="hi_IN" w:bidi="hi_IN"/>
+        </w:rPr>
+        <w:t>ὁ γέλως ὑμῶν εἰς πένθος μετατραπήτω, καὶ ἡ χαρὰ εἰς κατήφειαν</w:t>
+      </w:r>
+    </w:p>
+    <w:p>
+      <w:pPr/>
+      <w:r>
+        <w:rPr>
+          <w:lang w:val="hi_IN" w:bidi="hi_IN"/>
+        </w:rPr>
+      </w:r>
+      <w:r>
+        <w:rPr>
+          <w:b/>
+          <w:lang w:val="hi_IN" w:bidi="hi_IN"/>
+        </w:rPr>
+        <w:t>"तुम्हारी हँसी शोक में और आनन्द उदासी में बदल जाए"</w:t>
+      </w:r>
+    </w:p>
+    <w:p>
+      <w:pPr/>
+      <w:r>
+        <w:rPr>
+          <w:lang w:val="hi_IN" w:bidi="hi_IN"/>
+        </w:rPr>
+      </w:r>
+      <w:r>
+        <w:rPr>
+          <w:lang w:val="hi_IN" w:bidi="hi_IN"/>
+        </w:rPr>
+        <w:t>"यदि आपकी भाषा में स्पष्ट हो सके तो आप स्पष्ट वर्णन कर सकते हैं कि याकूब अपने पाठकों से क्यों कहता है कि भुत दुःख मनाओ| वैकल्पिक अनुवाद: 'ऎसी लापरवाही का त्याग करके अपने पाप के लिए सच्चा दुःख प्रकट करो""\n</w:t>
+      </w:r>
+    </w:p>
+    <w:p>
+      <w:pPr/>
+      <w:r>
+        <w:rPr>
+          <w:lang w:val="hi_IN" w:bidi="hi_IN"/>
+        </w:rPr>
+      </w:r>
+      <w:r>
+        <w:rPr>
+          <w:lang w:val="hi_IN" w:bidi="hi_IN"/>
+        </w:rPr>
+        <w:t xml:space="preserve">देखें: </w:t>
+      </w:r>
+      <w:r>
+        <w:rPr>
+          <w:lang w:val="hi_IN" w:bidi="hi_IN"/>
+        </w:rPr>
         <w:t>अनुमानित ज्ञान और निहित जानकारी</w:t>
       </w:r>
       <w:r>
@@ -50941,41 +53823,69 @@
         <w:rPr>
           <w:lang w:val="hi_IN" w:bidi="hi_IN"/>
         </w:rPr>
-        <w:t>याकूब 4:9 (#2)</w:t>
-      </w:r>
-      <w:r>
-        <w:rPr>
-          <w:lang w:val="hi_IN" w:bidi="hi_IN"/>
-        </w:rPr>
-      </w:r>
-    </w:p>
-    <w:p>
-      <w:pPr/>
-      <w:r>
-        <w:rPr>
-          <w:lang w:val="hi_IN" w:bidi="hi_IN"/>
-        </w:rPr>
-      </w:r>
-      <w:r>
-        <w:rPr>
-          <w:b/>
-          <w:lang w:val="hi_IN" w:bidi="hi_IN"/>
-        </w:rPr>
-        <w:t>"तुम्हारी हँसी शोक में और आनन्द उदासी में बदल जाए"</w:t>
-      </w:r>
-    </w:p>
-    <w:p>
-      <w:pPr/>
-      <w:r>
-        <w:rPr>
-          <w:lang w:val="hi_IN" w:bidi="hi_IN"/>
-        </w:rPr>
-      </w:r>
-      <w:r>
-        <w:rPr>
-          <w:lang w:val="hi_IN" w:bidi="hi_IN"/>
-        </w:rPr>
-        <w:t>"इस वाक्य के उत्तरार्ध में याकूब कुछ शब्दों को छोड़ देता है जो अनेक एनी भाषाओं में वाक्य पूर्ति हेतु आवाश्यक होते हैं| इन शब्दों को वाक्य के आरंभिक अंश से लिया जा सकता है| वैकल्पिक अनुवाद: ""तुम्हारी हँसी विलाप में बदल जाए और तुम्हारा आनंद विषाद में बदल जाए""\n</w:t>
+        <w:t>याकूब 4:10 (#1)</w:t>
+      </w:r>
+      <w:r>
+        <w:rPr>
+          <w:lang w:val="hi_IN" w:bidi="hi_IN"/>
+        </w:rPr>
+      </w:r>
+    </w:p>
+    <w:p>
+      <w:pPr/>
+      <w:r>
+        <w:rPr>
+          <w:lang w:val="hi_IN" w:bidi="hi_IN"/>
+        </w:rPr>
+      </w:r>
+      <w:r>
+        <w:rPr>
+          <w:b/>
+          <w:lang w:val="hi_IN" w:bidi="hi_IN"/>
+        </w:rPr>
+        <w:t>ταπεινώθητε ἐνώπιον Κυρίου, καὶ ὑψώσει ὑμᾶς</w:t>
+      </w:r>
+    </w:p>
+    <w:p>
+      <w:pPr/>
+      <w:r>
+        <w:rPr>
+          <w:lang w:val="hi_IN" w:bidi="hi_IN"/>
+        </w:rPr>
+      </w:r>
+      <w:r>
+        <w:rPr>
+          <w:b/>
+          <w:lang w:val="hi_IN" w:bidi="hi_IN"/>
+        </w:rPr>
+        <w:t>"प्रभु के सामने नम्र बनो, तो तुम्हें शिरोमणि"</w:t>
+      </w:r>
+    </w:p>
+    <w:p>
+      <w:pPr/>
+      <w:r>
+        <w:rPr>
+          <w:lang w:val="hi_IN" w:bidi="hi_IN"/>
+        </w:rPr>
+      </w:r>
+      <w:r>
+        <w:rPr>
+          <w:lang w:val="hi_IN" w:bidi="hi_IN"/>
+        </w:rPr>
+        <w:t xml:space="preserve">"याकूब इस अनुवादित शब्द, </w:t>
+      </w:r>
+      <w:r>
+        <w:rPr>
+          <w:b/>
+          <w:lang w:val="hi_IN" w:bidi="hi_IN"/>
+        </w:rPr>
+        <w:t>और</w:t>
+      </w:r>
+      <w:r>
+        <w:rPr>
+          <w:lang w:val="hi_IN" w:bidi="hi_IN"/>
+        </w:rPr>
+        <w:t xml:space="preserve"> के उपयोग द्वारा परिणाम का वर्णन करता है| वैकल्पिक अनुवाद: ""यदि तुम प्रभु के समक्ष दीन बनोगे तो वह तुमको शिरोमणि बनाएगा""\n</w:t>
       </w:r>
     </w:p>
     <w:p>
@@ -50995,7 +53905,7 @@
         <w:rPr>
           <w:lang w:val="hi_IN" w:bidi="hi_IN"/>
         </w:rPr>
-        <w:t>विराम बिंदु</w:t>
+        <w:t>जोड़ें — कारण और परिणाम संबंध</w:t>
       </w:r>
       <w:r>
         <w:rPr>
@@ -51024,41 +53934,56 @@
         <w:rPr>
           <w:lang w:val="hi_IN" w:bidi="hi_IN"/>
         </w:rPr>
-        <w:t>याकूब 4:9 (#3)</w:t>
-      </w:r>
-      <w:r>
-        <w:rPr>
-          <w:lang w:val="hi_IN" w:bidi="hi_IN"/>
-        </w:rPr>
-      </w:r>
-    </w:p>
-    <w:p>
-      <w:pPr/>
-      <w:r>
-        <w:rPr>
-          <w:lang w:val="hi_IN" w:bidi="hi_IN"/>
-        </w:rPr>
-      </w:r>
-      <w:r>
-        <w:rPr>
-          <w:b/>
-          <w:lang w:val="hi_IN" w:bidi="hi_IN"/>
-        </w:rPr>
-        <w:t>"तुम्हारी हँसी शोक में और आनन्द उदासी में बदल जाए"</w:t>
-      </w:r>
-    </w:p>
-    <w:p>
-      <w:pPr/>
-      <w:r>
-        <w:rPr>
-          <w:lang w:val="hi_IN" w:bidi="hi_IN"/>
-        </w:rPr>
-      </w:r>
-      <w:r>
-        <w:rPr>
-          <w:lang w:val="hi_IN" w:bidi="hi_IN"/>
-        </w:rPr>
-        <w:t>"यदि आपकी भाषा में स्पष्ट हो सके तो आप इसका अनुवाद कर्तृवाच्य में कर सकते हैं| वैकल्पिक अनुवाद: ""तुम्हारी हँसी विलाप हो जाए और तुम्हारा आनंद विषद हो जाए""\n</w:t>
+        <w:t>याकूब 4:10 (#2)</w:t>
+      </w:r>
+      <w:r>
+        <w:rPr>
+          <w:lang w:val="hi_IN" w:bidi="hi_IN"/>
+        </w:rPr>
+      </w:r>
+    </w:p>
+    <w:p>
+      <w:pPr/>
+      <w:r>
+        <w:rPr>
+          <w:lang w:val="hi_IN" w:bidi="hi_IN"/>
+        </w:rPr>
+      </w:r>
+      <w:r>
+        <w:rPr>
+          <w:b/>
+          <w:lang w:val="hi_IN" w:bidi="hi_IN"/>
+        </w:rPr>
+        <w:t>ταπεινώθητε</w:t>
+      </w:r>
+    </w:p>
+    <w:p>
+      <w:pPr/>
+      <w:r>
+        <w:rPr>
+          <w:lang w:val="hi_IN" w:bidi="hi_IN"/>
+        </w:rPr>
+      </w:r>
+      <w:r>
+        <w:rPr>
+          <w:b/>
+          <w:lang w:val="hi_IN" w:bidi="hi_IN"/>
+        </w:rPr>
+        <w:t>"नम्र बनो"</w:t>
+      </w:r>
+    </w:p>
+    <w:p>
+      <w:pPr/>
+      <w:r>
+        <w:rPr>
+          <w:lang w:val="hi_IN" w:bidi="hi_IN"/>
+        </w:rPr>
+      </w:r>
+      <w:r>
+        <w:rPr>
+          <w:lang w:val="hi_IN" w:bidi="hi_IN"/>
+        </w:rPr>
+        <w:t>"यदि आपकी भाषा में स्पष्ट हो सके तो आप इसका अनुवाद कर्तृवाच्य में कर सकते हैं|म्वैकल्पिक अनुवाद: ""अपने को दीन बनाओ""\n</w:t>
       </w:r>
     </w:p>
     <w:p>
@@ -51107,93 +54032,69 @@
         <w:rPr>
           <w:lang w:val="hi_IN" w:bidi="hi_IN"/>
         </w:rPr>
-        <w:t>याकूब 4:9 (#4)</w:t>
-      </w:r>
-      <w:r>
-        <w:rPr>
-          <w:lang w:val="hi_IN" w:bidi="hi_IN"/>
-        </w:rPr>
-      </w:r>
-    </w:p>
-    <w:p>
-      <w:pPr/>
-      <w:r>
-        <w:rPr>
-          <w:lang w:val="hi_IN" w:bidi="hi_IN"/>
-        </w:rPr>
-      </w:r>
-      <w:r>
-        <w:rPr>
-          <w:b/>
-          <w:lang w:val="hi_IN" w:bidi="hi_IN"/>
-        </w:rPr>
-        <w:t>"तुम्हारी हँसी शोक में और आनन्द उदासी में बदल जाए"</w:t>
-      </w:r>
-    </w:p>
-    <w:p>
-      <w:pPr/>
-      <w:r>
-        <w:rPr>
-          <w:lang w:val="hi_IN" w:bidi="hi_IN"/>
-        </w:rPr>
-      </w:r>
-      <w:r>
-        <w:rPr>
-          <w:lang w:val="hi_IN" w:bidi="hi_IN"/>
-        </w:rPr>
-        <w:t xml:space="preserve">"यदि आपकी भाषा में स्पष्ट हो सके तो आप इन भाववाचक संज्ञा शब्दों, </w:t>
-      </w:r>
-      <w:r>
-        <w:rPr>
-          <w:b/>
-          <w:lang w:val="hi_IN" w:bidi="hi_IN"/>
-        </w:rPr>
-        <w:t>हँसी</w:t>
-      </w:r>
-      <w:r>
-        <w:rPr>
-          <w:lang w:val="hi_IN" w:bidi="hi_IN"/>
-        </w:rPr>
-        <w:t xml:space="preserve"> , </w:t>
-      </w:r>
-      <w:r>
-        <w:rPr>
-          <w:b/>
-          <w:lang w:val="hi_IN" w:bidi="hi_IN"/>
-        </w:rPr>
-        <w:t>शोक</w:t>
-      </w:r>
-      <w:r>
-        <w:rPr>
-          <w:lang w:val="hi_IN" w:bidi="hi_IN"/>
-        </w:rPr>
-        <w:t xml:space="preserve"> , </w:t>
-      </w:r>
-      <w:r>
-        <w:rPr>
-          <w:b/>
-          <w:lang w:val="hi_IN" w:bidi="hi_IN"/>
-        </w:rPr>
-        <w:t>आनंद</w:t>
-      </w:r>
-      <w:r>
-        <w:rPr>
-          <w:lang w:val="hi_IN" w:bidi="hi_IN"/>
-        </w:rPr>
-        <w:t xml:space="preserve"> और </w:t>
-      </w:r>
-      <w:r>
-        <w:rPr>
-          <w:b/>
-          <w:lang w:val="hi_IN" w:bidi="hi_IN"/>
-        </w:rPr>
-        <w:t>उदासी</w:t>
-      </w:r>
-      <w:r>
-        <w:rPr>
-          <w:lang w:val="hi_IN" w:bidi="hi_IN"/>
-        </w:rPr>
-        <w:t xml:space="preserve"> में निहित विचारों का अनुवाद समानार्थक अभिव्यक्तियों द्वारा कर सकते हैं| वैकल्पिक अनुवाद: ""हंसना त्याग कर दुःख मनाओ| आनंद मनाना त्याग कर विषाद में डूब जाओ"" \n</w:t>
+        <w:t>याकूब 4:10 (#1)</w:t>
+      </w:r>
+      <w:r>
+        <w:rPr>
+          <w:lang w:val="hi_IN" w:bidi="hi_IN"/>
+        </w:rPr>
+      </w:r>
+    </w:p>
+    <w:p>
+      <w:pPr/>
+      <w:r>
+        <w:rPr>
+          <w:lang w:val="hi_IN" w:bidi="hi_IN"/>
+        </w:rPr>
+      </w:r>
+      <w:r>
+        <w:rPr>
+          <w:b/>
+          <w:lang w:val="hi_IN" w:bidi="hi_IN"/>
+        </w:rPr>
+        <w:t>ἐνώπιον Κυρίου</w:t>
+      </w:r>
+    </w:p>
+    <w:p>
+      <w:pPr/>
+      <w:r>
+        <w:rPr>
+          <w:lang w:val="hi_IN" w:bidi="hi_IN"/>
+        </w:rPr>
+      </w:r>
+      <w:r>
+        <w:rPr>
+          <w:b/>
+          <w:lang w:val="hi_IN" w:bidi="hi_IN"/>
+        </w:rPr>
+        <w:t>"प्रभु के सामने नम्र बनो"</w:t>
+      </w:r>
+    </w:p>
+    <w:p>
+      <w:pPr/>
+      <w:r>
+        <w:rPr>
+          <w:lang w:val="hi_IN" w:bidi="hi_IN"/>
+        </w:rPr>
+      </w:r>
+      <w:r>
+        <w:rPr>
+          <w:lang w:val="hi_IN" w:bidi="hi_IN"/>
+        </w:rPr>
+        <w:t>"</w:t>
+      </w:r>
+      <w:r>
+        <w:rPr>
+          <w:b/>
+          <w:lang w:val="hi_IN" w:bidi="hi_IN"/>
+        </w:rPr>
+        <w:t>सामने</w:t>
+      </w:r>
+      <w:r>
+        <w:rPr>
+          <w:lang w:val="hi_IN" w:bidi="hi_IN"/>
+        </w:rPr>
+        <w:t xml:space="preserve"> शब्द का अर्थ है, ""सम्मुख"" या ""किसी की उपस्थिति में|"" एक अर्थ में तो परमेश्वर सर्वत्र उपस्थित है, परन्तु याकूब जिन विश्वासियों को पत्र लिख रहा है वे परमेश्वर की भौतिक उपस्थिति में नहीं हैं, अतः वह इस अभिव्यक्ति को संभवतः लाक्षणिक भाषा में व्यक्त करता है| उसका सन्दर्भ उनके उस स्वभाव से है जो परमेश्वर के प्रति उनका होना चाहिए| वैकल्पिक अनुवाद: ""परमेश्वर के प्रति तुम्हारा व्यवहार""</w:t>
       </w:r>
     </w:p>
     <w:p>
@@ -51213,7 +54114,7 @@
         <w:rPr>
           <w:lang w:val="hi_IN" w:bidi="hi_IN"/>
         </w:rPr>
-        <w:t>अमूर्त संज्ञाएँ</w:t>
+        <w:t>रूपक</w:t>
       </w:r>
       <w:r>
         <w:rPr>
@@ -51242,41 +54143,56 @@
         <w:rPr>
           <w:lang w:val="hi_IN" w:bidi="hi_IN"/>
         </w:rPr>
-        <w:t>याकूब 4:9 (#2)</w:t>
-      </w:r>
-      <w:r>
-        <w:rPr>
-          <w:lang w:val="hi_IN" w:bidi="hi_IN"/>
-        </w:rPr>
-      </w:r>
-    </w:p>
-    <w:p>
-      <w:pPr/>
-      <w:r>
-        <w:rPr>
-          <w:lang w:val="hi_IN" w:bidi="hi_IN"/>
-        </w:rPr>
-      </w:r>
-      <w:r>
-        <w:rPr>
-          <w:b/>
-          <w:lang w:val="hi_IN" w:bidi="hi_IN"/>
-        </w:rPr>
-        <w:t>""</w:t>
-      </w:r>
-    </w:p>
-    <w:p>
-      <w:pPr/>
-      <w:r>
-        <w:rPr>
-          <w:lang w:val="hi_IN" w:bidi="hi_IN"/>
-        </w:rPr>
-      </w:r>
-      <w:r>
-        <w:rPr>
-          <w:lang w:val="hi_IN" w:bidi="hi_IN"/>
-        </w:rPr>
-        <w:t>"इन दोनों उपवाक्यों के अर्थ एक ही हैं| याकूब इनका संयुक्त प्रयोग बलाघात हेतु करता है| यदि आपकी भाषा में स्पष्ट हो सके तो आप इनको एक कर सकते हैं| वैकल्पिक अनुवाद: ""लापरवाही त्याग कर सच्चा दुःख प्रकट करो""</w:t>
+        <w:t>याकूब 4:10 (#2)</w:t>
+      </w:r>
+      <w:r>
+        <w:rPr>
+          <w:lang w:val="hi_IN" w:bidi="hi_IN"/>
+        </w:rPr>
+      </w:r>
+    </w:p>
+    <w:p>
+      <w:pPr/>
+      <w:r>
+        <w:rPr>
+          <w:lang w:val="hi_IN" w:bidi="hi_IN"/>
+        </w:rPr>
+      </w:r>
+      <w:r>
+        <w:rPr>
+          <w:b/>
+          <w:lang w:val="hi_IN" w:bidi="hi_IN"/>
+        </w:rPr>
+        <w:t>ὑψώσει ὑμᾶς</w:t>
+      </w:r>
+    </w:p>
+    <w:p>
+      <w:pPr/>
+      <w:r>
+        <w:rPr>
+          <w:lang w:val="hi_IN" w:bidi="hi_IN"/>
+        </w:rPr>
+      </w:r>
+      <w:r>
+        <w:rPr>
+          <w:b/>
+          <w:lang w:val="hi_IN" w:bidi="hi_IN"/>
+        </w:rPr>
+        <w:t>"तुम्हें शिरोमणि"</w:t>
+      </w:r>
+    </w:p>
+    <w:p>
+      <w:pPr/>
+      <w:r>
+        <w:rPr>
+          <w:lang w:val="hi_IN" w:bidi="hi_IN"/>
+        </w:rPr>
+      </w:r>
+      <w:r>
+        <w:rPr>
+          <w:lang w:val="hi_IN" w:bidi="hi_IN"/>
+        </w:rPr>
+        <w:t>"याकूब लाक्षणिक भाषा में इस प्रकार कह रहा है कि जैसे उसके पाठक पश्चताप प्रकट करने के लिए परमेश्वर के सम्मुख दीनता पूर्वक घुटने टेकें या दंडवत करें और परमेश्वर उनको खडा करके दर्शाए कि उसने उनको ग्रहण कर लिया है| वैकल्पिक अनुवाद: ""वह प्रकट करेगा कि उसने तुमको ग्रहण कर लिया है""</w:t>
       </w:r>
     </w:p>
     <w:p>
@@ -51296,7 +54212,7 @@
         <w:rPr>
           <w:lang w:val="hi_IN" w:bidi="hi_IN"/>
         </w:rPr>
-        <w:t>समांतरता</w:t>
+        <w:t>रूपक</w:t>
       </w:r>
       <w:r>
         <w:rPr>
@@ -51325,61 +54241,56 @@
         <w:rPr>
           <w:lang w:val="hi_IN" w:bidi="hi_IN"/>
         </w:rPr>
-        <w:t>याकूब 4:9 (#5)</w:t>
-      </w:r>
-      <w:r>
-        <w:rPr>
-          <w:lang w:val="hi_IN" w:bidi="hi_IN"/>
-        </w:rPr>
-      </w:r>
-    </w:p>
-    <w:p>
-      <w:pPr/>
-      <w:r>
-        <w:rPr>
-          <w:lang w:val="hi_IN" w:bidi="hi_IN"/>
-        </w:rPr>
-      </w:r>
-      <w:r>
-        <w:rPr>
-          <w:b/>
-          <w:lang w:val="hi_IN" w:bidi="hi_IN"/>
-        </w:rPr>
-        <w:t>"तुम्हारी हँसी शोक में और आनन्द उदासी में बदल जाए"</w:t>
-      </w:r>
-    </w:p>
-    <w:p>
-      <w:pPr/>
-      <w:r>
-        <w:rPr>
-          <w:lang w:val="hi_IN" w:bidi="hi_IN"/>
-        </w:rPr>
-      </w:r>
-      <w:r>
-        <w:rPr>
-          <w:lang w:val="hi_IN" w:bidi="hi_IN"/>
-        </w:rPr>
-        <w:t>"यदि आपकी भाषा में स्पष्ट हो सके तो आप स्पष्ट वर्णन कर सकते हैं कि याकूब अपने पाठकों से क्यों कहता है कि भुत दुःख मनाओ| वैकल्पिक अनुवाद: 'ऎसी लापरवाही का त्याग करके अपने पाप के लिए सच्चा दुःख प्रकट करो""\n</w:t>
-      </w:r>
-    </w:p>
-    <w:p>
-      <w:pPr/>
-      <w:r>
-        <w:rPr>
-          <w:lang w:val="hi_IN" w:bidi="hi_IN"/>
-        </w:rPr>
-      </w:r>
-      <w:r>
-        <w:rPr>
-          <w:lang w:val="hi_IN" w:bidi="hi_IN"/>
-        </w:rPr>
-        <w:t xml:space="preserve">देखें: </w:t>
-      </w:r>
-      <w:r>
-        <w:rPr>
-          <w:lang w:val="hi_IN" w:bidi="hi_IN"/>
-        </w:rPr>
-        <w:t>अनुमानित ज्ञान और निहित जानकारी</w:t>
+        <w:t>याकूब 4:11 (#2)</w:t>
+      </w:r>
+      <w:r>
+        <w:rPr>
+          <w:lang w:val="hi_IN" w:bidi="hi_IN"/>
+        </w:rPr>
+      </w:r>
+    </w:p>
+    <w:p>
+      <w:pPr/>
+      <w:r>
+        <w:rPr>
+          <w:lang w:val="hi_IN" w:bidi="hi_IN"/>
+        </w:rPr>
+      </w:r>
+      <w:r>
+        <w:rPr>
+          <w:b/>
+          <w:lang w:val="hi_IN" w:bidi="hi_IN"/>
+        </w:rPr>
+        <w:t>μὴ καταλαλεῖτε ἀλλήλων</w:t>
+      </w:r>
+    </w:p>
+    <w:p>
+      <w:pPr/>
+      <w:r>
+        <w:rPr>
+          <w:lang w:val="hi_IN" w:bidi="hi_IN"/>
+        </w:rPr>
+      </w:r>
+      <w:r>
+        <w:rPr>
+          <w:b/>
+          <w:lang w:val="hi_IN" w:bidi="hi_IN"/>
+        </w:rPr>
+        <w:t>"निन्दा"</w:t>
+      </w:r>
+    </w:p>
+    <w:p>
+      <w:pPr/>
+      <w:r>
+        <w:rPr>
+          <w:lang w:val="hi_IN" w:bidi="hi_IN"/>
+        </w:rPr>
+      </w:r>
+      <w:r>
+        <w:rPr>
+          <w:lang w:val="hi_IN" w:bidi="hi_IN"/>
+        </w:rPr>
+        <w:t>"वैकल्पिक अनुवाद: ""एक दुसरे के लिए बुरी बातें मत कहो"""</w:t>
       </w:r>
       <w:r>
         <w:rPr>
@@ -51408,478 +54319,27 @@
         <w:rPr>
           <w:lang w:val="hi_IN" w:bidi="hi_IN"/>
         </w:rPr>
-        <w:t>याकूब 4:10 (#1)</w:t>
-      </w:r>
-      <w:r>
-        <w:rPr>
-          <w:lang w:val="hi_IN" w:bidi="hi_IN"/>
-        </w:rPr>
-      </w:r>
-    </w:p>
-    <w:p>
-      <w:pPr/>
-      <w:r>
-        <w:rPr>
-          <w:lang w:val="hi_IN" w:bidi="hi_IN"/>
-        </w:rPr>
-      </w:r>
-      <w:r>
-        <w:rPr>
-          <w:b/>
-          <w:lang w:val="hi_IN" w:bidi="hi_IN"/>
-        </w:rPr>
-        <w:t>"प्रभु के सामने नम्र बनो, तो तुम्हें शिरोमणि"</w:t>
-      </w:r>
-    </w:p>
-    <w:p>
-      <w:pPr/>
-      <w:r>
-        <w:rPr>
-          <w:lang w:val="hi_IN" w:bidi="hi_IN"/>
-        </w:rPr>
-      </w:r>
-      <w:r>
-        <w:rPr>
-          <w:lang w:val="hi_IN" w:bidi="hi_IN"/>
-        </w:rPr>
-        <w:t xml:space="preserve">"याकूब इस अनुवादित शब्द, </w:t>
-      </w:r>
-      <w:r>
-        <w:rPr>
-          <w:b/>
-          <w:lang w:val="hi_IN" w:bidi="hi_IN"/>
-        </w:rPr>
-        <w:t>और</w:t>
-      </w:r>
-      <w:r>
-        <w:rPr>
-          <w:lang w:val="hi_IN" w:bidi="hi_IN"/>
-        </w:rPr>
-        <w:t xml:space="preserve"> के उपयोग द्वारा परिणाम का वर्णन करता है| वैकल्पिक अनुवाद: ""यदि तुम प्रभु के समक्ष दीन बनोगे तो वह तुमको शिरोमणि बनाएगा""\n</w:t>
-      </w:r>
-    </w:p>
-    <w:p>
-      <w:pPr/>
-      <w:r>
-        <w:rPr>
-          <w:lang w:val="hi_IN" w:bidi="hi_IN"/>
-        </w:rPr>
-      </w:r>
-      <w:r>
-        <w:rPr>
-          <w:lang w:val="hi_IN" w:bidi="hi_IN"/>
-        </w:rPr>
-        <w:t xml:space="preserve">देखें: </w:t>
-      </w:r>
-      <w:r>
-        <w:rPr>
-          <w:lang w:val="hi_IN" w:bidi="hi_IN"/>
-        </w:rPr>
-        <w:t>जोड़ें — कारण और परिणाम संबंध</w:t>
-      </w:r>
-      <w:r>
-        <w:rPr>
-          <w:lang w:val="hi_IN" w:bidi="hi_IN"/>
-        </w:rPr>
-      </w:r>
-      <w:r>
-        <w:rPr>
-          <w:lang w:val="hi_IN" w:bidi="hi_IN"/>
-        </w:rPr>
-      </w:r>
-    </w:p>
-    <w:p>
-      <w:pPr/>
-      <w:r>
-        <w:rPr>
-          <w:lang w:val="hi_IN" w:bidi="hi_IN"/>
-        </w:rPr>
-      </w:r>
-    </w:p>
-    <w:p>
-      <w:pPr>
-        <w:pStyle w:val="Heading2"/>
-      </w:pPr>
-      <w:r>
-        <w:rPr>
-          <w:lang w:val="hi_IN" w:bidi="hi_IN"/>
-        </w:rPr>
-        <w:t>याकूब 4:10 (#2)</w:t>
-      </w:r>
-      <w:r>
-        <w:rPr>
-          <w:lang w:val="hi_IN" w:bidi="hi_IN"/>
-        </w:rPr>
-      </w:r>
-    </w:p>
-    <w:p>
-      <w:pPr/>
-      <w:r>
-        <w:rPr>
-          <w:lang w:val="hi_IN" w:bidi="hi_IN"/>
-        </w:rPr>
-      </w:r>
-      <w:r>
-        <w:rPr>
-          <w:b/>
-          <w:lang w:val="hi_IN" w:bidi="hi_IN"/>
-        </w:rPr>
-        <w:t>ταπεινώθητε</w:t>
-      </w:r>
-    </w:p>
-    <w:p>
-      <w:pPr/>
-      <w:r>
-        <w:rPr>
-          <w:lang w:val="hi_IN" w:bidi="hi_IN"/>
-        </w:rPr>
-      </w:r>
-      <w:r>
-        <w:rPr>
-          <w:b/>
-          <w:lang w:val="hi_IN" w:bidi="hi_IN"/>
-        </w:rPr>
-        <w:t>"नम्र बनो"</w:t>
-      </w:r>
-    </w:p>
-    <w:p>
-      <w:pPr/>
-      <w:r>
-        <w:rPr>
-          <w:lang w:val="hi_IN" w:bidi="hi_IN"/>
-        </w:rPr>
-      </w:r>
-      <w:r>
-        <w:rPr>
-          <w:lang w:val="hi_IN" w:bidi="hi_IN"/>
-        </w:rPr>
-        <w:t>"यदि आपकी भाषा में स्पष्ट हो सके तो आप इसका अनुवाद कर्तृवाच्य में कर सकते हैं|म्वैकल्पिक अनुवाद: ""अपने को दीन बनाओ""\n</w:t>
-      </w:r>
-    </w:p>
-    <w:p>
-      <w:pPr/>
-      <w:r>
-        <w:rPr>
-          <w:lang w:val="hi_IN" w:bidi="hi_IN"/>
-        </w:rPr>
-      </w:r>
-      <w:r>
-        <w:rPr>
-          <w:lang w:val="hi_IN" w:bidi="hi_IN"/>
-        </w:rPr>
-        <w:t xml:space="preserve">देखें: </w:t>
-      </w:r>
-      <w:r>
-        <w:rPr>
-          <w:lang w:val="hi_IN" w:bidi="hi_IN"/>
-        </w:rPr>
-        <w:t>सक्रिय या निष्क्रिय</w:t>
-      </w:r>
-      <w:r>
-        <w:rPr>
-          <w:lang w:val="hi_IN" w:bidi="hi_IN"/>
-        </w:rPr>
-      </w:r>
-      <w:r>
-        <w:rPr>
-          <w:lang w:val="hi_IN" w:bidi="hi_IN"/>
-        </w:rPr>
-      </w:r>
-    </w:p>
-    <w:p>
-      <w:pPr/>
-      <w:r>
-        <w:rPr>
-          <w:lang w:val="hi_IN" w:bidi="hi_IN"/>
-        </w:rPr>
-      </w:r>
-    </w:p>
-    <w:p>
-      <w:pPr>
-        <w:pStyle w:val="Heading2"/>
-      </w:pPr>
-      <w:r>
-        <w:rPr>
-          <w:lang w:val="hi_IN" w:bidi="hi_IN"/>
-        </w:rPr>
-        <w:t>याकूब 4:10 (#1)</w:t>
-      </w:r>
-      <w:r>
-        <w:rPr>
-          <w:lang w:val="hi_IN" w:bidi="hi_IN"/>
-        </w:rPr>
-      </w:r>
-    </w:p>
-    <w:p>
-      <w:pPr/>
-      <w:r>
-        <w:rPr>
-          <w:lang w:val="hi_IN" w:bidi="hi_IN"/>
-        </w:rPr>
-      </w:r>
-      <w:r>
-        <w:rPr>
-          <w:b/>
-          <w:lang w:val="hi_IN" w:bidi="hi_IN"/>
-        </w:rPr>
-        <w:t>ἐνώπιον Κυρίου</w:t>
-      </w:r>
-    </w:p>
-    <w:p>
-      <w:pPr/>
-      <w:r>
-        <w:rPr>
-          <w:lang w:val="hi_IN" w:bidi="hi_IN"/>
-        </w:rPr>
-      </w:r>
-      <w:r>
-        <w:rPr>
-          <w:b/>
-          <w:lang w:val="hi_IN" w:bidi="hi_IN"/>
-        </w:rPr>
-        <w:t>"प्रभु के सामने नम्र बनो"</w:t>
-      </w:r>
-    </w:p>
-    <w:p>
-      <w:pPr/>
-      <w:r>
-        <w:rPr>
-          <w:lang w:val="hi_IN" w:bidi="hi_IN"/>
-        </w:rPr>
-      </w:r>
-      <w:r>
-        <w:rPr>
-          <w:lang w:val="hi_IN" w:bidi="hi_IN"/>
-        </w:rPr>
-        <w:t>"</w:t>
-      </w:r>
-      <w:r>
-        <w:rPr>
-          <w:b/>
-          <w:lang w:val="hi_IN" w:bidi="hi_IN"/>
-        </w:rPr>
-        <w:t>सामने</w:t>
-      </w:r>
-      <w:r>
-        <w:rPr>
-          <w:lang w:val="hi_IN" w:bidi="hi_IN"/>
-        </w:rPr>
-        <w:t xml:space="preserve"> शब्द का अर्थ है, ""सम्मुख"" या ""किसी की उपस्थिति में|"" एक अर्थ में तो परमेश्वर सर्वत्र उपस्थित है, परन्तु याकूब जिन विश्वासियों को पत्र लिख रहा है वे परमेश्वर की भौतिक उपस्थिति में नहीं हैं, अतः वह इस अभिव्यक्ति को संभवतः लाक्षणिक भाषा में व्यक्त करता है| उसका सन्दर्भ उनके उस स्वभाव से है जो परमेश्वर के प्रति उनका होना चाहिए| वैकल्पिक अनुवाद: ""परमेश्वर के प्रति तुम्हारा व्यवहार""</w:t>
-      </w:r>
-    </w:p>
-    <w:p>
-      <w:pPr/>
-      <w:r>
-        <w:rPr>
-          <w:lang w:val="hi_IN" w:bidi="hi_IN"/>
-        </w:rPr>
-      </w:r>
-      <w:r>
-        <w:rPr>
-          <w:lang w:val="hi_IN" w:bidi="hi_IN"/>
-        </w:rPr>
-        <w:t xml:space="preserve">देखें: </w:t>
-      </w:r>
-      <w:r>
-        <w:rPr>
-          <w:lang w:val="hi_IN" w:bidi="hi_IN"/>
-        </w:rPr>
-        <w:t>रूपक</w:t>
-      </w:r>
-      <w:r>
-        <w:rPr>
-          <w:lang w:val="hi_IN" w:bidi="hi_IN"/>
-        </w:rPr>
-      </w:r>
-      <w:r>
-        <w:rPr>
-          <w:lang w:val="hi_IN" w:bidi="hi_IN"/>
-        </w:rPr>
-      </w:r>
-    </w:p>
-    <w:p>
-      <w:pPr/>
-      <w:r>
-        <w:rPr>
-          <w:lang w:val="hi_IN" w:bidi="hi_IN"/>
-        </w:rPr>
-      </w:r>
-    </w:p>
-    <w:p>
-      <w:pPr>
-        <w:pStyle w:val="Heading2"/>
-      </w:pPr>
-      <w:r>
-        <w:rPr>
-          <w:lang w:val="hi_IN" w:bidi="hi_IN"/>
-        </w:rPr>
-        <w:t>याकूब 4:10 (#2)</w:t>
-      </w:r>
-      <w:r>
-        <w:rPr>
-          <w:lang w:val="hi_IN" w:bidi="hi_IN"/>
-        </w:rPr>
-      </w:r>
-    </w:p>
-    <w:p>
-      <w:pPr/>
-      <w:r>
-        <w:rPr>
-          <w:lang w:val="hi_IN" w:bidi="hi_IN"/>
-        </w:rPr>
-      </w:r>
-      <w:r>
-        <w:rPr>
-          <w:b/>
-          <w:lang w:val="hi_IN" w:bidi="hi_IN"/>
-        </w:rPr>
-        <w:t>ὑψώσει ὑμᾶς</w:t>
-      </w:r>
-    </w:p>
-    <w:p>
-      <w:pPr/>
-      <w:r>
-        <w:rPr>
-          <w:lang w:val="hi_IN" w:bidi="hi_IN"/>
-        </w:rPr>
-      </w:r>
-      <w:r>
-        <w:rPr>
-          <w:b/>
-          <w:lang w:val="hi_IN" w:bidi="hi_IN"/>
-        </w:rPr>
-        <w:t>"तुम्हें शिरोमणि"</w:t>
-      </w:r>
-    </w:p>
-    <w:p>
-      <w:pPr/>
-      <w:r>
-        <w:rPr>
-          <w:lang w:val="hi_IN" w:bidi="hi_IN"/>
-        </w:rPr>
-      </w:r>
-      <w:r>
-        <w:rPr>
-          <w:lang w:val="hi_IN" w:bidi="hi_IN"/>
-        </w:rPr>
-        <w:t>"याकूब लाक्षणिक भाषा में इस प्रकार कह रहा है कि जैसे उसके पाठक पश्चताप प्रकट करने के लिए परमेश्वर के सम्मुख दीनता पूर्वक घुटने टेकें या दंडवत करें और परमेश्वर उनको खडा करके दर्शाए कि उसने उनको ग्रहण कर लिया है| वैकल्पिक अनुवाद: ""वह प्रकट करेगा कि उसने तुमको ग्रहण कर लिया है""</w:t>
-      </w:r>
-    </w:p>
-    <w:p>
-      <w:pPr/>
-      <w:r>
-        <w:rPr>
-          <w:lang w:val="hi_IN" w:bidi="hi_IN"/>
-        </w:rPr>
-      </w:r>
-      <w:r>
-        <w:rPr>
-          <w:lang w:val="hi_IN" w:bidi="hi_IN"/>
-        </w:rPr>
-        <w:t xml:space="preserve">देखें: </w:t>
-      </w:r>
-      <w:r>
-        <w:rPr>
-          <w:lang w:val="hi_IN" w:bidi="hi_IN"/>
-        </w:rPr>
-        <w:t>रूपक</w:t>
-      </w:r>
-      <w:r>
-        <w:rPr>
-          <w:lang w:val="hi_IN" w:bidi="hi_IN"/>
-        </w:rPr>
-      </w:r>
-      <w:r>
-        <w:rPr>
-          <w:lang w:val="hi_IN" w:bidi="hi_IN"/>
-        </w:rPr>
-      </w:r>
-    </w:p>
-    <w:p>
-      <w:pPr/>
-      <w:r>
-        <w:rPr>
-          <w:lang w:val="hi_IN" w:bidi="hi_IN"/>
-        </w:rPr>
-      </w:r>
-    </w:p>
-    <w:p>
-      <w:pPr>
-        <w:pStyle w:val="Heading2"/>
-      </w:pPr>
-      <w:r>
-        <w:rPr>
-          <w:lang w:val="hi_IN" w:bidi="hi_IN"/>
-        </w:rPr>
-        <w:t>याकूब 4:11 (#2)</w:t>
-      </w:r>
-      <w:r>
-        <w:rPr>
-          <w:lang w:val="hi_IN" w:bidi="hi_IN"/>
-        </w:rPr>
-      </w:r>
-    </w:p>
-    <w:p>
-      <w:pPr/>
-      <w:r>
-        <w:rPr>
-          <w:lang w:val="hi_IN" w:bidi="hi_IN"/>
-        </w:rPr>
-      </w:r>
-      <w:r>
-        <w:rPr>
-          <w:b/>
-          <w:lang w:val="hi_IN" w:bidi="hi_IN"/>
-        </w:rPr>
-        <w:t>"निन्दा"</w:t>
-      </w:r>
-    </w:p>
-    <w:p>
-      <w:pPr/>
-      <w:r>
-        <w:rPr>
-          <w:lang w:val="hi_IN" w:bidi="hi_IN"/>
-        </w:rPr>
-      </w:r>
-      <w:r>
-        <w:rPr>
-          <w:lang w:val="hi_IN" w:bidi="hi_IN"/>
-        </w:rPr>
-        <w:t>"वैकल्पिक अनुवाद: ""एक दुसरे के लिए बुरी बातें मत कहो"""</w:t>
-      </w:r>
-      <w:r>
-        <w:rPr>
-          <w:lang w:val="hi_IN" w:bidi="hi_IN"/>
-        </w:rPr>
-      </w:r>
-      <w:r>
-        <w:rPr>
-          <w:lang w:val="hi_IN" w:bidi="hi_IN"/>
-        </w:rPr>
-      </w:r>
-    </w:p>
-    <w:p>
-      <w:pPr/>
-      <w:r>
-        <w:rPr>
-          <w:lang w:val="hi_IN" w:bidi="hi_IN"/>
-        </w:rPr>
-      </w:r>
-    </w:p>
-    <w:p>
-      <w:pPr>
-        <w:pStyle w:val="Heading2"/>
-      </w:pPr>
-      <w:r>
-        <w:rPr>
-          <w:lang w:val="hi_IN" w:bidi="hi_IN"/>
-        </w:rPr>
         <w:t>याकूब 4:11 (#3)</w:t>
       </w:r>
       <w:r>
         <w:rPr>
           <w:lang w:val="hi_IN" w:bidi="hi_IN"/>
         </w:rPr>
+      </w:r>
+    </w:p>
+    <w:p>
+      <w:pPr/>
+      <w:r>
+        <w:rPr>
+          <w:lang w:val="hi_IN" w:bidi="hi_IN"/>
+        </w:rPr>
+      </w:r>
+      <w:r>
+        <w:rPr>
+          <w:b/>
+          <w:lang w:val="hi_IN" w:bidi="hi_IN"/>
+        </w:rPr>
+        <w:t>ἀδελφοί &amp; ἀδελφοῦ &amp; τὸν ἀδελφὸν αὐτοῦ</w:t>
       </w:r>
     </w:p>
     <w:p>
@@ -52178,6 +54638,21 @@
           <w:b/>
           <w:lang w:val="hi_IN" w:bidi="hi_IN"/>
         </w:rPr>
+        <w:t>εἰ &amp; νόμον κρίνεις, οὐκ εἶ ποιητὴς νόμου</w:t>
+      </w:r>
+    </w:p>
+    <w:p>
+      <w:pPr/>
+      <w:r>
+        <w:rPr>
+          <w:lang w:val="hi_IN" w:bidi="hi_IN"/>
+        </w:rPr>
+      </w:r>
+      <w:r>
+        <w:rPr>
+          <w:b/>
+          <w:lang w:val="hi_IN" w:bidi="hi_IN"/>
+        </w:rPr>
         <w:t>"है, तो"</w:t>
       </w:r>
       <w:r>
@@ -52476,6 +54951,21 @@
           <w:b/>
           <w:lang w:val="hi_IN" w:bidi="hi_IN"/>
         </w:rPr>
+        <w:t>εἷς ἐστιν νομοθέτης καὶ κριτής</w:t>
+      </w:r>
+    </w:p>
+    <w:p>
+      <w:pPr/>
+      <w:r>
+        <w:rPr>
+          <w:lang w:val="hi_IN" w:bidi="hi_IN"/>
+        </w:rPr>
+      </w:r>
+      <w:r>
+        <w:rPr>
+          <w:b/>
+          <w:lang w:val="hi_IN" w:bidi="hi_IN"/>
+        </w:rPr>
         <w:t>""</w:t>
       </w:r>
     </w:p>
@@ -52539,6 +55029,21 @@
           <w:b/>
           <w:lang w:val="hi_IN" w:bidi="hi_IN"/>
         </w:rPr>
+        <w:t>ὁ δυνάμενος σῶσαι καὶ ἀπολέσαι</w:t>
+      </w:r>
+    </w:p>
+    <w:p>
+      <w:pPr/>
+      <w:r>
+        <w:rPr>
+          <w:lang w:val="hi_IN" w:bidi="hi_IN"/>
+        </w:rPr>
+      </w:r>
+      <w:r>
+        <w:rPr>
+          <w:b/>
+          <w:lang w:val="hi_IN" w:bidi="hi_IN"/>
+        </w:rPr>
         <w:t>"जिसे बचाने और नाश करने की सामर्थ्य है"</w:t>
       </w:r>
     </w:p>
@@ -52622,6 +55127,21 @@
           <w:b/>
           <w:lang w:val="hi_IN" w:bidi="hi_IN"/>
         </w:rPr>
+        <w:t>σὺ δὲ τίς εἶ, ὁ κρίνων τὸν πλησίον</w:t>
+      </w:r>
+    </w:p>
+    <w:p>
+      <w:pPr/>
+      <w:r>
+        <w:rPr>
+          <w:lang w:val="hi_IN" w:bidi="hi_IN"/>
+        </w:rPr>
+      </w:r>
+      <w:r>
+        <w:rPr>
+          <w:b/>
+          <w:lang w:val="hi_IN" w:bidi="hi_IN"/>
+        </w:rPr>
         <w:t>"तू है, जो अपने पड़ोसी पर दोष लगाता"</w:t>
       </w:r>
     </w:p>
@@ -52913,6 +55433,21 @@
         <w:rPr>
           <w:lang w:val="hi_IN" w:bidi="hi_IN"/>
         </w:rPr>
+      </w:r>
+    </w:p>
+    <w:p>
+      <w:pPr/>
+      <w:r>
+        <w:rPr>
+          <w:lang w:val="hi_IN" w:bidi="hi_IN"/>
+        </w:rPr>
+      </w:r>
+      <w:r>
+        <w:rPr>
+          <w:b/>
+          <w:lang w:val="hi_IN" w:bidi="hi_IN"/>
+        </w:rPr>
+        <w:t>τὸν πλησίον</w:t>
       </w:r>
     </w:p>
     <w:p>
@@ -53008,6 +55543,21 @@
           <w:b/>
           <w:lang w:val="hi_IN" w:bidi="hi_IN"/>
         </w:rPr>
+        <w:t>ἄγε νῦν</w:t>
+      </w:r>
+    </w:p>
+    <w:p>
+      <w:pPr/>
+      <w:r>
+        <w:rPr>
+          <w:lang w:val="hi_IN" w:bidi="hi_IN"/>
+        </w:rPr>
+      </w:r>
+      <w:r>
+        <w:rPr>
+          <w:b/>
+          <w:lang w:val="hi_IN" w:bidi="hi_IN"/>
+        </w:rPr>
         <w:t>""</w:t>
       </w:r>
     </w:p>
@@ -53091,6 +55641,21 @@
           <w:b/>
           <w:lang w:val="hi_IN" w:bidi="hi_IN"/>
         </w:rPr>
+        <w:t>οἱ λέγοντες</w:t>
+      </w:r>
+    </w:p>
+    <w:p>
+      <w:pPr/>
+      <w:r>
+        <w:rPr>
+          <w:lang w:val="hi_IN" w:bidi="hi_IN"/>
+        </w:rPr>
+      </w:r>
+      <w:r>
+        <w:rPr>
+          <w:b/>
+          <w:lang w:val="hi_IN" w:bidi="hi_IN"/>
+        </w:rPr>
         <w:t>"जो"</w:t>
       </w:r>
       <w:r>
@@ -53167,6 +55732,21 @@
           <w:b/>
           <w:lang w:val="hi_IN" w:bidi="hi_IN"/>
         </w:rPr>
+        <w:t>πορευσόμεθα</w:t>
+      </w:r>
+    </w:p>
+    <w:p>
+      <w:pPr/>
+      <w:r>
+        <w:rPr>
+          <w:lang w:val="hi_IN" w:bidi="hi_IN"/>
+        </w:rPr>
+      </w:r>
+      <w:r>
+        <w:rPr>
+          <w:b/>
+          <w:lang w:val="hi_IN" w:bidi="hi_IN"/>
+        </w:rPr>
         <w:t>"जाकर"</w:t>
       </w:r>
     </w:p>
@@ -53387,6 +55967,21 @@
           <w:b/>
           <w:lang w:val="hi_IN" w:bidi="hi_IN"/>
         </w:rPr>
+        <w:t>ποιήσομεν ἐκεῖ ἐνιαυτὸν</w:t>
+      </w:r>
+    </w:p>
+    <w:p>
+      <w:pPr/>
+      <w:r>
+        <w:rPr>
+          <w:lang w:val="hi_IN" w:bidi="hi_IN"/>
+        </w:rPr>
+      </w:r>
+      <w:r>
+        <w:rPr>
+          <w:b/>
+          <w:lang w:val="hi_IN" w:bidi="hi_IN"/>
+        </w:rPr>
         <w:t>"वहाँ एक वर्ष बिताएँगे"</w:t>
       </w:r>
     </w:p>
@@ -53470,6 +56065,21 @@
           <w:b/>
           <w:lang w:val="hi_IN" w:bidi="hi_IN"/>
         </w:rPr>
+        <w:t>κερδήσομεν</w:t>
+      </w:r>
+    </w:p>
+    <w:p>
+      <w:pPr/>
+      <w:r>
+        <w:rPr>
+          <w:lang w:val="hi_IN" w:bidi="hi_IN"/>
+        </w:rPr>
+      </w:r>
+      <w:r>
+        <w:rPr>
+          <w:b/>
+          <w:lang w:val="hi_IN" w:bidi="hi_IN"/>
+        </w:rPr>
         <w:t>"लाभ उठाएँगे"</w:t>
       </w:r>
     </w:p>
@@ -53533,6 +56143,21 @@
           <w:b/>
           <w:lang w:val="hi_IN" w:bidi="hi_IN"/>
         </w:rPr>
+        <w:t>οἵτινες οὐκ ἐπίστασθε τὸ τῆς αὔριον, ποία ἡ ζωὴ ὑμῶν</w:t>
+      </w:r>
+    </w:p>
+    <w:p>
+      <w:pPr/>
+      <w:r>
+        <w:rPr>
+          <w:lang w:val="hi_IN" w:bidi="hi_IN"/>
+        </w:rPr>
+      </w:r>
+      <w:r>
+        <w:rPr>
+          <w:b/>
+          <w:lang w:val="hi_IN" w:bidi="hi_IN"/>
+        </w:rPr>
         <w:t>""</w:t>
       </w:r>
     </w:p>
@@ -53616,6 +56241,21 @@
           <w:b/>
           <w:lang w:val="hi_IN" w:bidi="hi_IN"/>
         </w:rPr>
+        <w:t>ἀτμὶς γάρ ἐστε, ἡ πρὸς ὀλίγον φαινομένη, ἔπειτα καὶ ἀφανιζομένη</w:t>
+      </w:r>
+    </w:p>
+    <w:p>
+      <w:pPr/>
+      <w:r>
+        <w:rPr>
+          <w:lang w:val="hi_IN" w:bidi="hi_IN"/>
+        </w:rPr>
+      </w:r>
+      <w:r>
+        <w:rPr>
+          <w:b/>
+          <w:lang w:val="hi_IN" w:bidi="hi_IN"/>
+        </w:rPr>
         <w:t>"तो धुंध"</w:t>
       </w:r>
       <w:r>
@@ -53842,6 +56482,21 @@
           <w:b/>
           <w:lang w:val="hi_IN" w:bidi="hi_IN"/>
         </w:rPr>
+        <w:t>καὶ ζήσομεν καὶ ποιήσομεν</w:t>
+      </w:r>
+    </w:p>
+    <w:p>
+      <w:pPr/>
+      <w:r>
+        <w:rPr>
+          <w:lang w:val="hi_IN" w:bidi="hi_IN"/>
+        </w:rPr>
+      </w:r>
+      <w:r>
+        <w:rPr>
+          <w:b/>
+          <w:lang w:val="hi_IN" w:bidi="hi_IN"/>
+        </w:rPr>
         <w:t>"जीवित रहेंगे, और"</w:t>
       </w:r>
       <w:r>
@@ -54049,6 +56704,21 @@
           <w:b/>
           <w:lang w:val="hi_IN" w:bidi="hi_IN"/>
         </w:rPr>
+        <w:t>καυχᾶσθε ἐν ταῖς ἀλαζονίαις ὑμῶν. πᾶσα καύχησις τοιαύτη πονηρά ἐστιν</w:t>
+      </w:r>
+    </w:p>
+    <w:p>
+      <w:pPr/>
+      <w:r>
+        <w:rPr>
+          <w:lang w:val="hi_IN" w:bidi="hi_IN"/>
+        </w:rPr>
+      </w:r>
+      <w:r>
+        <w:rPr>
+          <w:b/>
+          <w:lang w:val="hi_IN" w:bidi="hi_IN"/>
+        </w:rPr>
         <w:t>""</w:t>
       </w:r>
     </w:p>
@@ -54144,6 +56814,21 @@
         <w:rPr>
           <w:lang w:val="hi_IN" w:bidi="hi_IN"/>
         </w:rPr>
+      </w:r>
+    </w:p>
+    <w:p>
+      <w:pPr/>
+      <w:r>
+        <w:rPr>
+          <w:lang w:val="hi_IN" w:bidi="hi_IN"/>
+        </w:rPr>
+      </w:r>
+      <w:r>
+        <w:rPr>
+          <w:b/>
+          <w:lang w:val="hi_IN" w:bidi="hi_IN"/>
+        </w:rPr>
+        <w:t>εἰδότι οὖν καλὸν ποιεῖν, καὶ μὴ ποιοῦντι, ἁμαρτία αὐτῷ ἐστιν</w:t>
       </w:r>
     </w:p>
     <w:p>
@@ -55015,6 +57700,21 @@
           <w:b/>
           <w:lang w:val="hi_IN" w:bidi="hi_IN"/>
         </w:rPr>
+        <w:t>ὁ πλοῦτος ὑμῶν σέσηπεν, καὶ τὰ ἱμάτια ὑμῶν σητόβρωτα γέγονεν</w:t>
+      </w:r>
+    </w:p>
+    <w:p>
+      <w:pPr/>
+      <w:r>
+        <w:rPr>
+          <w:lang w:val="hi_IN" w:bidi="hi_IN"/>
+        </w:rPr>
+      </w:r>
+      <w:r>
+        <w:rPr>
+          <w:b/>
+          <w:lang w:val="hi_IN" w:bidi="hi_IN"/>
+        </w:rPr>
         <w:t>"तुम्हारा धन बिगड़ गया और तुम्हारे वस्त्रों कीड़े खा गए"</w:t>
       </w:r>
     </w:p>
@@ -55171,6 +57871,21 @@
           <w:lang w:val="hi_IN" w:bidi="hi_IN"/>
         </w:rPr>
       </w:r>
+      <w:r>
+        <w:rPr>
+          <w:b/>
+          <w:lang w:val="hi_IN" w:bidi="hi_IN"/>
+        </w:rPr>
+        <w:t>ὁ πλοῦτος ὑμῶν σέσηπεν, καὶ τὰ ἱμάτια ὑμῶν σητόβρωτα γέγονεν</w:t>
+      </w:r>
+    </w:p>
+    <w:p>
+      <w:pPr/>
+      <w:r>
+        <w:rPr>
+          <w:lang w:val="hi_IN" w:bidi="hi_IN"/>
+        </w:rPr>
+      </w:r>
     </w:p>
     <w:p>
       <w:pPr/>
@@ -55247,6 +57962,21 @@
           <w:lang w:val="hi_IN" w:bidi="hi_IN"/>
         </w:rPr>
       </w:r>
+      <w:r>
+        <w:rPr>
+          <w:b/>
+          <w:lang w:val="hi_IN" w:bidi="hi_IN"/>
+        </w:rPr>
+        <w:t>ὁ πλοῦτος ὑμῶν σέσηπεν, καὶ τὰ ἱμάτια ὑμῶν σητόβρωτα γέγονεν</w:t>
+      </w:r>
+    </w:p>
+    <w:p>
+      <w:pPr/>
+      <w:r>
+        <w:rPr>
+          <w:lang w:val="hi_IN" w:bidi="hi_IN"/>
+        </w:rPr>
+      </w:r>
     </w:p>
     <w:p>
       <w:pPr/>
@@ -55426,6 +58156,21 @@
           <w:b/>
           <w:lang w:val="hi_IN" w:bidi="hi_IN"/>
         </w:rPr>
+        <w:t>ὁ χρυσὸς ὑμῶν καὶ ὁ ἄργυρος κατίωται</w:t>
+      </w:r>
+    </w:p>
+    <w:p>
+      <w:pPr/>
+      <w:r>
+        <w:rPr>
+          <w:lang w:val="hi_IN" w:bidi="hi_IN"/>
+        </w:rPr>
+      </w:r>
+      <w:r>
+        <w:rPr>
+          <w:b/>
+          <w:lang w:val="hi_IN" w:bidi="hi_IN"/>
+        </w:rPr>
         <w:t>""</w:t>
       </w:r>
     </w:p>
@@ -55566,6 +58311,21 @@
         <w:rPr>
           <w:lang w:val="hi_IN" w:bidi="hi_IN"/>
         </w:rPr>
+      </w:r>
+    </w:p>
+    <w:p>
+      <w:pPr/>
+      <w:r>
+        <w:rPr>
+          <w:lang w:val="hi_IN" w:bidi="hi_IN"/>
+        </w:rPr>
+      </w:r>
+      <w:r>
+        <w:rPr>
+          <w:b/>
+          <w:lang w:val="hi_IN" w:bidi="hi_IN"/>
+        </w:rPr>
+        <w:t>ὁ χρυσὸς ὑμῶν καὶ ὁ ἄργυρος κατίωται</w:t>
       </w:r>
     </w:p>
     <w:p>
@@ -55739,6 +58499,21 @@
           <w:b/>
           <w:lang w:val="hi_IN" w:bidi="hi_IN"/>
         </w:rPr>
+        <w:t>ὁ ἰὸς αὐτῶν εἰς μαρτύριον ὑμῖν ἔσται</w:t>
+      </w:r>
+    </w:p>
+    <w:p>
+      <w:pPr/>
+      <w:r>
+        <w:rPr>
+          <w:lang w:val="hi_IN" w:bidi="hi_IN"/>
+        </w:rPr>
+      </w:r>
+      <w:r>
+        <w:rPr>
+          <w:b/>
+          <w:lang w:val="hi_IN" w:bidi="hi_IN"/>
+        </w:rPr>
         <w:t>"पर गवाही"</w:t>
       </w:r>
       <w:r>
@@ -55972,6 +58747,21 @@
           <w:b/>
           <w:lang w:val="hi_IN" w:bidi="hi_IN"/>
         </w:rPr>
+        <w:t>φάγεται τὰς σάρκας ὑμῶν ὡς πῦρ</w:t>
+      </w:r>
+    </w:p>
+    <w:p>
+      <w:pPr/>
+      <w:r>
+        <w:rPr>
+          <w:lang w:val="hi_IN" w:bidi="hi_IN"/>
+        </w:rPr>
+      </w:r>
+      <w:r>
+        <w:rPr>
+          <w:b/>
+          <w:lang w:val="hi_IN" w:bidi="hi_IN"/>
+        </w:rPr>
         <w:t>"तुम्हारा माँस"</w:t>
       </w:r>
       <w:r>
@@ -56067,6 +58857,21 @@
         <w:rPr>
           <w:lang w:val="hi_IN" w:bidi="hi_IN"/>
         </w:rPr>
+      </w:r>
+    </w:p>
+    <w:p>
+      <w:pPr/>
+      <w:r>
+        <w:rPr>
+          <w:lang w:val="hi_IN" w:bidi="hi_IN"/>
+        </w:rPr>
+      </w:r>
+      <w:r>
+        <w:rPr>
+          <w:b/>
+          <w:lang w:val="hi_IN" w:bidi="hi_IN"/>
+        </w:rPr>
+        <w:t>φάγεται τὰς σάρκας ὑμῶν ὡς πῦρ</w:t>
       </w:r>
     </w:p>
     <w:p>
@@ -56533,6 +59338,21 @@
           <w:b/>
           <w:lang w:val="hi_IN" w:bidi="hi_IN"/>
         </w:rPr>
+        <w:t>ἐσχάταις ἡμέραις</w:t>
+      </w:r>
+    </w:p>
+    <w:p>
+      <w:pPr/>
+      <w:r>
+        <w:rPr>
+          <w:lang w:val="hi_IN" w:bidi="hi_IN"/>
+        </w:rPr>
+      </w:r>
+      <w:r>
+        <w:rPr>
+          <w:b/>
+          <w:lang w:val="hi_IN" w:bidi="hi_IN"/>
+        </w:rPr>
         <w:t>"अन्तिम युग में"</w:t>
       </w:r>
     </w:p>
@@ -56740,6 +59560,21 @@
           <w:b/>
           <w:lang w:val="hi_IN" w:bidi="hi_IN"/>
         </w:rPr>
+        <w:t>ὁ μισθὸς τῶν ἐργατῶν, τῶν ἀμησάντων τὰς χώρας ὑμῶν, ὁ ἀφυστερημένος ἀφ’ ὑμῶν, κράζει</w:t>
+      </w:r>
+    </w:p>
+    <w:p>
+      <w:pPr/>
+      <w:r>
+        <w:rPr>
+          <w:lang w:val="hi_IN" w:bidi="hi_IN"/>
+        </w:rPr>
+      </w:r>
+      <w:r>
+        <w:rPr>
+          <w:b/>
+          <w:lang w:val="hi_IN" w:bidi="hi_IN"/>
+        </w:rPr>
         <w:t>"मजदूरों ने तुम्हारे खेत मजदूरी जो तुमने चिल्ला रही है"</w:t>
       </w:r>
     </w:p>
@@ -56947,6 +59782,21 @@
           <w:b/>
           <w:lang w:val="hi_IN" w:bidi="hi_IN"/>
         </w:rPr>
+        <w:t>αἱ βοαὶ τῶν θερισάντων, εἰς τὰ ὦτα Κυρίου Σαβαὼθ εἰσελήλυθαν</w:t>
+      </w:r>
+    </w:p>
+    <w:p>
+      <w:pPr/>
+      <w:r>
+        <w:rPr>
+          <w:lang w:val="hi_IN" w:bidi="hi_IN"/>
+        </w:rPr>
+      </w:r>
+      <w:r>
+        <w:rPr>
+          <w:b/>
+          <w:lang w:val="hi_IN" w:bidi="hi_IN"/>
+        </w:rPr>
         <w:t>"लवनेवालों की दुहाई, सेनाओं के प्रभु के कानों तक पहुँच गई है"</w:t>
       </w:r>
     </w:p>
@@ -57252,6 +60102,21 @@
           <w:b/>
           <w:lang w:val="hi_IN" w:bidi="hi_IN"/>
         </w:rPr>
+        <w:t>ἐτρυφήσατε ἐπὶ τῆς γῆς. καὶ ἐσπαταλήσατε</w:t>
+      </w:r>
+    </w:p>
+    <w:p>
+      <w:pPr/>
+      <w:r>
+        <w:rPr>
+          <w:lang w:val="hi_IN" w:bidi="hi_IN"/>
+        </w:rPr>
+      </w:r>
+      <w:r>
+        <w:rPr>
+          <w:b/>
+          <w:lang w:val="hi_IN" w:bidi="hi_IN"/>
+        </w:rPr>
         <w:t>""</w:t>
       </w:r>
     </w:p>
@@ -57432,6 +60297,21 @@
         <w:rPr>
           <w:lang w:val="hi_IN" w:bidi="hi_IN"/>
         </w:rPr>
+      </w:r>
+    </w:p>
+    <w:p>
+      <w:pPr/>
+      <w:r>
+        <w:rPr>
+          <w:lang w:val="hi_IN" w:bidi="hi_IN"/>
+        </w:rPr>
+      </w:r>
+      <w:r>
+        <w:rPr>
+          <w:b/>
+          <w:lang w:val="hi_IN" w:bidi="hi_IN"/>
+        </w:rPr>
+        <w:t>ἐθρέψατε τὰς καρδίας ὑμῶν ἐν ἡμέρᾳ σφαγῆς</w:t>
       </w:r>
     </w:p>
     <w:p>
@@ -58496,6 +61376,21 @@
           <w:b/>
           <w:lang w:val="hi_IN" w:bidi="hi_IN"/>
         </w:rPr>
+        <w:t>ἕως τῆς παρουσίας τοῦ Κυρίου</w:t>
+      </w:r>
+    </w:p>
+    <w:p>
+      <w:pPr/>
+      <w:r>
+        <w:rPr>
+          <w:lang w:val="hi_IN" w:bidi="hi_IN"/>
+        </w:rPr>
+      </w:r>
+      <w:r>
+        <w:rPr>
+          <w:b/>
+          <w:lang w:val="hi_IN" w:bidi="hi_IN"/>
+        </w:rPr>
         <w:t>""</w:t>
       </w:r>
     </w:p>
@@ -58931,6 +61826,21 @@
           <w:b/>
           <w:lang w:val="hi_IN" w:bidi="hi_IN"/>
         </w:rPr>
+        <w:t>μακροθυμῶν ἐπ’ αὐτῷ ἕως λάβῃ</w:t>
+      </w:r>
+    </w:p>
+    <w:p>
+      <w:pPr/>
+      <w:r>
+        <w:rPr>
+          <w:lang w:val="hi_IN" w:bidi="hi_IN"/>
+        </w:rPr>
+      </w:r>
+      <w:r>
+        <w:rPr>
+          <w:b/>
+          <w:lang w:val="hi_IN" w:bidi="hi_IN"/>
+        </w:rPr>
         <w:t>"तक धीरज धरता है"</w:t>
       </w:r>
     </w:p>
@@ -59327,6 +62237,21 @@
           <w:b/>
           <w:lang w:val="hi_IN" w:bidi="hi_IN"/>
         </w:rPr>
+        <w:t>στηρίξατε τὰς καρδίας ὑμῶν</w:t>
+      </w:r>
+    </w:p>
+    <w:p>
+      <w:pPr/>
+      <w:r>
+        <w:rPr>
+          <w:lang w:val="hi_IN" w:bidi="hi_IN"/>
+        </w:rPr>
+      </w:r>
+      <w:r>
+        <w:rPr>
+          <w:b/>
+          <w:lang w:val="hi_IN" w:bidi="hi_IN"/>
+        </w:rPr>
         <w:t>"अपने हृदय को दृढ़ करो"</w:t>
       </w:r>
     </w:p>
@@ -59409,6 +62334,21 @@
         <w:rPr>
           <w:lang w:val="hi_IN" w:bidi="hi_IN"/>
         </w:rPr>
+      </w:r>
+    </w:p>
+    <w:p>
+      <w:pPr/>
+      <w:r>
+        <w:rPr>
+          <w:lang w:val="hi_IN" w:bidi="hi_IN"/>
+        </w:rPr>
+      </w:r>
+      <w:r>
+        <w:rPr>
+          <w:b/>
+          <w:lang w:val="hi_IN" w:bidi="hi_IN"/>
+        </w:rPr>
+        <w:t>ἡ παρουσία τοῦ Κυρίου ἤγγικεν</w:t>
       </w:r>
     </w:p>
     <w:p>
@@ -59797,6 +62737,21 @@
           <w:b/>
           <w:lang w:val="hi_IN" w:bidi="hi_IN"/>
         </w:rPr>
+        <w:t>ὁ κριτὴς πρὸ τῶν θυρῶν ἕστηκεν</w:t>
+      </w:r>
+    </w:p>
+    <w:p>
+      <w:pPr/>
+      <w:r>
+        <w:rPr>
+          <w:lang w:val="hi_IN" w:bidi="hi_IN"/>
+        </w:rPr>
+      </w:r>
+      <w:r>
+        <w:rPr>
+          <w:b/>
+          <w:lang w:val="hi_IN" w:bidi="hi_IN"/>
+        </w:rPr>
         <w:t>"न्यायाधीश द्वार पर खड़ा है"</w:t>
       </w:r>
     </w:p>
@@ -59866,6 +62821,21 @@
         <w:rPr>
           <w:lang w:val="hi_IN" w:bidi="hi_IN"/>
         </w:rPr>
+      </w:r>
+    </w:p>
+    <w:p>
+      <w:pPr/>
+      <w:r>
+        <w:rPr>
+          <w:lang w:val="hi_IN" w:bidi="hi_IN"/>
+        </w:rPr>
+      </w:r>
+      <w:r>
+        <w:rPr>
+          <w:b/>
+          <w:lang w:val="hi_IN" w:bidi="hi_IN"/>
+        </w:rPr>
+        <w:t>ὑπόδειγμα λάβετε, ἀδελφοί, τῆς κακοπαθίας</w:t>
       </w:r>
     </w:p>
     <w:p>
@@ -60085,6 +63055,21 @@
           <w:b/>
           <w:lang w:val="hi_IN" w:bidi="hi_IN"/>
         </w:rPr>
+        <w:t>τῆς κακοπαθίας καὶ τῆς μακροθυμίας, τοὺς προφήτας</w:t>
+      </w:r>
+    </w:p>
+    <w:p>
+      <w:pPr/>
+      <w:r>
+        <w:rPr>
+          <w:lang w:val="hi_IN" w:bidi="hi_IN"/>
+        </w:rPr>
+      </w:r>
+      <w:r>
+        <w:rPr>
+          <w:b/>
+          <w:lang w:val="hi_IN" w:bidi="hi_IN"/>
+        </w:rPr>
         <w:t>"जिन भविष्यद्वक्ताओं प्रभु के नाम से बातें की, उन्हें दुःख उठाने और का"</w:t>
       </w:r>
     </w:p>
@@ -61202,6 +64187,21 @@
           <w:b/>
           <w:lang w:val="hi_IN" w:bidi="hi_IN"/>
         </w:rPr>
+        <w:t>ἤτω &amp; ὑμῶν τὸ ναὶ, ναὶ, καὶ τὸ οὒ, οὔ</w:t>
+      </w:r>
+    </w:p>
+    <w:p>
+      <w:pPr/>
+      <w:r>
+        <w:rPr>
+          <w:lang w:val="hi_IN" w:bidi="hi_IN"/>
+        </w:rPr>
+      </w:r>
+      <w:r>
+        <w:rPr>
+          <w:b/>
+          <w:lang w:val="hi_IN" w:bidi="hi_IN"/>
+        </w:rPr>
         <w:t>""</w:t>
       </w:r>
     </w:p>
@@ -61265,6 +64265,21 @@
           <w:b/>
           <w:lang w:val="hi_IN" w:bidi="hi_IN"/>
         </w:rPr>
+        <w:t>ἵνα μὴ ὑπὸ κρίσιν πέσητε</w:t>
+      </w:r>
+    </w:p>
+    <w:p>
+      <w:pPr/>
+      <w:r>
+        <w:rPr>
+          <w:lang w:val="hi_IN" w:bidi="hi_IN"/>
+        </w:rPr>
+      </w:r>
+      <w:r>
+        <w:rPr>
+          <w:b/>
+          <w:lang w:val="hi_IN" w:bidi="hi_IN"/>
+        </w:rPr>
         <w:t>"की"</w:t>
       </w:r>
       <w:r>
@@ -61400,6 +64415,21 @@
           <w:b/>
           <w:lang w:val="hi_IN" w:bidi="hi_IN"/>
         </w:rPr>
+        <w:t>ἵνα μὴ ὑπὸ κρίσιν πέσητε</w:t>
+      </w:r>
+    </w:p>
+    <w:p>
+      <w:pPr/>
+      <w:r>
+        <w:rPr>
+          <w:lang w:val="hi_IN" w:bidi="hi_IN"/>
+        </w:rPr>
+      </w:r>
+      <w:r>
+        <w:rPr>
+          <w:b/>
+          <w:lang w:val="hi_IN" w:bidi="hi_IN"/>
+        </w:rPr>
         <w:t>"की"</w:t>
       </w:r>
       <w:r>
@@ -61705,6 +64735,21 @@
           <w:b/>
           <w:lang w:val="hi_IN" w:bidi="hi_IN"/>
         </w:rPr>
+        <w:t>ἀσθενεῖ τις ἐν ὑμῖν? προσκαλεσάσθω τοὺς πρεσβυτέρους τῆς ἐκκλησίας, καὶ προσευξάσθωσαν</w:t>
+      </w:r>
+    </w:p>
+    <w:p>
+      <w:pPr/>
+      <w:r>
+        <w:rPr>
+          <w:lang w:val="hi_IN" w:bidi="hi_IN"/>
+        </w:rPr>
+      </w:r>
+      <w:r>
+        <w:rPr>
+          <w:b/>
+          <w:lang w:val="hi_IN" w:bidi="hi_IN"/>
+        </w:rPr>
         <w:t>"तुम में कोई रोगी हो, तो"</w:t>
       </w:r>
       <w:r>
@@ -61801,6 +64846,21 @@
           <w:b/>
           <w:lang w:val="hi_IN" w:bidi="hi_IN"/>
         </w:rPr>
+        <w:t>προσευξάσθωσαν ἐπ’ αὐτὸν, ἀλείψαντες αὐτὸν ἐλαίῳ ἐν τῷ ὀνόματι τοῦ Κυρίου</w:t>
+      </w:r>
+    </w:p>
+    <w:p>
+      <w:pPr/>
+      <w:r>
+        <w:rPr>
+          <w:lang w:val="hi_IN" w:bidi="hi_IN"/>
+        </w:rPr>
+      </w:r>
+      <w:r>
+        <w:rPr>
+          <w:b/>
+          <w:lang w:val="hi_IN" w:bidi="hi_IN"/>
+        </w:rPr>
         <w:t>"प्रभु के नाम से उस पर तेल मल उसके प्रार्थना करें"</w:t>
       </w:r>
     </w:p>
@@ -62314,6 +65374,21 @@
           <w:b/>
           <w:lang w:val="hi_IN" w:bidi="hi_IN"/>
         </w:rPr>
+        <w:t>ἡ εὐχὴ τῆς πίστεως σώσει τὸν κάμνοντα</w:t>
+      </w:r>
+    </w:p>
+    <w:p>
+      <w:pPr/>
+      <w:r>
+        <w:rPr>
+          <w:lang w:val="hi_IN" w:bidi="hi_IN"/>
+        </w:rPr>
+      </w:r>
+      <w:r>
+        <w:rPr>
+          <w:b/>
+          <w:lang w:val="hi_IN" w:bidi="hi_IN"/>
+        </w:rPr>
         <w:t>"विश्वास की प्रार्थना के रोगी बच जाएगा"</w:t>
       </w:r>
     </w:p>
@@ -62521,6 +65596,21 @@
           <w:b/>
           <w:lang w:val="hi_IN" w:bidi="hi_IN"/>
         </w:rPr>
+        <w:t>ἡ εὐχὴ τῆς πίστεως σώσει τὸν κάμνοντα</w:t>
+      </w:r>
+    </w:p>
+    <w:p>
+      <w:pPr/>
+      <w:r>
+        <w:rPr>
+          <w:lang w:val="hi_IN" w:bidi="hi_IN"/>
+        </w:rPr>
+      </w:r>
+      <w:r>
+        <w:rPr>
+          <w:b/>
+          <w:lang w:val="hi_IN" w:bidi="hi_IN"/>
+        </w:rPr>
         <w:t>"विश्वास की प्रार्थना के रोगी बच जाएगा"</w:t>
       </w:r>
     </w:p>
@@ -63221,6 +66311,21 @@
           <w:b/>
           <w:lang w:val="hi_IN" w:bidi="hi_IN"/>
         </w:rPr>
+        <w:t>πολὺ ἰσχύει δέησις δικαίου ἐνεργουμένη</w:t>
+      </w:r>
+    </w:p>
+    <w:p>
+      <w:pPr/>
+      <w:r>
+        <w:rPr>
+          <w:lang w:val="hi_IN" w:bidi="hi_IN"/>
+        </w:rPr>
+      </w:r>
+      <w:r>
+        <w:rPr>
+          <w:b/>
+          <w:lang w:val="hi_IN" w:bidi="hi_IN"/>
+        </w:rPr>
         <w:t>""</w:t>
       </w:r>
     </w:p>
@@ -63590,6 +66695,21 @@
         <w:rPr>
           <w:lang w:val="hi_IN" w:bidi="hi_IN"/>
         </w:rPr>
+      </w:r>
+    </w:p>
+    <w:p>
+      <w:pPr/>
+      <w:r>
+        <w:rPr>
+          <w:lang w:val="hi_IN" w:bidi="hi_IN"/>
+        </w:rPr>
+      </w:r>
+      <w:r>
+        <w:rPr>
+          <w:b/>
+          <w:lang w:val="hi_IN" w:bidi="hi_IN"/>
+        </w:rPr>
+        <w:t>πάλιν προσηύξατο</w:t>
       </w:r>
     </w:p>
     <w:p>
@@ -64068,6 +67188,21 @@
           <w:b/>
           <w:lang w:val="hi_IN" w:bidi="hi_IN"/>
         </w:rPr>
+        <w:t>ἐάν τις ἐν ὑμῖν πλανηθῇ ἀπὸ τῆς ἀληθείας</w:t>
+      </w:r>
+    </w:p>
+    <w:p>
+      <w:pPr/>
+      <w:r>
+        <w:rPr>
+          <w:lang w:val="hi_IN" w:bidi="hi_IN"/>
+        </w:rPr>
+      </w:r>
+      <w:r>
+        <w:rPr>
+          <w:b/>
+          <w:lang w:val="hi_IN" w:bidi="hi_IN"/>
+        </w:rPr>
         <w:t>""</w:t>
       </w:r>
     </w:p>
@@ -64169,6 +67304,21 @@
           <w:b/>
           <w:lang w:val="hi_IN" w:bidi="hi_IN"/>
         </w:rPr>
+        <w:t>ἐάν τις ἐν ὑμῖν πλανηθῇ ἀπὸ τῆς ἀληθείας</w:t>
+      </w:r>
+    </w:p>
+    <w:p>
+      <w:pPr/>
+      <w:r>
+        <w:rPr>
+          <w:lang w:val="hi_IN" w:bidi="hi_IN"/>
+        </w:rPr>
+      </w:r>
+      <w:r>
+        <w:rPr>
+          <w:b/>
+          <w:lang w:val="hi_IN" w:bidi="hi_IN"/>
+        </w:rPr>
         <w:t>"यदि तुम में कोई सत्य के से भटक जाए"</w:t>
       </w:r>
     </w:p>
@@ -64572,6 +67722,21 @@
           <w:b/>
           <w:lang w:val="hi_IN" w:bidi="hi_IN"/>
         </w:rPr>
+        <w:t>ὁ ἐπιστρέψας ἁμαρτωλὸν ἐκ πλάνης ὁδοῦ αὐτοῦ</w:t>
+      </w:r>
+    </w:p>
+    <w:p>
+      <w:pPr/>
+      <w:r>
+        <w:rPr>
+          <w:lang w:val="hi_IN" w:bidi="hi_IN"/>
+        </w:rPr>
+      </w:r>
+      <w:r>
+        <w:rPr>
+          <w:b/>
+          <w:lang w:val="hi_IN" w:bidi="hi_IN"/>
+        </w:rPr>
         <w:t>"जो पापी को फेर लाएगा, वह एक"</w:t>
       </w:r>
     </w:p>
@@ -64667,6 +67832,21 @@
         <w:rPr>
           <w:lang w:val="hi_IN" w:bidi="hi_IN"/>
         </w:rPr>
+      </w:r>
+    </w:p>
+    <w:p>
+      <w:pPr/>
+      <w:r>
+        <w:rPr>
+          <w:lang w:val="hi_IN" w:bidi="hi_IN"/>
+        </w:rPr>
+      </w:r>
+      <w:r>
+        <w:rPr>
+          <w:b/>
+          <w:lang w:val="hi_IN" w:bidi="hi_IN"/>
+        </w:rPr>
+        <w:t>ὁ ἐπιστρέψας ἁμαρτωλὸν ἐκ πλάνης ὁδοῦ αὐτοῦ</w:t>
       </w:r>
     </w:p>
     <w:p>
